--- a/final_agile (1).docx
+++ b/final_agile (1).docx
@@ -119,7 +119,73 @@
           <w:sz w:val="32"/>
           <w:szCs w:val="32"/>
         </w:rPr>
-        <w:t>[Đề bài số 1]</w:t>
+        <w:t>[</w:t>
+      </w:r>
+      <w:proofErr w:type="spellStart"/>
+      <w:r>
+        <w:rPr>
+          <w:rFonts w:ascii="Times New Roman" w:eastAsia="Times New Roman" w:hAnsi="Times New Roman" w:cs="Times New Roman"/>
+          <w:b/>
+          <w:bCs/>
+          <w:sz w:val="32"/>
+          <w:szCs w:val="32"/>
+        </w:rPr>
+        <w:t>Đề</w:t>
+      </w:r>
+      <w:proofErr w:type="spellEnd"/>
+      <w:r>
+        <w:rPr>
+          <w:rFonts w:ascii="Times New Roman" w:eastAsia="Times New Roman" w:hAnsi="Times New Roman" w:cs="Times New Roman"/>
+          <w:b/>
+          <w:bCs/>
+          <w:sz w:val="32"/>
+          <w:szCs w:val="32"/>
+        </w:rPr>
+        <w:t xml:space="preserve"> </w:t>
+      </w:r>
+      <w:proofErr w:type="spellStart"/>
+      <w:r>
+        <w:rPr>
+          <w:rFonts w:ascii="Times New Roman" w:eastAsia="Times New Roman" w:hAnsi="Times New Roman" w:cs="Times New Roman"/>
+          <w:b/>
+          <w:bCs/>
+          <w:sz w:val="32"/>
+          <w:szCs w:val="32"/>
+        </w:rPr>
+        <w:t>bài</w:t>
+      </w:r>
+      <w:proofErr w:type="spellEnd"/>
+      <w:r>
+        <w:rPr>
+          <w:rFonts w:ascii="Times New Roman" w:eastAsia="Times New Roman" w:hAnsi="Times New Roman" w:cs="Times New Roman"/>
+          <w:b/>
+          <w:bCs/>
+          <w:sz w:val="32"/>
+          <w:szCs w:val="32"/>
+        </w:rPr>
+        <w:t xml:space="preserve"> </w:t>
+      </w:r>
+      <w:proofErr w:type="spellStart"/>
+      <w:r>
+        <w:rPr>
+          <w:rFonts w:ascii="Times New Roman" w:eastAsia="Times New Roman" w:hAnsi="Times New Roman" w:cs="Times New Roman"/>
+          <w:b/>
+          <w:bCs/>
+          <w:sz w:val="32"/>
+          <w:szCs w:val="32"/>
+        </w:rPr>
+        <w:t>số</w:t>
+      </w:r>
+      <w:proofErr w:type="spellEnd"/>
+      <w:r>
+        <w:rPr>
+          <w:rFonts w:ascii="Times New Roman" w:eastAsia="Times New Roman" w:hAnsi="Times New Roman" w:cs="Times New Roman"/>
+          <w:b/>
+          <w:bCs/>
+          <w:sz w:val="32"/>
+          <w:szCs w:val="32"/>
+        </w:rPr>
+        <w:t xml:space="preserve"> 1]</w:t>
       </w:r>
     </w:p>
     <w:tbl>
@@ -172,16 +238,62 @@
                 <w:szCs w:val="24"/>
               </w:rPr>
             </w:pPr>
-            <w:r>
-              <w:rPr>
-                <w:rFonts w:ascii="Times New Roman" w:eastAsia="Times New Roman" w:hAnsi="Times New Roman" w:cs="Times New Roman"/>
-                <w:b/>
-                <w:bCs/>
-                <w:sz w:val="24"/>
-                <w:szCs w:val="24"/>
-              </w:rPr>
-              <w:t>Họ và tên</w:t>
-            </w:r>
+            <w:proofErr w:type="spellStart"/>
+            <w:r>
+              <w:rPr>
+                <w:rFonts w:ascii="Times New Roman" w:eastAsia="Times New Roman" w:hAnsi="Times New Roman" w:cs="Times New Roman"/>
+                <w:b/>
+                <w:bCs/>
+                <w:sz w:val="24"/>
+                <w:szCs w:val="24"/>
+              </w:rPr>
+              <w:t>Họ</w:t>
+            </w:r>
+            <w:proofErr w:type="spellEnd"/>
+            <w:r>
+              <w:rPr>
+                <w:rFonts w:ascii="Times New Roman" w:eastAsia="Times New Roman" w:hAnsi="Times New Roman" w:cs="Times New Roman"/>
+                <w:b/>
+                <w:bCs/>
+                <w:sz w:val="24"/>
+                <w:szCs w:val="24"/>
+              </w:rPr>
+              <w:t xml:space="preserve"> </w:t>
+            </w:r>
+            <w:proofErr w:type="spellStart"/>
+            <w:r>
+              <w:rPr>
+                <w:rFonts w:ascii="Times New Roman" w:eastAsia="Times New Roman" w:hAnsi="Times New Roman" w:cs="Times New Roman"/>
+                <w:b/>
+                <w:bCs/>
+                <w:sz w:val="24"/>
+                <w:szCs w:val="24"/>
+              </w:rPr>
+              <w:t>và</w:t>
+            </w:r>
+            <w:proofErr w:type="spellEnd"/>
+            <w:r>
+              <w:rPr>
+                <w:rFonts w:ascii="Times New Roman" w:eastAsia="Times New Roman" w:hAnsi="Times New Roman" w:cs="Times New Roman"/>
+                <w:b/>
+                <w:bCs/>
+                <w:sz w:val="24"/>
+                <w:szCs w:val="24"/>
+              </w:rPr>
+              <w:t xml:space="preserve"> </w:t>
+            </w:r>
+            <w:proofErr w:type="spellStart"/>
+            <w:r>
+              <w:rPr>
+                <w:rFonts w:ascii="Times New Roman" w:eastAsia="Times New Roman" w:hAnsi="Times New Roman" w:cs="Times New Roman"/>
+                <w:b/>
+                <w:bCs/>
+                <w:sz w:val="24"/>
+                <w:szCs w:val="24"/>
+              </w:rPr>
+              <w:t>tên</w:t>
+            </w:r>
+            <w:proofErr w:type="spellEnd"/>
           </w:p>
         </w:tc>
         <w:tc>
@@ -257,16 +369,62 @@
                 <w:szCs w:val="24"/>
               </w:rPr>
             </w:pPr>
-            <w:r>
-              <w:rPr>
-                <w:rFonts w:ascii="Times New Roman" w:eastAsia="Times New Roman" w:hAnsi="Times New Roman" w:cs="Times New Roman"/>
-                <w:b/>
-                <w:bCs/>
-                <w:sz w:val="24"/>
-                <w:szCs w:val="24"/>
-              </w:rPr>
-              <w:t>Mã sinh viên</w:t>
-            </w:r>
+            <w:proofErr w:type="spellStart"/>
+            <w:r>
+              <w:rPr>
+                <w:rFonts w:ascii="Times New Roman" w:eastAsia="Times New Roman" w:hAnsi="Times New Roman" w:cs="Times New Roman"/>
+                <w:b/>
+                <w:bCs/>
+                <w:sz w:val="24"/>
+                <w:szCs w:val="24"/>
+              </w:rPr>
+              <w:t>Mã</w:t>
+            </w:r>
+            <w:proofErr w:type="spellEnd"/>
+            <w:r>
+              <w:rPr>
+                <w:rFonts w:ascii="Times New Roman" w:eastAsia="Times New Roman" w:hAnsi="Times New Roman" w:cs="Times New Roman"/>
+                <w:b/>
+                <w:bCs/>
+                <w:sz w:val="24"/>
+                <w:szCs w:val="24"/>
+              </w:rPr>
+              <w:t xml:space="preserve"> </w:t>
+            </w:r>
+            <w:proofErr w:type="spellStart"/>
+            <w:r>
+              <w:rPr>
+                <w:rFonts w:ascii="Times New Roman" w:eastAsia="Times New Roman" w:hAnsi="Times New Roman" w:cs="Times New Roman"/>
+                <w:b/>
+                <w:bCs/>
+                <w:sz w:val="24"/>
+                <w:szCs w:val="24"/>
+              </w:rPr>
+              <w:t>sinh</w:t>
+            </w:r>
+            <w:proofErr w:type="spellEnd"/>
+            <w:r>
+              <w:rPr>
+                <w:rFonts w:ascii="Times New Roman" w:eastAsia="Times New Roman" w:hAnsi="Times New Roman" w:cs="Times New Roman"/>
+                <w:b/>
+                <w:bCs/>
+                <w:sz w:val="24"/>
+                <w:szCs w:val="24"/>
+              </w:rPr>
+              <w:t xml:space="preserve"> </w:t>
+            </w:r>
+            <w:proofErr w:type="spellStart"/>
+            <w:r>
+              <w:rPr>
+                <w:rFonts w:ascii="Times New Roman" w:eastAsia="Times New Roman" w:hAnsi="Times New Roman" w:cs="Times New Roman"/>
+                <w:b/>
+                <w:bCs/>
+                <w:sz w:val="24"/>
+                <w:szCs w:val="24"/>
+              </w:rPr>
+              <w:t>viên</w:t>
+            </w:r>
+            <w:proofErr w:type="spellEnd"/>
           </w:p>
         </w:tc>
         <w:tc>
@@ -334,6 +492,7 @@
                 <w:szCs w:val="24"/>
               </w:rPr>
             </w:pPr>
+            <w:proofErr w:type="spellStart"/>
             <w:r>
               <w:rPr>
                 <w:rFonts w:ascii="Times New Roman" w:eastAsia="Times New Roman" w:hAnsi="Times New Roman" w:cs="Times New Roman"/>
@@ -344,6 +503,7 @@
               </w:rPr>
               <w:t>Lớp</w:t>
             </w:r>
+            <w:proofErr w:type="spellEnd"/>
           </w:p>
         </w:tc>
         <w:tc>
@@ -409,16 +569,40 @@
                 <w:szCs w:val="24"/>
               </w:rPr>
             </w:pPr>
-            <w:r>
-              <w:rPr>
-                <w:rFonts w:ascii="Times New Roman" w:eastAsia="Times New Roman" w:hAnsi="Times New Roman" w:cs="Times New Roman"/>
-                <w:b/>
-                <w:bCs/>
-                <w:sz w:val="24"/>
-                <w:szCs w:val="24"/>
-              </w:rPr>
-              <w:t>Mã đề</w:t>
-            </w:r>
+            <w:proofErr w:type="spellStart"/>
+            <w:r>
+              <w:rPr>
+                <w:rFonts w:ascii="Times New Roman" w:eastAsia="Times New Roman" w:hAnsi="Times New Roman" w:cs="Times New Roman"/>
+                <w:b/>
+                <w:bCs/>
+                <w:sz w:val="24"/>
+                <w:szCs w:val="24"/>
+              </w:rPr>
+              <w:t>Mã</w:t>
+            </w:r>
+            <w:proofErr w:type="spellEnd"/>
+            <w:r>
+              <w:rPr>
+                <w:rFonts w:ascii="Times New Roman" w:eastAsia="Times New Roman" w:hAnsi="Times New Roman" w:cs="Times New Roman"/>
+                <w:b/>
+                <w:bCs/>
+                <w:sz w:val="24"/>
+                <w:szCs w:val="24"/>
+              </w:rPr>
+              <w:t xml:space="preserve"> </w:t>
+            </w:r>
+            <w:proofErr w:type="spellStart"/>
+            <w:r>
+              <w:rPr>
+                <w:rFonts w:ascii="Times New Roman" w:eastAsia="Times New Roman" w:hAnsi="Times New Roman" w:cs="Times New Roman"/>
+                <w:b/>
+                <w:bCs/>
+                <w:sz w:val="24"/>
+                <w:szCs w:val="24"/>
+              </w:rPr>
+              <w:t>đề</w:t>
+            </w:r>
+            <w:proofErr w:type="spellEnd"/>
           </w:p>
         </w:tc>
         <w:tc>
@@ -492,6 +676,7 @@
           <w:szCs w:val="24"/>
         </w:rPr>
       </w:pPr>
+      <w:proofErr w:type="spellStart"/>
       <w:r>
         <w:rPr>
           <w:rFonts w:ascii="Times New Roman" w:eastAsia="Times New Roman" w:hAnsi="Times New Roman" w:cs="Times New Roman"/>
@@ -500,7 +685,436 @@
           <w:sz w:val="24"/>
           <w:szCs w:val="24"/>
         </w:rPr>
-        <w:t>Điền câu trả lời vào các ô trống. Không xoá hoặc đổi thứ tự các bảng. Lưu tệp theo cú pháp Agile-Scrum_[HoTenKhongDau]_De01.docx.</w:t>
+        <w:t>Điền</w:t>
+      </w:r>
+      <w:proofErr w:type="spellEnd"/>
+      <w:r>
+        <w:rPr>
+          <w:rFonts w:ascii="Times New Roman" w:eastAsia="Times New Roman" w:hAnsi="Times New Roman" w:cs="Times New Roman"/>
+          <w:i/>
+          <w:iCs/>
+          <w:sz w:val="24"/>
+          <w:szCs w:val="24"/>
+        </w:rPr>
+        <w:t xml:space="preserve"> </w:t>
+      </w:r>
+      <w:proofErr w:type="spellStart"/>
+      <w:r>
+        <w:rPr>
+          <w:rFonts w:ascii="Times New Roman" w:eastAsia="Times New Roman" w:hAnsi="Times New Roman" w:cs="Times New Roman"/>
+          <w:i/>
+          <w:iCs/>
+          <w:sz w:val="24"/>
+          <w:szCs w:val="24"/>
+        </w:rPr>
+        <w:t>câu</w:t>
+      </w:r>
+      <w:proofErr w:type="spellEnd"/>
+      <w:r>
+        <w:rPr>
+          <w:rFonts w:ascii="Times New Roman" w:eastAsia="Times New Roman" w:hAnsi="Times New Roman" w:cs="Times New Roman"/>
+          <w:i/>
+          <w:iCs/>
+          <w:sz w:val="24"/>
+          <w:szCs w:val="24"/>
+        </w:rPr>
+        <w:t xml:space="preserve"> </w:t>
+      </w:r>
+      <w:proofErr w:type="spellStart"/>
+      <w:r>
+        <w:rPr>
+          <w:rFonts w:ascii="Times New Roman" w:eastAsia="Times New Roman" w:hAnsi="Times New Roman" w:cs="Times New Roman"/>
+          <w:i/>
+          <w:iCs/>
+          <w:sz w:val="24"/>
+          <w:szCs w:val="24"/>
+        </w:rPr>
+        <w:t>trả</w:t>
+      </w:r>
+      <w:proofErr w:type="spellEnd"/>
+      <w:r>
+        <w:rPr>
+          <w:rFonts w:ascii="Times New Roman" w:eastAsia="Times New Roman" w:hAnsi="Times New Roman" w:cs="Times New Roman"/>
+          <w:i/>
+          <w:iCs/>
+          <w:sz w:val="24"/>
+          <w:szCs w:val="24"/>
+        </w:rPr>
+        <w:t xml:space="preserve"> </w:t>
+      </w:r>
+      <w:proofErr w:type="spellStart"/>
+      <w:r>
+        <w:rPr>
+          <w:rFonts w:ascii="Times New Roman" w:eastAsia="Times New Roman" w:hAnsi="Times New Roman" w:cs="Times New Roman"/>
+          <w:i/>
+          <w:iCs/>
+          <w:sz w:val="24"/>
+          <w:szCs w:val="24"/>
+        </w:rPr>
+        <w:t>lời</w:t>
+      </w:r>
+      <w:proofErr w:type="spellEnd"/>
+      <w:r>
+        <w:rPr>
+          <w:rFonts w:ascii="Times New Roman" w:eastAsia="Times New Roman" w:hAnsi="Times New Roman" w:cs="Times New Roman"/>
+          <w:i/>
+          <w:iCs/>
+          <w:sz w:val="24"/>
+          <w:szCs w:val="24"/>
+        </w:rPr>
+        <w:t xml:space="preserve"> </w:t>
+      </w:r>
+      <w:proofErr w:type="spellStart"/>
+      <w:r>
+        <w:rPr>
+          <w:rFonts w:ascii="Times New Roman" w:eastAsia="Times New Roman" w:hAnsi="Times New Roman" w:cs="Times New Roman"/>
+          <w:i/>
+          <w:iCs/>
+          <w:sz w:val="24"/>
+          <w:szCs w:val="24"/>
+        </w:rPr>
+        <w:t>vào</w:t>
+      </w:r>
+      <w:proofErr w:type="spellEnd"/>
+      <w:r>
+        <w:rPr>
+          <w:rFonts w:ascii="Times New Roman" w:eastAsia="Times New Roman" w:hAnsi="Times New Roman" w:cs="Times New Roman"/>
+          <w:i/>
+          <w:iCs/>
+          <w:sz w:val="24"/>
+          <w:szCs w:val="24"/>
+        </w:rPr>
+        <w:t xml:space="preserve"> </w:t>
+      </w:r>
+      <w:proofErr w:type="spellStart"/>
+      <w:r>
+        <w:rPr>
+          <w:rFonts w:ascii="Times New Roman" w:eastAsia="Times New Roman" w:hAnsi="Times New Roman" w:cs="Times New Roman"/>
+          <w:i/>
+          <w:iCs/>
+          <w:sz w:val="24"/>
+          <w:szCs w:val="24"/>
+        </w:rPr>
+        <w:t>các</w:t>
+      </w:r>
+      <w:proofErr w:type="spellEnd"/>
+      <w:r>
+        <w:rPr>
+          <w:rFonts w:ascii="Times New Roman" w:eastAsia="Times New Roman" w:hAnsi="Times New Roman" w:cs="Times New Roman"/>
+          <w:i/>
+          <w:iCs/>
+          <w:sz w:val="24"/>
+          <w:szCs w:val="24"/>
+        </w:rPr>
+        <w:t xml:space="preserve"> ô </w:t>
+      </w:r>
+      <w:proofErr w:type="spellStart"/>
+      <w:r>
+        <w:rPr>
+          <w:rFonts w:ascii="Times New Roman" w:eastAsia="Times New Roman" w:hAnsi="Times New Roman" w:cs="Times New Roman"/>
+          <w:i/>
+          <w:iCs/>
+          <w:sz w:val="24"/>
+          <w:szCs w:val="24"/>
+        </w:rPr>
+        <w:t>trống</w:t>
+      </w:r>
+      <w:proofErr w:type="spellEnd"/>
+      <w:r>
+        <w:rPr>
+          <w:rFonts w:ascii="Times New Roman" w:eastAsia="Times New Roman" w:hAnsi="Times New Roman" w:cs="Times New Roman"/>
+          <w:i/>
+          <w:iCs/>
+          <w:sz w:val="24"/>
+          <w:szCs w:val="24"/>
+        </w:rPr>
+        <w:t xml:space="preserve">. </w:t>
+      </w:r>
+      <w:proofErr w:type="spellStart"/>
+      <w:r>
+        <w:rPr>
+          <w:rFonts w:ascii="Times New Roman" w:eastAsia="Times New Roman" w:hAnsi="Times New Roman" w:cs="Times New Roman"/>
+          <w:i/>
+          <w:iCs/>
+          <w:sz w:val="24"/>
+          <w:szCs w:val="24"/>
+        </w:rPr>
+        <w:t>Không</w:t>
+      </w:r>
+      <w:proofErr w:type="spellEnd"/>
+      <w:r>
+        <w:rPr>
+          <w:rFonts w:ascii="Times New Roman" w:eastAsia="Times New Roman" w:hAnsi="Times New Roman" w:cs="Times New Roman"/>
+          <w:i/>
+          <w:iCs/>
+          <w:sz w:val="24"/>
+          <w:szCs w:val="24"/>
+        </w:rPr>
+        <w:t xml:space="preserve"> </w:t>
+      </w:r>
+      <w:proofErr w:type="spellStart"/>
+      <w:r>
+        <w:rPr>
+          <w:rFonts w:ascii="Times New Roman" w:eastAsia="Times New Roman" w:hAnsi="Times New Roman" w:cs="Times New Roman"/>
+          <w:i/>
+          <w:iCs/>
+          <w:sz w:val="24"/>
+          <w:szCs w:val="24"/>
+        </w:rPr>
+        <w:t>xoá</w:t>
+      </w:r>
+      <w:proofErr w:type="spellEnd"/>
+      <w:r>
+        <w:rPr>
+          <w:rFonts w:ascii="Times New Roman" w:eastAsia="Times New Roman" w:hAnsi="Times New Roman" w:cs="Times New Roman"/>
+          <w:i/>
+          <w:iCs/>
+          <w:sz w:val="24"/>
+          <w:szCs w:val="24"/>
+        </w:rPr>
+        <w:t xml:space="preserve"> </w:t>
+      </w:r>
+      <w:proofErr w:type="spellStart"/>
+      <w:r>
+        <w:rPr>
+          <w:rFonts w:ascii="Times New Roman" w:eastAsia="Times New Roman" w:hAnsi="Times New Roman" w:cs="Times New Roman"/>
+          <w:i/>
+          <w:iCs/>
+          <w:sz w:val="24"/>
+          <w:szCs w:val="24"/>
+        </w:rPr>
+        <w:t>hoặc</w:t>
+      </w:r>
+      <w:proofErr w:type="spellEnd"/>
+      <w:r>
+        <w:rPr>
+          <w:rFonts w:ascii="Times New Roman" w:eastAsia="Times New Roman" w:hAnsi="Times New Roman" w:cs="Times New Roman"/>
+          <w:i/>
+          <w:iCs/>
+          <w:sz w:val="24"/>
+          <w:szCs w:val="24"/>
+        </w:rPr>
+        <w:t xml:space="preserve"> </w:t>
+      </w:r>
+      <w:proofErr w:type="spellStart"/>
+      <w:r>
+        <w:rPr>
+          <w:rFonts w:ascii="Times New Roman" w:eastAsia="Times New Roman" w:hAnsi="Times New Roman" w:cs="Times New Roman"/>
+          <w:i/>
+          <w:iCs/>
+          <w:sz w:val="24"/>
+          <w:szCs w:val="24"/>
+        </w:rPr>
+        <w:t>đổi</w:t>
+      </w:r>
+      <w:proofErr w:type="spellEnd"/>
+      <w:r>
+        <w:rPr>
+          <w:rFonts w:ascii="Times New Roman" w:eastAsia="Times New Roman" w:hAnsi="Times New Roman" w:cs="Times New Roman"/>
+          <w:i/>
+          <w:iCs/>
+          <w:sz w:val="24"/>
+          <w:szCs w:val="24"/>
+        </w:rPr>
+        <w:t xml:space="preserve"> </w:t>
+      </w:r>
+      <w:proofErr w:type="spellStart"/>
+      <w:r>
+        <w:rPr>
+          <w:rFonts w:ascii="Times New Roman" w:eastAsia="Times New Roman" w:hAnsi="Times New Roman" w:cs="Times New Roman"/>
+          <w:i/>
+          <w:iCs/>
+          <w:sz w:val="24"/>
+          <w:szCs w:val="24"/>
+        </w:rPr>
+        <w:t>thứ</w:t>
+      </w:r>
+      <w:proofErr w:type="spellEnd"/>
+      <w:r>
+        <w:rPr>
+          <w:rFonts w:ascii="Times New Roman" w:eastAsia="Times New Roman" w:hAnsi="Times New Roman" w:cs="Times New Roman"/>
+          <w:i/>
+          <w:iCs/>
+          <w:sz w:val="24"/>
+          <w:szCs w:val="24"/>
+        </w:rPr>
+        <w:t xml:space="preserve"> </w:t>
+      </w:r>
+      <w:proofErr w:type="spellStart"/>
+      <w:r>
+        <w:rPr>
+          <w:rFonts w:ascii="Times New Roman" w:eastAsia="Times New Roman" w:hAnsi="Times New Roman" w:cs="Times New Roman"/>
+          <w:i/>
+          <w:iCs/>
+          <w:sz w:val="24"/>
+          <w:szCs w:val="24"/>
+        </w:rPr>
+        <w:t>tự</w:t>
+      </w:r>
+      <w:proofErr w:type="spellEnd"/>
+      <w:r>
+        <w:rPr>
+          <w:rFonts w:ascii="Times New Roman" w:eastAsia="Times New Roman" w:hAnsi="Times New Roman" w:cs="Times New Roman"/>
+          <w:i/>
+          <w:iCs/>
+          <w:sz w:val="24"/>
+          <w:szCs w:val="24"/>
+        </w:rPr>
+        <w:t xml:space="preserve"> </w:t>
+      </w:r>
+      <w:proofErr w:type="spellStart"/>
+      <w:r>
+        <w:rPr>
+          <w:rFonts w:ascii="Times New Roman" w:eastAsia="Times New Roman" w:hAnsi="Times New Roman" w:cs="Times New Roman"/>
+          <w:i/>
+          <w:iCs/>
+          <w:sz w:val="24"/>
+          <w:szCs w:val="24"/>
+        </w:rPr>
+        <w:t>các</w:t>
+      </w:r>
+      <w:proofErr w:type="spellEnd"/>
+      <w:r>
+        <w:rPr>
+          <w:rFonts w:ascii="Times New Roman" w:eastAsia="Times New Roman" w:hAnsi="Times New Roman" w:cs="Times New Roman"/>
+          <w:i/>
+          <w:iCs/>
+          <w:sz w:val="24"/>
+          <w:szCs w:val="24"/>
+        </w:rPr>
+        <w:t xml:space="preserve"> </w:t>
+      </w:r>
+      <w:proofErr w:type="spellStart"/>
+      <w:r>
+        <w:rPr>
+          <w:rFonts w:ascii="Times New Roman" w:eastAsia="Times New Roman" w:hAnsi="Times New Roman" w:cs="Times New Roman"/>
+          <w:i/>
+          <w:iCs/>
+          <w:sz w:val="24"/>
+          <w:szCs w:val="24"/>
+        </w:rPr>
+        <w:t>bảng</w:t>
+      </w:r>
+      <w:proofErr w:type="spellEnd"/>
+      <w:r>
+        <w:rPr>
+          <w:rFonts w:ascii="Times New Roman" w:eastAsia="Times New Roman" w:hAnsi="Times New Roman" w:cs="Times New Roman"/>
+          <w:i/>
+          <w:iCs/>
+          <w:sz w:val="24"/>
+          <w:szCs w:val="24"/>
+        </w:rPr>
+        <w:t xml:space="preserve">. Lưu </w:t>
+      </w:r>
+      <w:proofErr w:type="spellStart"/>
+      <w:r>
+        <w:rPr>
+          <w:rFonts w:ascii="Times New Roman" w:eastAsia="Times New Roman" w:hAnsi="Times New Roman" w:cs="Times New Roman"/>
+          <w:i/>
+          <w:iCs/>
+          <w:sz w:val="24"/>
+          <w:szCs w:val="24"/>
+        </w:rPr>
+        <w:t>tệp</w:t>
+      </w:r>
+      <w:proofErr w:type="spellEnd"/>
+      <w:r>
+        <w:rPr>
+          <w:rFonts w:ascii="Times New Roman" w:eastAsia="Times New Roman" w:hAnsi="Times New Roman" w:cs="Times New Roman"/>
+          <w:i/>
+          <w:iCs/>
+          <w:sz w:val="24"/>
+          <w:szCs w:val="24"/>
+        </w:rPr>
+        <w:t xml:space="preserve"> </w:t>
+      </w:r>
+      <w:proofErr w:type="spellStart"/>
+      <w:r>
+        <w:rPr>
+          <w:rFonts w:ascii="Times New Roman" w:eastAsia="Times New Roman" w:hAnsi="Times New Roman" w:cs="Times New Roman"/>
+          <w:i/>
+          <w:iCs/>
+          <w:sz w:val="24"/>
+          <w:szCs w:val="24"/>
+        </w:rPr>
+        <w:t>theo</w:t>
+      </w:r>
+      <w:proofErr w:type="spellEnd"/>
+      <w:r>
+        <w:rPr>
+          <w:rFonts w:ascii="Times New Roman" w:eastAsia="Times New Roman" w:hAnsi="Times New Roman" w:cs="Times New Roman"/>
+          <w:i/>
+          <w:iCs/>
+          <w:sz w:val="24"/>
+          <w:szCs w:val="24"/>
+        </w:rPr>
+        <w:t xml:space="preserve"> </w:t>
+      </w:r>
+      <w:proofErr w:type="spellStart"/>
+      <w:r>
+        <w:rPr>
+          <w:rFonts w:ascii="Times New Roman" w:eastAsia="Times New Roman" w:hAnsi="Times New Roman" w:cs="Times New Roman"/>
+          <w:i/>
+          <w:iCs/>
+          <w:sz w:val="24"/>
+          <w:szCs w:val="24"/>
+        </w:rPr>
+        <w:t>cú</w:t>
+      </w:r>
+      <w:proofErr w:type="spellEnd"/>
+      <w:r>
+        <w:rPr>
+          <w:rFonts w:ascii="Times New Roman" w:eastAsia="Times New Roman" w:hAnsi="Times New Roman" w:cs="Times New Roman"/>
+          <w:i/>
+          <w:iCs/>
+          <w:sz w:val="24"/>
+          <w:szCs w:val="24"/>
+        </w:rPr>
+        <w:t xml:space="preserve"> </w:t>
+      </w:r>
+      <w:proofErr w:type="spellStart"/>
+      <w:r>
+        <w:rPr>
+          <w:rFonts w:ascii="Times New Roman" w:eastAsia="Times New Roman" w:hAnsi="Times New Roman" w:cs="Times New Roman"/>
+          <w:i/>
+          <w:iCs/>
+          <w:sz w:val="24"/>
+          <w:szCs w:val="24"/>
+        </w:rPr>
+        <w:t>pháp</w:t>
+      </w:r>
+      <w:proofErr w:type="spellEnd"/>
+      <w:r>
+        <w:rPr>
+          <w:rFonts w:ascii="Times New Roman" w:eastAsia="Times New Roman" w:hAnsi="Times New Roman" w:cs="Times New Roman"/>
+          <w:i/>
+          <w:iCs/>
+          <w:sz w:val="24"/>
+          <w:szCs w:val="24"/>
+        </w:rPr>
+        <w:t xml:space="preserve"> Agile-Scrum_[</w:t>
+      </w:r>
+      <w:proofErr w:type="spellStart"/>
+      <w:r>
+        <w:rPr>
+          <w:rFonts w:ascii="Times New Roman" w:eastAsia="Times New Roman" w:hAnsi="Times New Roman" w:cs="Times New Roman"/>
+          <w:i/>
+          <w:iCs/>
+          <w:sz w:val="24"/>
+          <w:szCs w:val="24"/>
+        </w:rPr>
+        <w:t>HoTenKhongDau</w:t>
+      </w:r>
+      <w:proofErr w:type="spellEnd"/>
+      <w:r>
+        <w:rPr>
+          <w:rFonts w:ascii="Times New Roman" w:eastAsia="Times New Roman" w:hAnsi="Times New Roman" w:cs="Times New Roman"/>
+          <w:i/>
+          <w:iCs/>
+          <w:sz w:val="24"/>
+          <w:szCs w:val="24"/>
+        </w:rPr>
+        <w:t>]_De01.docx.</w:t>
       </w:r>
     </w:p>
     <w:p>
@@ -530,7 +1144,51 @@
           <w:sz w:val="26"/>
           <w:szCs w:val="26"/>
         </w:rPr>
-        <w:t>3.1. Xây dựng Product Backlog</w:t>
+        <w:t xml:space="preserve">3.1. </w:t>
+      </w:r>
+      <w:proofErr w:type="spellStart"/>
+      <w:r>
+        <w:rPr>
+          <w:rFonts w:ascii="Times New Roman" w:eastAsia="Times New Roman" w:hAnsi="Times New Roman" w:cs="Times New Roman"/>
+          <w:b/>
+          <w:bCs/>
+          <w:sz w:val="26"/>
+          <w:szCs w:val="26"/>
+        </w:rPr>
+        <w:t>Xây</w:t>
+      </w:r>
+      <w:proofErr w:type="spellEnd"/>
+      <w:r>
+        <w:rPr>
+          <w:rFonts w:ascii="Times New Roman" w:eastAsia="Times New Roman" w:hAnsi="Times New Roman" w:cs="Times New Roman"/>
+          <w:b/>
+          <w:bCs/>
+          <w:sz w:val="26"/>
+          <w:szCs w:val="26"/>
+        </w:rPr>
+        <w:t xml:space="preserve"> </w:t>
+      </w:r>
+      <w:proofErr w:type="spellStart"/>
+      <w:r>
+        <w:rPr>
+          <w:rFonts w:ascii="Times New Roman" w:eastAsia="Times New Roman" w:hAnsi="Times New Roman" w:cs="Times New Roman"/>
+          <w:b/>
+          <w:bCs/>
+          <w:sz w:val="26"/>
+          <w:szCs w:val="26"/>
+        </w:rPr>
+        <w:t>dựng</w:t>
+      </w:r>
+      <w:proofErr w:type="spellEnd"/>
+      <w:r>
+        <w:rPr>
+          <w:rFonts w:ascii="Times New Roman" w:eastAsia="Times New Roman" w:hAnsi="Times New Roman" w:cs="Times New Roman"/>
+          <w:b/>
+          <w:bCs/>
+          <w:sz w:val="26"/>
+          <w:szCs w:val="26"/>
+        </w:rPr>
+        <w:t xml:space="preserve"> Product Backlog</w:t>
       </w:r>
     </w:p>
     <w:tbl>
@@ -670,6 +1328,7 @@
                 <w:szCs w:val="24"/>
               </w:rPr>
             </w:pPr>
+            <w:proofErr w:type="spellStart"/>
             <w:r>
               <w:rPr>
                 <w:rFonts w:ascii="Times New Roman" w:eastAsia="Times New Roman" w:hAnsi="Times New Roman" w:cs="Times New Roman"/>
@@ -680,6 +1339,7 @@
               </w:rPr>
               <w:t>Mã</w:t>
             </w:r>
+            <w:proofErr w:type="spellEnd"/>
           </w:p>
         </w:tc>
         <w:tc>
@@ -719,7 +1379,95 @@
                 <w:sz w:val="24"/>
                 <w:szCs w:val="24"/>
               </w:rPr>
-              <w:t>User Story (Là…, tôi muốn…, để…)</w:t>
+              <w:t>User Story (</w:t>
+            </w:r>
+            <w:proofErr w:type="spellStart"/>
+            <w:r>
+              <w:rPr>
+                <w:rFonts w:ascii="Times New Roman" w:eastAsia="Times New Roman" w:hAnsi="Times New Roman" w:cs="Times New Roman"/>
+                <w:b/>
+                <w:bCs/>
+                <w:sz w:val="24"/>
+                <w:szCs w:val="24"/>
+              </w:rPr>
+              <w:t>Là</w:t>
+            </w:r>
+            <w:proofErr w:type="spellEnd"/>
+            <w:r>
+              <w:rPr>
+                <w:rFonts w:ascii="Times New Roman" w:eastAsia="Times New Roman" w:hAnsi="Times New Roman" w:cs="Times New Roman"/>
+                <w:b/>
+                <w:bCs/>
+                <w:sz w:val="24"/>
+                <w:szCs w:val="24"/>
+              </w:rPr>
+              <w:t xml:space="preserve">…, </w:t>
+            </w:r>
+            <w:proofErr w:type="spellStart"/>
+            <w:r>
+              <w:rPr>
+                <w:rFonts w:ascii="Times New Roman" w:eastAsia="Times New Roman" w:hAnsi="Times New Roman" w:cs="Times New Roman"/>
+                <w:b/>
+                <w:bCs/>
+                <w:sz w:val="24"/>
+                <w:szCs w:val="24"/>
+              </w:rPr>
+              <w:t>tôi</w:t>
+            </w:r>
+            <w:proofErr w:type="spellEnd"/>
+            <w:r>
+              <w:rPr>
+                <w:rFonts w:ascii="Times New Roman" w:eastAsia="Times New Roman" w:hAnsi="Times New Roman" w:cs="Times New Roman"/>
+                <w:b/>
+                <w:bCs/>
+                <w:sz w:val="24"/>
+                <w:szCs w:val="24"/>
+              </w:rPr>
+              <w:t xml:space="preserve"> </w:t>
+            </w:r>
+            <w:proofErr w:type="spellStart"/>
+            <w:r>
+              <w:rPr>
+                <w:rFonts w:ascii="Times New Roman" w:eastAsia="Times New Roman" w:hAnsi="Times New Roman" w:cs="Times New Roman"/>
+                <w:b/>
+                <w:bCs/>
+                <w:sz w:val="24"/>
+                <w:szCs w:val="24"/>
+              </w:rPr>
+              <w:t>muốn</w:t>
+            </w:r>
+            <w:proofErr w:type="spellEnd"/>
+            <w:r>
+              <w:rPr>
+                <w:rFonts w:ascii="Times New Roman" w:eastAsia="Times New Roman" w:hAnsi="Times New Roman" w:cs="Times New Roman"/>
+                <w:b/>
+                <w:bCs/>
+                <w:sz w:val="24"/>
+                <w:szCs w:val="24"/>
+              </w:rPr>
+              <w:t xml:space="preserve">…, </w:t>
+            </w:r>
+            <w:proofErr w:type="spellStart"/>
+            <w:r>
+              <w:rPr>
+                <w:rFonts w:ascii="Times New Roman" w:eastAsia="Times New Roman" w:hAnsi="Times New Roman" w:cs="Times New Roman"/>
+                <w:b/>
+                <w:bCs/>
+                <w:sz w:val="24"/>
+                <w:szCs w:val="24"/>
+              </w:rPr>
+              <w:t>để</w:t>
+            </w:r>
+            <w:proofErr w:type="spellEnd"/>
+            <w:r>
+              <w:rPr>
+                <w:rFonts w:ascii="Times New Roman" w:eastAsia="Times New Roman" w:hAnsi="Times New Roman" w:cs="Times New Roman"/>
+                <w:b/>
+                <w:bCs/>
+                <w:sz w:val="24"/>
+                <w:szCs w:val="24"/>
+              </w:rPr>
+              <w:t>…)</w:t>
             </w:r>
           </w:p>
         </w:tc>
@@ -882,50 +1630,235 @@
                 <w:lang w:val="vi-VN"/>
               </w:rPr>
             </w:pPr>
-            <w:r>
-              <w:rPr>
-                <w:rFonts w:ascii="Times New Roman" w:eastAsia="Times New Roman" w:hAnsi="Times New Roman" w:cs="Times New Roman"/>
-                <w:sz w:val="24"/>
-                <w:szCs w:val="24"/>
-              </w:rPr>
+            <w:proofErr w:type="spellStart"/>
+            <w:r>
               <w:t>Là</w:t>
             </w:r>
-            <w:r>
-              <w:rPr>
-                <w:rFonts w:ascii="Times New Roman" w:eastAsia="Times New Roman" w:hAnsi="Times New Roman" w:cs="Times New Roman"/>
-                <w:sz w:val="24"/>
-                <w:szCs w:val="24"/>
-                <w:lang w:val="vi-VN"/>
-              </w:rPr>
-              <w:t xml:space="preserve"> một quản lý RikkeiGreen tôi muốn </w:t>
-            </w:r>
-            <w:r>
-              <w:rPr>
-                <w:rFonts w:ascii="Times New Roman" w:eastAsia="Times New Roman" w:hAnsi="Times New Roman" w:cs="Times New Roman"/>
-                <w:sz w:val="24"/>
-                <w:szCs w:val="24"/>
-                <w:lang w:val="vi-VN"/>
-              </w:rPr>
-              <w:t xml:space="preserve">quản lý, </w:t>
-            </w:r>
-            <w:r>
-              <w:rPr>
-                <w:rFonts w:ascii="Times New Roman" w:eastAsia="Times New Roman" w:hAnsi="Times New Roman" w:cs="Times New Roman"/>
-                <w:sz w:val="24"/>
-                <w:szCs w:val="24"/>
-                <w:lang w:val="vi-VN"/>
-              </w:rPr>
-              <w:t>theo dõi lộ trình làm việc của nhân viên và xe chở rác để phân công phù hợp với lộ trình thu gom rác</w:t>
-            </w:r>
-            <w:r>
-              <w:rPr>
-                <w:rFonts w:ascii="Times New Roman" w:eastAsia="Times New Roman" w:hAnsi="Times New Roman" w:cs="Times New Roman"/>
-                <w:sz w:val="24"/>
-                <w:szCs w:val="24"/>
-                <w:lang w:val="vi-VN"/>
-              </w:rPr>
-              <w:t xml:space="preserve"> </w:t>
-            </w:r>
+            <w:proofErr w:type="spellEnd"/>
+            <w:r>
+              <w:t xml:space="preserve"> </w:t>
+            </w:r>
+            <w:proofErr w:type="spellStart"/>
+            <w:r>
+              <w:t>quản</w:t>
+            </w:r>
+            <w:proofErr w:type="spellEnd"/>
+            <w:r>
+              <w:t xml:space="preserve"> </w:t>
+            </w:r>
+            <w:proofErr w:type="spellStart"/>
+            <w:r>
+              <w:t>lý</w:t>
+            </w:r>
+            <w:proofErr w:type="spellEnd"/>
+            <w:r>
+              <w:t xml:space="preserve"> </w:t>
+            </w:r>
+            <w:proofErr w:type="spellStart"/>
+            <w:r>
+              <w:t>RikkeiGreen</w:t>
+            </w:r>
+            <w:proofErr w:type="spellEnd"/>
+            <w:r>
+              <w:t xml:space="preserve">, </w:t>
+            </w:r>
+            <w:proofErr w:type="spellStart"/>
+            <w:r>
+              <w:t>tôi</w:t>
+            </w:r>
+            <w:proofErr w:type="spellEnd"/>
+            <w:r>
+              <w:t xml:space="preserve"> </w:t>
+            </w:r>
+            <w:proofErr w:type="spellStart"/>
+            <w:r>
+              <w:t>muốn</w:t>
+            </w:r>
+            <w:proofErr w:type="spellEnd"/>
+            <w:r>
+              <w:t xml:space="preserve"> </w:t>
+            </w:r>
+            <w:proofErr w:type="spellStart"/>
+            <w:r>
+              <w:t>quản</w:t>
+            </w:r>
+            <w:proofErr w:type="spellEnd"/>
+            <w:r>
+              <w:t xml:space="preserve"> </w:t>
+            </w:r>
+            <w:proofErr w:type="spellStart"/>
+            <w:r>
+              <w:t>lý</w:t>
+            </w:r>
+            <w:proofErr w:type="spellEnd"/>
+            <w:r>
+              <w:t xml:space="preserve"> </w:t>
+            </w:r>
+            <w:proofErr w:type="spellStart"/>
+            <w:r>
+              <w:t>thông</w:t>
+            </w:r>
+            <w:proofErr w:type="spellEnd"/>
+            <w:r>
+              <w:t xml:space="preserve"> tin </w:t>
+            </w:r>
+            <w:proofErr w:type="spellStart"/>
+            <w:r>
+              <w:t>nhân</w:t>
+            </w:r>
+            <w:proofErr w:type="spellEnd"/>
+            <w:r>
+              <w:t xml:space="preserve"> </w:t>
+            </w:r>
+            <w:proofErr w:type="spellStart"/>
+            <w:r>
+              <w:t>viên</w:t>
+            </w:r>
+            <w:proofErr w:type="spellEnd"/>
+            <w:r>
+              <w:t xml:space="preserve"> </w:t>
+            </w:r>
+            <w:proofErr w:type="spellStart"/>
+            <w:r>
+              <w:t>thu</w:t>
+            </w:r>
+            <w:proofErr w:type="spellEnd"/>
+            <w:r>
+              <w:t xml:space="preserve"> </w:t>
+            </w:r>
+            <w:proofErr w:type="spellStart"/>
+            <w:r>
+              <w:t>gom</w:t>
+            </w:r>
+            <w:proofErr w:type="spellEnd"/>
+            <w:r>
+              <w:t xml:space="preserve"> </w:t>
+            </w:r>
+            <w:proofErr w:type="spellStart"/>
+            <w:r>
+              <w:t>và</w:t>
+            </w:r>
+            <w:proofErr w:type="spellEnd"/>
+            <w:r>
+              <w:t xml:space="preserve"> </w:t>
+            </w:r>
+            <w:proofErr w:type="spellStart"/>
+            <w:r>
+              <w:t>danh</w:t>
+            </w:r>
+            <w:proofErr w:type="spellEnd"/>
+            <w:r>
+              <w:t xml:space="preserve"> </w:t>
+            </w:r>
+            <w:proofErr w:type="spellStart"/>
+            <w:r>
+              <w:t>sách</w:t>
+            </w:r>
+            <w:proofErr w:type="spellEnd"/>
+            <w:r>
+              <w:t xml:space="preserve"> </w:t>
+            </w:r>
+            <w:proofErr w:type="spellStart"/>
+            <w:r>
+              <w:t>xe</w:t>
+            </w:r>
+            <w:proofErr w:type="spellEnd"/>
+            <w:r>
+              <w:t xml:space="preserve"> </w:t>
+            </w:r>
+            <w:proofErr w:type="spellStart"/>
+            <w:r>
+              <w:t>chở</w:t>
+            </w:r>
+            <w:proofErr w:type="spellEnd"/>
+            <w:r>
+              <w:t xml:space="preserve"> </w:t>
+            </w:r>
+            <w:proofErr w:type="spellStart"/>
+            <w:r>
+              <w:t>rác</w:t>
+            </w:r>
+            <w:proofErr w:type="spellEnd"/>
+            <w:r>
+              <w:t xml:space="preserve">, </w:t>
+            </w:r>
+            <w:proofErr w:type="spellStart"/>
+            <w:r>
+              <w:t>để</w:t>
+            </w:r>
+            <w:proofErr w:type="spellEnd"/>
+            <w:r>
+              <w:t xml:space="preserve"> </w:t>
+            </w:r>
+            <w:proofErr w:type="spellStart"/>
+            <w:r>
+              <w:t>điều</w:t>
+            </w:r>
+            <w:proofErr w:type="spellEnd"/>
+            <w:r>
+              <w:t xml:space="preserve"> </w:t>
+            </w:r>
+            <w:proofErr w:type="spellStart"/>
+            <w:r>
+              <w:t>phối</w:t>
+            </w:r>
+            <w:proofErr w:type="spellEnd"/>
+            <w:r>
+              <w:t xml:space="preserve"> </w:t>
+            </w:r>
+            <w:proofErr w:type="spellStart"/>
+            <w:r>
+              <w:t>và</w:t>
+            </w:r>
+            <w:proofErr w:type="spellEnd"/>
+            <w:r>
+              <w:t xml:space="preserve"> </w:t>
+            </w:r>
+            <w:proofErr w:type="spellStart"/>
+            <w:r>
+              <w:t>phân</w:t>
+            </w:r>
+            <w:proofErr w:type="spellEnd"/>
+            <w:r>
+              <w:t xml:space="preserve"> </w:t>
+            </w:r>
+            <w:proofErr w:type="spellStart"/>
+            <w:r>
+              <w:t>công</w:t>
+            </w:r>
+            <w:proofErr w:type="spellEnd"/>
+            <w:r>
+              <w:t xml:space="preserve"> </w:t>
+            </w:r>
+            <w:proofErr w:type="spellStart"/>
+            <w:r>
+              <w:t>công</w:t>
+            </w:r>
+            <w:proofErr w:type="spellEnd"/>
+            <w:r>
+              <w:t xml:space="preserve"> </w:t>
+            </w:r>
+            <w:proofErr w:type="spellStart"/>
+            <w:r>
+              <w:t>việc</w:t>
+            </w:r>
+            <w:proofErr w:type="spellEnd"/>
+            <w:r>
+              <w:t xml:space="preserve"> </w:t>
+            </w:r>
+            <w:proofErr w:type="spellStart"/>
+            <w:r>
+              <w:t>hiệu</w:t>
+            </w:r>
+            <w:proofErr w:type="spellEnd"/>
+            <w:r>
+              <w:t xml:space="preserve"> </w:t>
+            </w:r>
+            <w:proofErr w:type="spellStart"/>
+            <w:r>
+              <w:t>quả</w:t>
+            </w:r>
+            <w:proofErr w:type="spellEnd"/>
           </w:p>
         </w:tc>
       </w:tr>
@@ -960,6 +1893,7 @@
                 <w:lang w:val="vi-VN"/>
               </w:rPr>
             </w:pPr>
+            <w:proofErr w:type="spellStart"/>
             <w:r>
               <w:rPr>
                 <w:rFonts w:ascii="Times New Roman" w:eastAsia="Times New Roman" w:hAnsi="Times New Roman" w:cs="Times New Roman"/>
@@ -968,6 +1902,7 @@
               </w:rPr>
               <w:t>Vận</w:t>
             </w:r>
+            <w:proofErr w:type="spellEnd"/>
             <w:r>
               <w:rPr>
                 <w:rFonts w:ascii="Times New Roman" w:eastAsia="Times New Roman" w:hAnsi="Times New Roman" w:cs="Times New Roman"/>
@@ -1006,6 +1941,7 @@
                 <w:lang w:val="vi-VN"/>
               </w:rPr>
             </w:pPr>
+            <w:proofErr w:type="spellStart"/>
             <w:r>
               <w:rPr>
                 <w:rFonts w:ascii="Times New Roman" w:eastAsia="Times New Roman" w:hAnsi="Times New Roman" w:cs="Times New Roman"/>
@@ -1014,6 +1950,7 @@
               </w:rPr>
               <w:t>Tạo</w:t>
             </w:r>
+            <w:proofErr w:type="spellEnd"/>
             <w:r>
               <w:rPr>
                 <w:rFonts w:ascii="Times New Roman" w:eastAsia="Times New Roman" w:hAnsi="Times New Roman" w:cs="Times New Roman"/>
@@ -1087,23 +2024,291 @@
                 <w:lang w:val="vi-VN"/>
               </w:rPr>
             </w:pPr>
-            <w:r>
-              <w:rPr>
-                <w:rFonts w:ascii="Times New Roman" w:eastAsia="Times New Roman" w:hAnsi="Times New Roman" w:cs="Times New Roman"/>
-                <w:sz w:val="24"/>
-                <w:szCs w:val="24"/>
-              </w:rPr>
+            <w:proofErr w:type="spellStart"/>
+            <w:r>
               <w:t>Là</w:t>
             </w:r>
-            <w:r>
-              <w:rPr>
-                <w:rFonts w:ascii="Times New Roman" w:eastAsia="Times New Roman" w:hAnsi="Times New Roman" w:cs="Times New Roman"/>
-                <w:sz w:val="24"/>
-                <w:szCs w:val="24"/>
-                <w:lang w:val="vi-VN"/>
-              </w:rPr>
-              <w:t xml:space="preserve"> một người vận hành thu gom tôi muốn phân công lộ trình thu gom hợp lý và theo dõi mức đầy thúng rác qua cảm biến để có thể phân công lộ trình rõ ràng hơn cho nhân viên thu gom tránh những thùng rác còn trống hoặc chưa đầy </w:t>
-            </w:r>
+            <w:proofErr w:type="spellEnd"/>
+            <w:r>
+              <w:t xml:space="preserve"> </w:t>
+            </w:r>
+            <w:proofErr w:type="spellStart"/>
+            <w:r>
+              <w:t>người</w:t>
+            </w:r>
+            <w:proofErr w:type="spellEnd"/>
+            <w:r>
+              <w:t xml:space="preserve"> </w:t>
+            </w:r>
+            <w:proofErr w:type="spellStart"/>
+            <w:r>
+              <w:t>điều</w:t>
+            </w:r>
+            <w:proofErr w:type="spellEnd"/>
+            <w:r>
+              <w:t xml:space="preserve"> </w:t>
+            </w:r>
+            <w:proofErr w:type="spellStart"/>
+            <w:r>
+              <w:t>phối</w:t>
+            </w:r>
+            <w:proofErr w:type="spellEnd"/>
+            <w:r>
+              <w:t xml:space="preserve">, </w:t>
+            </w:r>
+            <w:proofErr w:type="spellStart"/>
+            <w:r>
+              <w:t>tôi</w:t>
+            </w:r>
+            <w:proofErr w:type="spellEnd"/>
+            <w:r>
+              <w:t xml:space="preserve"> </w:t>
+            </w:r>
+            <w:proofErr w:type="spellStart"/>
+            <w:r>
+              <w:t>muốn</w:t>
+            </w:r>
+            <w:proofErr w:type="spellEnd"/>
+            <w:r>
+              <w:t xml:space="preserve"> </w:t>
+            </w:r>
+            <w:proofErr w:type="spellStart"/>
+            <w:r>
+              <w:t>tạo</w:t>
+            </w:r>
+            <w:proofErr w:type="spellEnd"/>
+            <w:r>
+              <w:t xml:space="preserve"> </w:t>
+            </w:r>
+            <w:proofErr w:type="spellStart"/>
+            <w:r>
+              <w:t>và</w:t>
+            </w:r>
+            <w:proofErr w:type="spellEnd"/>
+            <w:r>
+              <w:t xml:space="preserve"> </w:t>
+            </w:r>
+            <w:proofErr w:type="spellStart"/>
+            <w:r>
+              <w:t>phân</w:t>
+            </w:r>
+            <w:proofErr w:type="spellEnd"/>
+            <w:r>
+              <w:t xml:space="preserve"> </w:t>
+            </w:r>
+            <w:proofErr w:type="spellStart"/>
+            <w:r>
+              <w:t>công</w:t>
+            </w:r>
+            <w:proofErr w:type="spellEnd"/>
+            <w:r>
+              <w:t xml:space="preserve"> </w:t>
+            </w:r>
+            <w:proofErr w:type="spellStart"/>
+            <w:r>
+              <w:t>lộ</w:t>
+            </w:r>
+            <w:proofErr w:type="spellEnd"/>
+            <w:r>
+              <w:t xml:space="preserve"> </w:t>
+            </w:r>
+            <w:proofErr w:type="spellStart"/>
+            <w:r>
+              <w:t>trình</w:t>
+            </w:r>
+            <w:proofErr w:type="spellEnd"/>
+            <w:r>
+              <w:t xml:space="preserve"> </w:t>
+            </w:r>
+            <w:proofErr w:type="spellStart"/>
+            <w:r>
+              <w:t>thu</w:t>
+            </w:r>
+            <w:proofErr w:type="spellEnd"/>
+            <w:r>
+              <w:t xml:space="preserve"> </w:t>
+            </w:r>
+            <w:proofErr w:type="spellStart"/>
+            <w:r>
+              <w:t>gom</w:t>
+            </w:r>
+            <w:proofErr w:type="spellEnd"/>
+            <w:r>
+              <w:t xml:space="preserve"> </w:t>
+            </w:r>
+            <w:proofErr w:type="spellStart"/>
+            <w:r>
+              <w:t>rác</w:t>
+            </w:r>
+            <w:proofErr w:type="spellEnd"/>
+            <w:r>
+              <w:t xml:space="preserve"> </w:t>
+            </w:r>
+            <w:proofErr w:type="spellStart"/>
+            <w:r>
+              <w:t>cho</w:t>
+            </w:r>
+            <w:proofErr w:type="spellEnd"/>
+            <w:r>
+              <w:t xml:space="preserve"> </w:t>
+            </w:r>
+            <w:proofErr w:type="spellStart"/>
+            <w:r>
+              <w:t>nhân</w:t>
+            </w:r>
+            <w:proofErr w:type="spellEnd"/>
+            <w:r>
+              <w:t xml:space="preserve"> </w:t>
+            </w:r>
+            <w:proofErr w:type="spellStart"/>
+            <w:r>
+              <w:t>viên</w:t>
+            </w:r>
+            <w:proofErr w:type="spellEnd"/>
+            <w:r>
+              <w:t xml:space="preserve">, </w:t>
+            </w:r>
+            <w:proofErr w:type="spellStart"/>
+            <w:r>
+              <w:t>để</w:t>
+            </w:r>
+            <w:proofErr w:type="spellEnd"/>
+            <w:r>
+              <w:t xml:space="preserve"> </w:t>
+            </w:r>
+            <w:proofErr w:type="spellStart"/>
+            <w:r>
+              <w:t>đảm</w:t>
+            </w:r>
+            <w:proofErr w:type="spellEnd"/>
+            <w:r>
+              <w:t xml:space="preserve"> </w:t>
+            </w:r>
+            <w:proofErr w:type="spellStart"/>
+            <w:r>
+              <w:t>bảo</w:t>
+            </w:r>
+            <w:proofErr w:type="spellEnd"/>
+            <w:r>
+              <w:t xml:space="preserve"> </w:t>
+            </w:r>
+            <w:proofErr w:type="spellStart"/>
+            <w:r>
+              <w:t>công</w:t>
+            </w:r>
+            <w:proofErr w:type="spellEnd"/>
+            <w:r>
+              <w:t xml:space="preserve"> </w:t>
+            </w:r>
+            <w:proofErr w:type="spellStart"/>
+            <w:r>
+              <w:t>việc</w:t>
+            </w:r>
+            <w:proofErr w:type="spellEnd"/>
+            <w:r>
+              <w:t xml:space="preserve"> </w:t>
+            </w:r>
+            <w:proofErr w:type="spellStart"/>
+            <w:r>
+              <w:t>thu</w:t>
+            </w:r>
+            <w:proofErr w:type="spellEnd"/>
+            <w:r>
+              <w:t xml:space="preserve"> </w:t>
+            </w:r>
+            <w:proofErr w:type="spellStart"/>
+            <w:r>
+              <w:t>gom</w:t>
+            </w:r>
+            <w:proofErr w:type="spellEnd"/>
+            <w:r>
+              <w:t xml:space="preserve"> </w:t>
+            </w:r>
+            <w:proofErr w:type="spellStart"/>
+            <w:r>
+              <w:t>được</w:t>
+            </w:r>
+            <w:proofErr w:type="spellEnd"/>
+            <w:r>
+              <w:t xml:space="preserve"> </w:t>
+            </w:r>
+            <w:proofErr w:type="spellStart"/>
+            <w:r>
+              <w:t>triển</w:t>
+            </w:r>
+            <w:proofErr w:type="spellEnd"/>
+            <w:r>
+              <w:t xml:space="preserve"> </w:t>
+            </w:r>
+            <w:proofErr w:type="spellStart"/>
+            <w:r>
+              <w:t>khai</w:t>
+            </w:r>
+            <w:proofErr w:type="spellEnd"/>
+            <w:r>
+              <w:t xml:space="preserve"> </w:t>
+            </w:r>
+            <w:proofErr w:type="spellStart"/>
+            <w:r>
+              <w:t>đúng</w:t>
+            </w:r>
+            <w:proofErr w:type="spellEnd"/>
+            <w:r>
+              <w:t xml:space="preserve"> </w:t>
+            </w:r>
+            <w:proofErr w:type="spellStart"/>
+            <w:r>
+              <w:t>kế</w:t>
+            </w:r>
+            <w:proofErr w:type="spellEnd"/>
+            <w:r>
+              <w:t xml:space="preserve"> </w:t>
+            </w:r>
+            <w:proofErr w:type="spellStart"/>
+            <w:r>
+              <w:t>hoạchk</w:t>
+            </w:r>
+            <w:proofErr w:type="spellEnd"/>
+            <w:r>
+              <w:t xml:space="preserve"> </w:t>
+            </w:r>
+            <w:proofErr w:type="spellStart"/>
+            <w:r>
+              <w:t>và</w:t>
+            </w:r>
+            <w:proofErr w:type="spellEnd"/>
+            <w:r>
+              <w:t xml:space="preserve"> </w:t>
+            </w:r>
+            <w:proofErr w:type="spellStart"/>
+            <w:r>
+              <w:t>tối</w:t>
+            </w:r>
+            <w:proofErr w:type="spellEnd"/>
+            <w:r>
+              <w:t xml:space="preserve"> </w:t>
+            </w:r>
+            <w:proofErr w:type="spellStart"/>
+            <w:r>
+              <w:t>ưu</w:t>
+            </w:r>
+            <w:proofErr w:type="spellEnd"/>
+            <w:r>
+              <w:t xml:space="preserve"> </w:t>
+            </w:r>
+            <w:proofErr w:type="spellStart"/>
+            <w:r>
+              <w:t>quãng</w:t>
+            </w:r>
+            <w:proofErr w:type="spellEnd"/>
+            <w:r>
+              <w:t xml:space="preserve"> </w:t>
+            </w:r>
+            <w:proofErr w:type="spellStart"/>
+            <w:r>
+              <w:t>đường</w:t>
+            </w:r>
+            <w:proofErr w:type="spellEnd"/>
           </w:p>
         </w:tc>
       </w:tr>
@@ -1151,7 +2356,51 @@
           <w:sz w:val="26"/>
           <w:szCs w:val="26"/>
         </w:rPr>
-        <w:t>3.2. Phân tích INVEST</w:t>
+        <w:t xml:space="preserve">3.2. </w:t>
+      </w:r>
+      <w:proofErr w:type="spellStart"/>
+      <w:r>
+        <w:rPr>
+          <w:rFonts w:ascii="Times New Roman" w:eastAsia="Times New Roman" w:hAnsi="Times New Roman" w:cs="Times New Roman"/>
+          <w:b/>
+          <w:bCs/>
+          <w:sz w:val="26"/>
+          <w:szCs w:val="26"/>
+        </w:rPr>
+        <w:t>Phân</w:t>
+      </w:r>
+      <w:proofErr w:type="spellEnd"/>
+      <w:r>
+        <w:rPr>
+          <w:rFonts w:ascii="Times New Roman" w:eastAsia="Times New Roman" w:hAnsi="Times New Roman" w:cs="Times New Roman"/>
+          <w:b/>
+          <w:bCs/>
+          <w:sz w:val="26"/>
+          <w:szCs w:val="26"/>
+        </w:rPr>
+        <w:t xml:space="preserve"> </w:t>
+      </w:r>
+      <w:proofErr w:type="spellStart"/>
+      <w:r>
+        <w:rPr>
+          <w:rFonts w:ascii="Times New Roman" w:eastAsia="Times New Roman" w:hAnsi="Times New Roman" w:cs="Times New Roman"/>
+          <w:b/>
+          <w:bCs/>
+          <w:sz w:val="26"/>
+          <w:szCs w:val="26"/>
+        </w:rPr>
+        <w:t>tích</w:t>
+      </w:r>
+      <w:proofErr w:type="spellEnd"/>
+      <w:r>
+        <w:rPr>
+          <w:rFonts w:ascii="Times New Roman" w:eastAsia="Times New Roman" w:hAnsi="Times New Roman" w:cs="Times New Roman"/>
+          <w:b/>
+          <w:bCs/>
+          <w:sz w:val="26"/>
+          <w:szCs w:val="26"/>
+        </w:rPr>
+        <w:t xml:space="preserve"> INVEST</w:t>
       </w:r>
     </w:p>
     <w:tbl>
@@ -1207,16 +2456,84 @@
                 <w:szCs w:val="24"/>
               </w:rPr>
             </w:pPr>
-            <w:r>
-              <w:rPr>
-                <w:rFonts w:ascii="Times New Roman" w:eastAsia="Times New Roman" w:hAnsi="Times New Roman" w:cs="Times New Roman"/>
-                <w:b/>
-                <w:bCs/>
-                <w:sz w:val="24"/>
-                <w:szCs w:val="24"/>
-              </w:rPr>
-              <w:t>Tiêu chí chưa đạt</w:t>
-            </w:r>
+            <w:proofErr w:type="spellStart"/>
+            <w:r>
+              <w:rPr>
+                <w:rFonts w:ascii="Times New Roman" w:eastAsia="Times New Roman" w:hAnsi="Times New Roman" w:cs="Times New Roman"/>
+                <w:b/>
+                <w:bCs/>
+                <w:sz w:val="24"/>
+                <w:szCs w:val="24"/>
+              </w:rPr>
+              <w:t>Tiêu</w:t>
+            </w:r>
+            <w:proofErr w:type="spellEnd"/>
+            <w:r>
+              <w:rPr>
+                <w:rFonts w:ascii="Times New Roman" w:eastAsia="Times New Roman" w:hAnsi="Times New Roman" w:cs="Times New Roman"/>
+                <w:b/>
+                <w:bCs/>
+                <w:sz w:val="24"/>
+                <w:szCs w:val="24"/>
+              </w:rPr>
+              <w:t xml:space="preserve"> </w:t>
+            </w:r>
+            <w:proofErr w:type="spellStart"/>
+            <w:r>
+              <w:rPr>
+                <w:rFonts w:ascii="Times New Roman" w:eastAsia="Times New Roman" w:hAnsi="Times New Roman" w:cs="Times New Roman"/>
+                <w:b/>
+                <w:bCs/>
+                <w:sz w:val="24"/>
+                <w:szCs w:val="24"/>
+              </w:rPr>
+              <w:t>chí</w:t>
+            </w:r>
+            <w:proofErr w:type="spellEnd"/>
+            <w:r>
+              <w:rPr>
+                <w:rFonts w:ascii="Times New Roman" w:eastAsia="Times New Roman" w:hAnsi="Times New Roman" w:cs="Times New Roman"/>
+                <w:b/>
+                <w:bCs/>
+                <w:sz w:val="24"/>
+                <w:szCs w:val="24"/>
+              </w:rPr>
+              <w:t xml:space="preserve"> </w:t>
+            </w:r>
+            <w:proofErr w:type="spellStart"/>
+            <w:r>
+              <w:rPr>
+                <w:rFonts w:ascii="Times New Roman" w:eastAsia="Times New Roman" w:hAnsi="Times New Roman" w:cs="Times New Roman"/>
+                <w:b/>
+                <w:bCs/>
+                <w:sz w:val="24"/>
+                <w:szCs w:val="24"/>
+              </w:rPr>
+              <w:t>chưa</w:t>
+            </w:r>
+            <w:proofErr w:type="spellEnd"/>
+            <w:r>
+              <w:rPr>
+                <w:rFonts w:ascii="Times New Roman" w:eastAsia="Times New Roman" w:hAnsi="Times New Roman" w:cs="Times New Roman"/>
+                <w:b/>
+                <w:bCs/>
+                <w:sz w:val="24"/>
+                <w:szCs w:val="24"/>
+              </w:rPr>
+              <w:t xml:space="preserve"> </w:t>
+            </w:r>
+            <w:proofErr w:type="spellStart"/>
+            <w:r>
+              <w:rPr>
+                <w:rFonts w:ascii="Times New Roman" w:eastAsia="Times New Roman" w:hAnsi="Times New Roman" w:cs="Times New Roman"/>
+                <w:b/>
+                <w:bCs/>
+                <w:sz w:val="24"/>
+                <w:szCs w:val="24"/>
+              </w:rPr>
+              <w:t>đạt</w:t>
+            </w:r>
+            <w:proofErr w:type="spellEnd"/>
           </w:p>
         </w:tc>
         <w:tc>
@@ -1256,7 +2573,51 @@
                 <w:sz w:val="24"/>
                 <w:szCs w:val="24"/>
               </w:rPr>
-              <w:t>Lý do (gắn với US-X)</w:t>
+              <w:t>Lý do (</w:t>
+            </w:r>
+            <w:proofErr w:type="spellStart"/>
+            <w:r>
+              <w:rPr>
+                <w:rFonts w:ascii="Times New Roman" w:eastAsia="Times New Roman" w:hAnsi="Times New Roman" w:cs="Times New Roman"/>
+                <w:b/>
+                <w:bCs/>
+                <w:sz w:val="24"/>
+                <w:szCs w:val="24"/>
+              </w:rPr>
+              <w:t>gắn</w:t>
+            </w:r>
+            <w:proofErr w:type="spellEnd"/>
+            <w:r>
+              <w:rPr>
+                <w:rFonts w:ascii="Times New Roman" w:eastAsia="Times New Roman" w:hAnsi="Times New Roman" w:cs="Times New Roman"/>
+                <w:b/>
+                <w:bCs/>
+                <w:sz w:val="24"/>
+                <w:szCs w:val="24"/>
+              </w:rPr>
+              <w:t xml:space="preserve"> </w:t>
+            </w:r>
+            <w:proofErr w:type="spellStart"/>
+            <w:r>
+              <w:rPr>
+                <w:rFonts w:ascii="Times New Roman" w:eastAsia="Times New Roman" w:hAnsi="Times New Roman" w:cs="Times New Roman"/>
+                <w:b/>
+                <w:bCs/>
+                <w:sz w:val="24"/>
+                <w:szCs w:val="24"/>
+              </w:rPr>
+              <w:t>với</w:t>
+            </w:r>
+            <w:proofErr w:type="spellEnd"/>
+            <w:r>
+              <w:rPr>
+                <w:rFonts w:ascii="Times New Roman" w:eastAsia="Times New Roman" w:hAnsi="Times New Roman" w:cs="Times New Roman"/>
+                <w:b/>
+                <w:bCs/>
+                <w:sz w:val="24"/>
+                <w:szCs w:val="24"/>
+              </w:rPr>
+              <w:t xml:space="preserve"> US-X)</w:t>
             </w:r>
           </w:p>
         </w:tc>
@@ -1329,22 +2690,165 @@
               </w:rPr>
             </w:pPr>
             <w:r>
-              <w:rPr>
-                <w:rFonts w:ascii="Times New Roman" w:eastAsia="Times New Roman" w:hAnsi="Times New Roman" w:cs="Times New Roman"/>
-                <w:sz w:val="24"/>
-                <w:szCs w:val="24"/>
-              </w:rPr>
-              <w:t>Các</w:t>
-            </w:r>
-            <w:r>
-              <w:rPr>
-                <w:rFonts w:ascii="Times New Roman" w:eastAsia="Times New Roman" w:hAnsi="Times New Roman" w:cs="Times New Roman"/>
-                <w:sz w:val="24"/>
-                <w:szCs w:val="24"/>
+              <w:t>Cum</w:t>
+            </w:r>
+            <w:r>
+              <w:rPr>
                 <w:lang w:val="vi-VN"/>
               </w:rPr>
-              <w:t xml:space="preserve"> sprint trên cần được kiểm thử </w:t>
-            </w:r>
+              <w:t xml:space="preserve"> </w:t>
+            </w:r>
+            <w:r>
+              <w:rPr>
+                <w:i/>
+                <w:iCs/>
+              </w:rPr>
+              <w:t>"</w:t>
+            </w:r>
+            <w:proofErr w:type="spellStart"/>
+            <w:r>
+              <w:rPr>
+                <w:i/>
+                <w:iCs/>
+              </w:rPr>
+              <w:t>để</w:t>
+            </w:r>
+            <w:proofErr w:type="spellEnd"/>
+            <w:r>
+              <w:rPr>
+                <w:i/>
+                <w:iCs/>
+              </w:rPr>
+              <w:t xml:space="preserve"> </w:t>
+            </w:r>
+            <w:proofErr w:type="spellStart"/>
+            <w:r>
+              <w:rPr>
+                <w:i/>
+                <w:iCs/>
+              </w:rPr>
+              <w:t>làm</w:t>
+            </w:r>
+            <w:proofErr w:type="spellEnd"/>
+            <w:r>
+              <w:rPr>
+                <w:i/>
+                <w:iCs/>
+              </w:rPr>
+              <w:t xml:space="preserve"> </w:t>
+            </w:r>
+            <w:proofErr w:type="spellStart"/>
+            <w:r>
+              <w:rPr>
+                <w:i/>
+                <w:iCs/>
+              </w:rPr>
+              <w:t>việc</w:t>
+            </w:r>
+            <w:proofErr w:type="spellEnd"/>
+            <w:r>
+              <w:rPr>
+                <w:i/>
+                <w:iCs/>
+              </w:rPr>
+              <w:t xml:space="preserve"> </w:t>
+            </w:r>
+            <w:proofErr w:type="spellStart"/>
+            <w:r>
+              <w:rPr>
+                <w:i/>
+                <w:iCs/>
+              </w:rPr>
+              <w:t>tốt</w:t>
+            </w:r>
+            <w:proofErr w:type="spellEnd"/>
+            <w:r>
+              <w:rPr>
+                <w:i/>
+                <w:iCs/>
+              </w:rPr>
+              <w:t xml:space="preserve"> </w:t>
+            </w:r>
+            <w:proofErr w:type="spellStart"/>
+            <w:r>
+              <w:rPr>
+                <w:i/>
+                <w:iCs/>
+              </w:rPr>
+              <w:t>hơn</w:t>
+            </w:r>
+            <w:proofErr w:type="spellEnd"/>
+            <w:r>
+              <w:rPr>
+                <w:i/>
+                <w:iCs/>
+              </w:rPr>
+              <w:t>"</w:t>
+            </w:r>
+            <w:r>
+              <w:t xml:space="preserve"> </w:t>
+            </w:r>
+            <w:proofErr w:type="spellStart"/>
+            <w:r>
+              <w:t>quá</w:t>
+            </w:r>
+            <w:proofErr w:type="spellEnd"/>
+            <w:r>
+              <w:t xml:space="preserve"> </w:t>
+            </w:r>
+            <w:proofErr w:type="spellStart"/>
+            <w:r>
+              <w:t>mơ</w:t>
+            </w:r>
+            <w:proofErr w:type="spellEnd"/>
+            <w:r>
+              <w:t xml:space="preserve"> </w:t>
+            </w:r>
+            <w:proofErr w:type="spellStart"/>
+            <w:r>
+              <w:t>hồ</w:t>
+            </w:r>
+            <w:proofErr w:type="spellEnd"/>
+            <w:r>
+              <w:t xml:space="preserve"> </w:t>
+            </w:r>
+            <w:proofErr w:type="spellStart"/>
+            <w:r>
+              <w:t>và</w:t>
+            </w:r>
+            <w:proofErr w:type="spellEnd"/>
+            <w:r>
+              <w:t xml:space="preserve"> </w:t>
+            </w:r>
+            <w:proofErr w:type="spellStart"/>
+            <w:r>
+              <w:t>mang</w:t>
+            </w:r>
+            <w:proofErr w:type="spellEnd"/>
+            <w:r>
+              <w:t xml:space="preserve"> </w:t>
+            </w:r>
+            <w:proofErr w:type="spellStart"/>
+            <w:r>
+              <w:t>tính</w:t>
+            </w:r>
+            <w:proofErr w:type="spellEnd"/>
+            <w:r>
+              <w:t xml:space="preserve"> </w:t>
+            </w:r>
+            <w:proofErr w:type="spellStart"/>
+            <w:r>
+              <w:t>định</w:t>
+            </w:r>
+            <w:proofErr w:type="spellEnd"/>
+            <w:r>
+              <w:t xml:space="preserve"> </w:t>
+            </w:r>
+            <w:proofErr w:type="spellStart"/>
+            <w:r>
+              <w:t>tính</w:t>
+            </w:r>
+            <w:proofErr w:type="spellEnd"/>
           </w:p>
         </w:tc>
       </w:tr>
@@ -1416,21 +2920,61 @@
               </w:rPr>
             </w:pPr>
             <w:r>
-              <w:rPr>
-                <w:rFonts w:ascii="Times New Roman" w:eastAsia="Times New Roman" w:hAnsi="Times New Roman" w:cs="Times New Roman"/>
-                <w:sz w:val="24"/>
-                <w:szCs w:val="24"/>
-              </w:rPr>
-              <w:t>Cần</w:t>
-            </w:r>
-            <w:r>
-              <w:rPr>
-                <w:rFonts w:ascii="Times New Roman" w:eastAsia="Times New Roman" w:hAnsi="Times New Roman" w:cs="Times New Roman"/>
-                <w:sz w:val="24"/>
-                <w:szCs w:val="24"/>
-                <w:lang w:val="vi-VN"/>
-              </w:rPr>
-              <w:t xml:space="preserve"> chia nhỏ các sprint hơn</w:t>
+              <w:t xml:space="preserve">US-X </w:t>
+            </w:r>
+            <w:proofErr w:type="spellStart"/>
+            <w:r>
+              <w:t>quá</w:t>
+            </w:r>
+            <w:proofErr w:type="spellEnd"/>
+            <w:r>
+              <w:t xml:space="preserve"> </w:t>
+            </w:r>
+            <w:proofErr w:type="spellStart"/>
+            <w:r>
+              <w:t>không</w:t>
+            </w:r>
+            <w:proofErr w:type="spellEnd"/>
+            <w:r>
+              <w:t xml:space="preserve"> </w:t>
+            </w:r>
+            <w:proofErr w:type="spellStart"/>
+            <w:r>
+              <w:t>thể</w:t>
+            </w:r>
+            <w:proofErr w:type="spellEnd"/>
+            <w:r>
+              <w:t xml:space="preserve"> </w:t>
+            </w:r>
+            <w:proofErr w:type="spellStart"/>
+            <w:r>
+              <w:t>hoàn</w:t>
+            </w:r>
+            <w:proofErr w:type="spellEnd"/>
+            <w:r>
+              <w:t xml:space="preserve"> </w:t>
+            </w:r>
+            <w:proofErr w:type="spellStart"/>
+            <w:r>
+              <w:t>thành</w:t>
+            </w:r>
+            <w:proofErr w:type="spellEnd"/>
+            <w:r>
+              <w:t xml:space="preserve"> </w:t>
+            </w:r>
+            <w:proofErr w:type="spellStart"/>
+            <w:r>
+              <w:t>trong</w:t>
+            </w:r>
+            <w:proofErr w:type="spellEnd"/>
+            <w:r>
+              <w:t xml:space="preserve"> 1 </w:t>
+            </w:r>
+            <w:r>
+              <w:t>s</w:t>
+            </w:r>
+            <w:r>
+              <w:t>print</w:t>
             </w:r>
           </w:p>
         </w:tc>
@@ -1505,6 +3049,7 @@
                 <w:szCs w:val="24"/>
               </w:rPr>
             </w:pPr>
+            <w:proofErr w:type="spellStart"/>
             <w:r>
               <w:rPr>
                 <w:rFonts w:ascii="Times New Roman" w:eastAsia="Times New Roman" w:hAnsi="Times New Roman" w:cs="Times New Roman"/>
@@ -1515,6 +3060,7 @@
               </w:rPr>
               <w:t>Mã</w:t>
             </w:r>
+            <w:proofErr w:type="spellEnd"/>
           </w:p>
         </w:tc>
         <w:tc>
@@ -1554,8 +3100,42 @@
                 <w:sz w:val="24"/>
                 <w:szCs w:val="24"/>
               </w:rPr>
-              <w:t>User Story viết lại</w:t>
-            </w:r>
+              <w:t xml:space="preserve">User Story </w:t>
+            </w:r>
+            <w:proofErr w:type="spellStart"/>
+            <w:r>
+              <w:rPr>
+                <w:rFonts w:ascii="Times New Roman" w:eastAsia="Times New Roman" w:hAnsi="Times New Roman" w:cs="Times New Roman"/>
+                <w:b/>
+                <w:bCs/>
+                <w:sz w:val="24"/>
+                <w:szCs w:val="24"/>
+              </w:rPr>
+              <w:t>viết</w:t>
+            </w:r>
+            <w:proofErr w:type="spellEnd"/>
+            <w:r>
+              <w:rPr>
+                <w:rFonts w:ascii="Times New Roman" w:eastAsia="Times New Roman" w:hAnsi="Times New Roman" w:cs="Times New Roman"/>
+                <w:b/>
+                <w:bCs/>
+                <w:sz w:val="24"/>
+                <w:szCs w:val="24"/>
+              </w:rPr>
+              <w:t xml:space="preserve"> </w:t>
+            </w:r>
+            <w:proofErr w:type="spellStart"/>
+            <w:r>
+              <w:rPr>
+                <w:rFonts w:ascii="Times New Roman" w:eastAsia="Times New Roman" w:hAnsi="Times New Roman" w:cs="Times New Roman"/>
+                <w:b/>
+                <w:bCs/>
+                <w:sz w:val="24"/>
+                <w:szCs w:val="24"/>
+              </w:rPr>
+              <w:t>lại</w:t>
+            </w:r>
+            <w:proofErr w:type="spellEnd"/>
           </w:p>
         </w:tc>
       </w:tr>
@@ -1625,6 +3205,7 @@
                 <w:lang w:val="vi-VN"/>
               </w:rPr>
             </w:pPr>
+            <w:proofErr w:type="spellStart"/>
             <w:r>
               <w:rPr>
                 <w:rFonts w:ascii="Times New Roman" w:eastAsia="Times New Roman" w:hAnsi="Times New Roman" w:cs="Times New Roman"/>
@@ -1633,6 +3214,7 @@
               </w:rPr>
               <w:t>Là</w:t>
             </w:r>
+            <w:proofErr w:type="spellEnd"/>
             <w:r>
               <w:rPr>
                 <w:rFonts w:ascii="Times New Roman" w:eastAsia="Times New Roman" w:hAnsi="Times New Roman" w:cs="Times New Roman"/>
@@ -1711,6 +3293,7 @@
                 <w:lang w:val="vi-VN"/>
               </w:rPr>
             </w:pPr>
+            <w:proofErr w:type="spellStart"/>
             <w:r>
               <w:rPr>
                 <w:rFonts w:ascii="Times New Roman" w:eastAsia="Times New Roman" w:hAnsi="Times New Roman" w:cs="Times New Roman"/>
@@ -1719,6 +3302,7 @@
               </w:rPr>
               <w:t>Là</w:t>
             </w:r>
+            <w:proofErr w:type="spellEnd"/>
             <w:r>
               <w:rPr>
                 <w:rFonts w:ascii="Times New Roman" w:eastAsia="Times New Roman" w:hAnsi="Times New Roman" w:cs="Times New Roman"/>
@@ -1776,8 +3360,86 @@
           <w:szCs w:val="26"/>
         </w:rPr>
         <w:lastRenderedPageBreak/>
-        <w:t>3.3. Ưu tiên theo MoSCoW</w:t>
+        <w:t xml:space="preserve">3.3. </w:t>
       </w:r>
+      <w:proofErr w:type="spellStart"/>
+      <w:r>
+        <w:rPr>
+          <w:rFonts w:ascii="Times New Roman" w:eastAsia="Times New Roman" w:hAnsi="Times New Roman" w:cs="Times New Roman"/>
+          <w:b/>
+          <w:bCs/>
+          <w:sz w:val="26"/>
+          <w:szCs w:val="26"/>
+        </w:rPr>
+        <w:t>Ưu</w:t>
+      </w:r>
+      <w:proofErr w:type="spellEnd"/>
+      <w:r>
+        <w:rPr>
+          <w:rFonts w:ascii="Times New Roman" w:eastAsia="Times New Roman" w:hAnsi="Times New Roman" w:cs="Times New Roman"/>
+          <w:b/>
+          <w:bCs/>
+          <w:sz w:val="26"/>
+          <w:szCs w:val="26"/>
+        </w:rPr>
+        <w:t xml:space="preserve"> </w:t>
+      </w:r>
+      <w:proofErr w:type="spellStart"/>
+      <w:r>
+        <w:rPr>
+          <w:rFonts w:ascii="Times New Roman" w:eastAsia="Times New Roman" w:hAnsi="Times New Roman" w:cs="Times New Roman"/>
+          <w:b/>
+          <w:bCs/>
+          <w:sz w:val="26"/>
+          <w:szCs w:val="26"/>
+        </w:rPr>
+        <w:t>tiên</w:t>
+      </w:r>
+      <w:proofErr w:type="spellEnd"/>
+      <w:r>
+        <w:rPr>
+          <w:rFonts w:ascii="Times New Roman" w:eastAsia="Times New Roman" w:hAnsi="Times New Roman" w:cs="Times New Roman"/>
+          <w:b/>
+          <w:bCs/>
+          <w:sz w:val="26"/>
+          <w:szCs w:val="26"/>
+        </w:rPr>
+        <w:t xml:space="preserve"> </w:t>
+      </w:r>
+      <w:proofErr w:type="spellStart"/>
+      <w:r>
+        <w:rPr>
+          <w:rFonts w:ascii="Times New Roman" w:eastAsia="Times New Roman" w:hAnsi="Times New Roman" w:cs="Times New Roman"/>
+          <w:b/>
+          <w:bCs/>
+          <w:sz w:val="26"/>
+          <w:szCs w:val="26"/>
+        </w:rPr>
+        <w:t>theo</w:t>
+      </w:r>
+      <w:proofErr w:type="spellEnd"/>
+      <w:r>
+        <w:rPr>
+          <w:rFonts w:ascii="Times New Roman" w:eastAsia="Times New Roman" w:hAnsi="Times New Roman" w:cs="Times New Roman"/>
+          <w:b/>
+          <w:bCs/>
+          <w:sz w:val="26"/>
+          <w:szCs w:val="26"/>
+        </w:rPr>
+        <w:t xml:space="preserve"> </w:t>
+      </w:r>
+      <w:proofErr w:type="spellStart"/>
+      <w:r>
+        <w:rPr>
+          <w:rFonts w:ascii="Times New Roman" w:eastAsia="Times New Roman" w:hAnsi="Times New Roman" w:cs="Times New Roman"/>
+          <w:b/>
+          <w:bCs/>
+          <w:sz w:val="26"/>
+          <w:szCs w:val="26"/>
+        </w:rPr>
+        <w:t>MoSCoW</w:t>
+      </w:r>
+      <w:proofErr w:type="spellEnd"/>
     </w:p>
     <w:tbl>
       <w:tblPr>
@@ -1833,6 +3495,7 @@
                 <w:szCs w:val="24"/>
               </w:rPr>
             </w:pPr>
+            <w:proofErr w:type="spellStart"/>
             <w:r>
               <w:rPr>
                 <w:rFonts w:ascii="Times New Roman" w:eastAsia="Times New Roman" w:hAnsi="Times New Roman" w:cs="Times New Roman"/>
@@ -1843,6 +3506,7 @@
               </w:rPr>
               <w:t>Mã</w:t>
             </w:r>
+            <w:proofErr w:type="spellEnd"/>
           </w:p>
         </w:tc>
         <w:tc>
@@ -1874,16 +3538,40 @@
                 <w:szCs w:val="24"/>
               </w:rPr>
             </w:pPr>
-            <w:r>
-              <w:rPr>
-                <w:rFonts w:ascii="Times New Roman" w:eastAsia="Times New Roman" w:hAnsi="Times New Roman" w:cs="Times New Roman"/>
-                <w:b/>
-                <w:bCs/>
-                <w:sz w:val="24"/>
-                <w:szCs w:val="24"/>
-              </w:rPr>
-              <w:t>Nhóm MoSCoW</w:t>
-            </w:r>
+            <w:proofErr w:type="spellStart"/>
+            <w:r>
+              <w:rPr>
+                <w:rFonts w:ascii="Times New Roman" w:eastAsia="Times New Roman" w:hAnsi="Times New Roman" w:cs="Times New Roman"/>
+                <w:b/>
+                <w:bCs/>
+                <w:sz w:val="24"/>
+                <w:szCs w:val="24"/>
+              </w:rPr>
+              <w:t>Nhóm</w:t>
+            </w:r>
+            <w:proofErr w:type="spellEnd"/>
+            <w:r>
+              <w:rPr>
+                <w:rFonts w:ascii="Times New Roman" w:eastAsia="Times New Roman" w:hAnsi="Times New Roman" w:cs="Times New Roman"/>
+                <w:b/>
+                <w:bCs/>
+                <w:sz w:val="24"/>
+                <w:szCs w:val="24"/>
+              </w:rPr>
+              <w:t xml:space="preserve"> </w:t>
+            </w:r>
+            <w:proofErr w:type="spellStart"/>
+            <w:r>
+              <w:rPr>
+                <w:rFonts w:ascii="Times New Roman" w:eastAsia="Times New Roman" w:hAnsi="Times New Roman" w:cs="Times New Roman"/>
+                <w:b/>
+                <w:bCs/>
+                <w:sz w:val="24"/>
+                <w:szCs w:val="24"/>
+              </w:rPr>
+              <w:t>MoSCoW</w:t>
+            </w:r>
+            <w:proofErr w:type="spellEnd"/>
           </w:p>
         </w:tc>
         <w:tc>
@@ -1923,7 +3611,51 @@
                 <w:sz w:val="24"/>
                 <w:szCs w:val="24"/>
               </w:rPr>
-              <w:t>Lý do (gắn với MVP)</w:t>
+              <w:t>Lý do (</w:t>
+            </w:r>
+            <w:proofErr w:type="spellStart"/>
+            <w:r>
+              <w:rPr>
+                <w:rFonts w:ascii="Times New Roman" w:eastAsia="Times New Roman" w:hAnsi="Times New Roman" w:cs="Times New Roman"/>
+                <w:b/>
+                <w:bCs/>
+                <w:sz w:val="24"/>
+                <w:szCs w:val="24"/>
+              </w:rPr>
+              <w:t>gắn</w:t>
+            </w:r>
+            <w:proofErr w:type="spellEnd"/>
+            <w:r>
+              <w:rPr>
+                <w:rFonts w:ascii="Times New Roman" w:eastAsia="Times New Roman" w:hAnsi="Times New Roman" w:cs="Times New Roman"/>
+                <w:b/>
+                <w:bCs/>
+                <w:sz w:val="24"/>
+                <w:szCs w:val="24"/>
+              </w:rPr>
+              <w:t xml:space="preserve"> </w:t>
+            </w:r>
+            <w:proofErr w:type="spellStart"/>
+            <w:r>
+              <w:rPr>
+                <w:rFonts w:ascii="Times New Roman" w:eastAsia="Times New Roman" w:hAnsi="Times New Roman" w:cs="Times New Roman"/>
+                <w:b/>
+                <w:bCs/>
+                <w:sz w:val="24"/>
+                <w:szCs w:val="24"/>
+              </w:rPr>
+              <w:t>với</w:t>
+            </w:r>
+            <w:proofErr w:type="spellEnd"/>
+            <w:r>
+              <w:rPr>
+                <w:rFonts w:ascii="Times New Roman" w:eastAsia="Times New Roman" w:hAnsi="Times New Roman" w:cs="Times New Roman"/>
+                <w:b/>
+                <w:bCs/>
+                <w:sz w:val="24"/>
+                <w:szCs w:val="24"/>
+              </w:rPr>
+              <w:t xml:space="preserve"> MVP)</w:t>
             </w:r>
           </w:p>
         </w:tc>
@@ -2030,23 +3762,198 @@
                 <w:lang w:val="vi-VN"/>
               </w:rPr>
             </w:pPr>
-            <w:r>
-              <w:rPr>
-                <w:rFonts w:ascii="Times New Roman" w:eastAsia="Times New Roman" w:hAnsi="Times New Roman" w:cs="Times New Roman"/>
-                <w:sz w:val="24"/>
-                <w:szCs w:val="24"/>
-              </w:rPr>
-              <w:t>Quản</w:t>
-            </w:r>
-            <w:r>
-              <w:rPr>
-                <w:rFonts w:ascii="Times New Roman" w:eastAsia="Times New Roman" w:hAnsi="Times New Roman" w:cs="Times New Roman"/>
-                <w:sz w:val="24"/>
-                <w:szCs w:val="24"/>
-                <w:lang w:val="vi-VN"/>
-              </w:rPr>
-              <w:t xml:space="preserve"> lý nhân viên và xe chở rác là sự cần thiết để có thế phân công </w:t>
-            </w:r>
+            <w:proofErr w:type="spellStart"/>
+            <w:r>
+              <w:t>H</w:t>
+            </w:r>
+            <w:r>
+              <w:t>ệ</w:t>
+            </w:r>
+            <w:proofErr w:type="spellEnd"/>
+            <w:r>
+              <w:t xml:space="preserve"> </w:t>
+            </w:r>
+            <w:proofErr w:type="spellStart"/>
+            <w:r>
+              <w:t>thống</w:t>
+            </w:r>
+            <w:proofErr w:type="spellEnd"/>
+            <w:r>
+              <w:t xml:space="preserve"> </w:t>
+            </w:r>
+            <w:proofErr w:type="spellStart"/>
+            <w:r>
+              <w:t>bắt</w:t>
+            </w:r>
+            <w:proofErr w:type="spellEnd"/>
+            <w:r>
+              <w:t xml:space="preserve"> </w:t>
+            </w:r>
+            <w:proofErr w:type="spellStart"/>
+            <w:r>
+              <w:t>buộc</w:t>
+            </w:r>
+            <w:proofErr w:type="spellEnd"/>
+            <w:r>
+              <w:t xml:space="preserve"> </w:t>
+            </w:r>
+            <w:proofErr w:type="spellStart"/>
+            <w:r>
+              <w:t>phải</w:t>
+            </w:r>
+            <w:proofErr w:type="spellEnd"/>
+            <w:r>
+              <w:t xml:space="preserve"> </w:t>
+            </w:r>
+            <w:proofErr w:type="spellStart"/>
+            <w:r>
+              <w:t>có</w:t>
+            </w:r>
+            <w:proofErr w:type="spellEnd"/>
+            <w:r>
+              <w:t xml:space="preserve"> </w:t>
+            </w:r>
+            <w:proofErr w:type="spellStart"/>
+            <w:r>
+              <w:t>dữ</w:t>
+            </w:r>
+            <w:proofErr w:type="spellEnd"/>
+            <w:r>
+              <w:t xml:space="preserve"> </w:t>
+            </w:r>
+            <w:proofErr w:type="spellStart"/>
+            <w:r>
+              <w:t>liệu</w:t>
+            </w:r>
+            <w:proofErr w:type="spellEnd"/>
+            <w:r>
+              <w:t xml:space="preserve"> </w:t>
+            </w:r>
+            <w:proofErr w:type="spellStart"/>
+            <w:r>
+              <w:t>nhân</w:t>
+            </w:r>
+            <w:proofErr w:type="spellEnd"/>
+            <w:r>
+              <w:t xml:space="preserve"> </w:t>
+            </w:r>
+            <w:proofErr w:type="spellStart"/>
+            <w:r>
+              <w:t>viên</w:t>
+            </w:r>
+            <w:proofErr w:type="spellEnd"/>
+            <w:r>
+              <w:t xml:space="preserve"> </w:t>
+            </w:r>
+            <w:proofErr w:type="spellStart"/>
+            <w:r>
+              <w:t>và</w:t>
+            </w:r>
+            <w:proofErr w:type="spellEnd"/>
+            <w:r>
+              <w:t xml:space="preserve"> </w:t>
+            </w:r>
+            <w:proofErr w:type="spellStart"/>
+            <w:r>
+              <w:t>phương</w:t>
+            </w:r>
+            <w:proofErr w:type="spellEnd"/>
+            <w:r>
+              <w:t xml:space="preserve"> </w:t>
+            </w:r>
+            <w:proofErr w:type="spellStart"/>
+            <w:r>
+              <w:t>tiện</w:t>
+            </w:r>
+            <w:proofErr w:type="spellEnd"/>
+            <w:r>
+              <w:t xml:space="preserve"> </w:t>
+            </w:r>
+            <w:proofErr w:type="spellStart"/>
+            <w:r>
+              <w:t>thì</w:t>
+            </w:r>
+            <w:proofErr w:type="spellEnd"/>
+            <w:r>
+              <w:t xml:space="preserve"> </w:t>
+            </w:r>
+            <w:proofErr w:type="spellStart"/>
+            <w:r>
+              <w:t>mới</w:t>
+            </w:r>
+            <w:proofErr w:type="spellEnd"/>
+            <w:r>
+              <w:t xml:space="preserve"> </w:t>
+            </w:r>
+            <w:proofErr w:type="spellStart"/>
+            <w:r>
+              <w:t>thực</w:t>
+            </w:r>
+            <w:proofErr w:type="spellEnd"/>
+            <w:r>
+              <w:t xml:space="preserve"> </w:t>
+            </w:r>
+            <w:proofErr w:type="spellStart"/>
+            <w:r>
+              <w:t>hiện</w:t>
+            </w:r>
+            <w:proofErr w:type="spellEnd"/>
+            <w:r>
+              <w:t xml:space="preserve"> </w:t>
+            </w:r>
+            <w:proofErr w:type="spellStart"/>
+            <w:r>
+              <w:t>phân</w:t>
+            </w:r>
+            <w:proofErr w:type="spellEnd"/>
+            <w:r>
+              <w:t xml:space="preserve"> </w:t>
+            </w:r>
+            <w:proofErr w:type="spellStart"/>
+            <w:r>
+              <w:t>công</w:t>
+            </w:r>
+            <w:proofErr w:type="spellEnd"/>
+            <w:r>
+              <w:t xml:space="preserve"> </w:t>
+            </w:r>
+            <w:proofErr w:type="spellStart"/>
+            <w:r>
+              <w:t>lộ</w:t>
+            </w:r>
+            <w:proofErr w:type="spellEnd"/>
+            <w:r>
+              <w:t xml:space="preserve"> </w:t>
+            </w:r>
+            <w:proofErr w:type="spellStart"/>
+            <w:r>
+              <w:t>trình</w:t>
+            </w:r>
+            <w:proofErr w:type="spellEnd"/>
+            <w:r>
+              <w:t xml:space="preserve"> </w:t>
+            </w:r>
+            <w:proofErr w:type="spellStart"/>
+            <w:r>
+              <w:t>thu</w:t>
+            </w:r>
+            <w:proofErr w:type="spellEnd"/>
+            <w:r>
+              <w:t xml:space="preserve"> </w:t>
+            </w:r>
+            <w:proofErr w:type="spellStart"/>
+            <w:r>
+              <w:t>gom</w:t>
+            </w:r>
+            <w:proofErr w:type="spellEnd"/>
+            <w:r>
+              <w:t xml:space="preserve"> </w:t>
+            </w:r>
+            <w:proofErr w:type="spellStart"/>
+            <w:r>
+              <w:t>được</w:t>
+            </w:r>
+            <w:proofErr w:type="spellEnd"/>
           </w:p>
         </w:tc>
       </w:tr>
@@ -2149,8 +4056,206 @@
                 <w:rFonts w:ascii="Times New Roman" w:eastAsia="Times New Roman" w:hAnsi="Times New Roman" w:cs="Times New Roman"/>
                 <w:sz w:val="24"/>
                 <w:szCs w:val="24"/>
+                <w:lang w:val="vi-VN"/>
               </w:rPr>
             </w:pPr>
+            <w:proofErr w:type="spellStart"/>
+            <w:r>
+              <w:t>Đây</w:t>
+            </w:r>
+            <w:proofErr w:type="spellEnd"/>
+            <w:r>
+              <w:t xml:space="preserve"> </w:t>
+            </w:r>
+            <w:proofErr w:type="spellStart"/>
+            <w:r>
+              <w:t>là</w:t>
+            </w:r>
+            <w:proofErr w:type="spellEnd"/>
+            <w:r>
+              <w:t xml:space="preserve"> </w:t>
+            </w:r>
+            <w:proofErr w:type="spellStart"/>
+            <w:r>
+              <w:t>chức</w:t>
+            </w:r>
+            <w:proofErr w:type="spellEnd"/>
+            <w:r>
+              <w:t xml:space="preserve"> </w:t>
+            </w:r>
+            <w:proofErr w:type="spellStart"/>
+            <w:r>
+              <w:t>năng</w:t>
+            </w:r>
+            <w:proofErr w:type="spellEnd"/>
+            <w:r>
+              <w:t xml:space="preserve"> </w:t>
+            </w:r>
+            <w:proofErr w:type="spellStart"/>
+            <w:r>
+              <w:t>trọng</w:t>
+            </w:r>
+            <w:proofErr w:type="spellEnd"/>
+            <w:r>
+              <w:t xml:space="preserve"> </w:t>
+            </w:r>
+            <w:proofErr w:type="spellStart"/>
+            <w:r>
+              <w:t>tâm</w:t>
+            </w:r>
+            <w:proofErr w:type="spellEnd"/>
+            <w:r>
+              <w:t xml:space="preserve"> </w:t>
+            </w:r>
+            <w:proofErr w:type="spellStart"/>
+            <w:r>
+              <w:t>của</w:t>
+            </w:r>
+            <w:proofErr w:type="spellEnd"/>
+            <w:r>
+              <w:t xml:space="preserve"> MVP </w:t>
+            </w:r>
+            <w:proofErr w:type="spellStart"/>
+            <w:r>
+              <w:t>đối</w:t>
+            </w:r>
+            <w:proofErr w:type="spellEnd"/>
+            <w:r>
+              <w:t xml:space="preserve"> </w:t>
+            </w:r>
+            <w:proofErr w:type="spellStart"/>
+            <w:r>
+              <w:t>với</w:t>
+            </w:r>
+            <w:proofErr w:type="spellEnd"/>
+            <w:r>
+              <w:t xml:space="preserve"> </w:t>
+            </w:r>
+            <w:proofErr w:type="spellStart"/>
+            <w:r>
+              <w:t>ứng</w:t>
+            </w:r>
+            <w:proofErr w:type="spellEnd"/>
+            <w:r>
+              <w:t xml:space="preserve"> </w:t>
+            </w:r>
+            <w:proofErr w:type="spellStart"/>
+            <w:r>
+              <w:t>dụng</w:t>
+            </w:r>
+            <w:proofErr w:type="spellEnd"/>
+            <w:r>
+              <w:t xml:space="preserve"> web ở Release 1 </w:t>
+            </w:r>
+            <w:proofErr w:type="spellStart"/>
+            <w:r>
+              <w:t>cho</w:t>
+            </w:r>
+            <w:proofErr w:type="spellEnd"/>
+            <w:r>
+              <w:t xml:space="preserve"> </w:t>
+            </w:r>
+            <w:proofErr w:type="spellStart"/>
+            <w:r>
+              <w:t>phép</w:t>
+            </w:r>
+            <w:proofErr w:type="spellEnd"/>
+            <w:r>
+              <w:t xml:space="preserve"> </w:t>
+            </w:r>
+            <w:proofErr w:type="spellStart"/>
+            <w:r>
+              <w:t>tạo</w:t>
+            </w:r>
+            <w:proofErr w:type="spellEnd"/>
+            <w:r>
+              <w:t xml:space="preserve"> </w:t>
+            </w:r>
+            <w:proofErr w:type="spellStart"/>
+            <w:r>
+              <w:t>và</w:t>
+            </w:r>
+            <w:proofErr w:type="spellEnd"/>
+            <w:r>
+              <w:t xml:space="preserve"> </w:t>
+            </w:r>
+            <w:proofErr w:type="spellStart"/>
+            <w:r>
+              <w:t>giao</w:t>
+            </w:r>
+            <w:proofErr w:type="spellEnd"/>
+            <w:r>
+              <w:t xml:space="preserve"> </w:t>
+            </w:r>
+            <w:proofErr w:type="spellStart"/>
+            <w:r>
+              <w:t>nhiệm</w:t>
+            </w:r>
+            <w:proofErr w:type="spellEnd"/>
+            <w:r>
+              <w:t xml:space="preserve"> </w:t>
+            </w:r>
+            <w:proofErr w:type="spellStart"/>
+            <w:r>
+              <w:t>vụ</w:t>
+            </w:r>
+            <w:proofErr w:type="spellEnd"/>
+            <w:r>
+              <w:t xml:space="preserve"> </w:t>
+            </w:r>
+            <w:proofErr w:type="spellStart"/>
+            <w:r>
+              <w:t>thu</w:t>
+            </w:r>
+            <w:proofErr w:type="spellEnd"/>
+            <w:r>
+              <w:t xml:space="preserve"> </w:t>
+            </w:r>
+            <w:proofErr w:type="spellStart"/>
+            <w:r>
+              <w:t>gom</w:t>
+            </w:r>
+            <w:proofErr w:type="spellEnd"/>
+            <w:r>
+              <w:t xml:space="preserve"> </w:t>
+            </w:r>
+            <w:proofErr w:type="spellStart"/>
+            <w:r>
+              <w:t>trực</w:t>
+            </w:r>
+            <w:proofErr w:type="spellEnd"/>
+            <w:r>
+              <w:t xml:space="preserve"> </w:t>
+            </w:r>
+            <w:proofErr w:type="spellStart"/>
+            <w:r>
+              <w:t>tiếp</w:t>
+            </w:r>
+            <w:proofErr w:type="spellEnd"/>
+            <w:r>
+              <w:t xml:space="preserve"> </w:t>
+            </w:r>
+            <w:proofErr w:type="spellStart"/>
+            <w:r>
+              <w:t>cho</w:t>
+            </w:r>
+            <w:proofErr w:type="spellEnd"/>
+            <w:r>
+              <w:t xml:space="preserve"> </w:t>
+            </w:r>
+            <w:proofErr w:type="spellStart"/>
+            <w:r>
+              <w:t>nhân</w:t>
+            </w:r>
+            <w:proofErr w:type="spellEnd"/>
+            <w:r>
+              <w:t xml:space="preserve"> </w:t>
+            </w:r>
+            <w:proofErr w:type="spellStart"/>
+            <w:r>
+              <w:t>viên</w:t>
+            </w:r>
+            <w:proofErr w:type="spellEnd"/>
           </w:p>
         </w:tc>
       </w:tr>
@@ -2198,7 +4303,29 @@
           <w:sz w:val="26"/>
           <w:szCs w:val="26"/>
         </w:rPr>
-        <w:t>3.4. Acceptance Criteria bằng Gherkin</w:t>
+        <w:t xml:space="preserve">3.4. Acceptance Criteria </w:t>
+      </w:r>
+      <w:proofErr w:type="spellStart"/>
+      <w:r>
+        <w:rPr>
+          <w:rFonts w:ascii="Times New Roman" w:eastAsia="Times New Roman" w:hAnsi="Times New Roman" w:cs="Times New Roman"/>
+          <w:b/>
+          <w:bCs/>
+          <w:sz w:val="26"/>
+          <w:szCs w:val="26"/>
+        </w:rPr>
+        <w:t>bằng</w:t>
+      </w:r>
+      <w:proofErr w:type="spellEnd"/>
+      <w:r>
+        <w:rPr>
+          <w:rFonts w:ascii="Times New Roman" w:eastAsia="Times New Roman" w:hAnsi="Times New Roman" w:cs="Times New Roman"/>
+          <w:b/>
+          <w:bCs/>
+          <w:sz w:val="26"/>
+          <w:szCs w:val="26"/>
+        </w:rPr>
+        <w:t xml:space="preserve"> Gherkin</w:t>
       </w:r>
     </w:p>
     <w:tbl>
@@ -2256,16 +4383,40 @@
                 <w:szCs w:val="24"/>
               </w:rPr>
             </w:pPr>
-            <w:r>
-              <w:rPr>
-                <w:rFonts w:ascii="Times New Roman" w:eastAsia="Times New Roman" w:hAnsi="Times New Roman" w:cs="Times New Roman"/>
-                <w:b/>
-                <w:bCs/>
-                <w:sz w:val="24"/>
-                <w:szCs w:val="24"/>
-              </w:rPr>
-              <w:t>Kịch bản</w:t>
-            </w:r>
+            <w:proofErr w:type="spellStart"/>
+            <w:r>
+              <w:rPr>
+                <w:rFonts w:ascii="Times New Roman" w:eastAsia="Times New Roman" w:hAnsi="Times New Roman" w:cs="Times New Roman"/>
+                <w:b/>
+                <w:bCs/>
+                <w:sz w:val="24"/>
+                <w:szCs w:val="24"/>
+              </w:rPr>
+              <w:t>Kịch</w:t>
+            </w:r>
+            <w:proofErr w:type="spellEnd"/>
+            <w:r>
+              <w:rPr>
+                <w:rFonts w:ascii="Times New Roman" w:eastAsia="Times New Roman" w:hAnsi="Times New Roman" w:cs="Times New Roman"/>
+                <w:b/>
+                <w:bCs/>
+                <w:sz w:val="24"/>
+                <w:szCs w:val="24"/>
+              </w:rPr>
+              <w:t xml:space="preserve"> </w:t>
+            </w:r>
+            <w:proofErr w:type="spellStart"/>
+            <w:r>
+              <w:rPr>
+                <w:rFonts w:ascii="Times New Roman" w:eastAsia="Times New Roman" w:hAnsi="Times New Roman" w:cs="Times New Roman"/>
+                <w:b/>
+                <w:bCs/>
+                <w:sz w:val="24"/>
+                <w:szCs w:val="24"/>
+              </w:rPr>
+              <w:t>bản</w:t>
+            </w:r>
+            <w:proofErr w:type="spellEnd"/>
           </w:p>
         </w:tc>
         <w:tc>
@@ -2427,8 +4578,18 @@
                 <w:sz w:val="24"/>
                 <w:szCs w:val="24"/>
               </w:rPr>
-              <w:t>(1) Thành công</w:t>
-            </w:r>
+              <w:t xml:space="preserve">(1) Thành </w:t>
+            </w:r>
+            <w:proofErr w:type="spellStart"/>
+            <w:r>
+              <w:rPr>
+                <w:rFonts w:ascii="Times New Roman" w:eastAsia="Times New Roman" w:hAnsi="Times New Roman" w:cs="Times New Roman"/>
+                <w:sz w:val="24"/>
+                <w:szCs w:val="24"/>
+              </w:rPr>
+              <w:t>công</w:t>
+            </w:r>
+            <w:proofErr w:type="spellEnd"/>
           </w:p>
         </w:tc>
         <w:tc>
@@ -2458,6 +4619,7 @@
                 <w:lang w:val="vi-VN"/>
               </w:rPr>
             </w:pPr>
+            <w:proofErr w:type="spellStart"/>
             <w:r>
               <w:rPr>
                 <w:rFonts w:ascii="Times New Roman" w:eastAsia="Times New Roman" w:hAnsi="Times New Roman" w:cs="Times New Roman"/>
@@ -2466,6 +4628,7 @@
               </w:rPr>
               <w:t>Nhân</w:t>
             </w:r>
+            <w:proofErr w:type="spellEnd"/>
             <w:r>
               <w:rPr>
                 <w:rFonts w:ascii="Times New Roman" w:eastAsia="Times New Roman" w:hAnsi="Times New Roman" w:cs="Times New Roman"/>
@@ -2640,16 +4803,106 @@
                 <w:szCs w:val="24"/>
               </w:rPr>
             </w:pPr>
-            <w:r>
-              <w:rPr>
-                <w:rFonts w:ascii="Times New Roman" w:eastAsia="Times New Roman" w:hAnsi="Times New Roman" w:cs="Times New Roman"/>
-                <w:b/>
-                <w:bCs/>
-                <w:sz w:val="24"/>
-                <w:szCs w:val="24"/>
-              </w:rPr>
-              <w:t>Kịch bản lỗi đã chọn</w:t>
-            </w:r>
+            <w:proofErr w:type="spellStart"/>
+            <w:r>
+              <w:rPr>
+                <w:rFonts w:ascii="Times New Roman" w:eastAsia="Times New Roman" w:hAnsi="Times New Roman" w:cs="Times New Roman"/>
+                <w:b/>
+                <w:bCs/>
+                <w:sz w:val="24"/>
+                <w:szCs w:val="24"/>
+              </w:rPr>
+              <w:t>Kịch</w:t>
+            </w:r>
+            <w:proofErr w:type="spellEnd"/>
+            <w:r>
+              <w:rPr>
+                <w:rFonts w:ascii="Times New Roman" w:eastAsia="Times New Roman" w:hAnsi="Times New Roman" w:cs="Times New Roman"/>
+                <w:b/>
+                <w:bCs/>
+                <w:sz w:val="24"/>
+                <w:szCs w:val="24"/>
+              </w:rPr>
+              <w:t xml:space="preserve"> </w:t>
+            </w:r>
+            <w:proofErr w:type="spellStart"/>
+            <w:r>
+              <w:rPr>
+                <w:rFonts w:ascii="Times New Roman" w:eastAsia="Times New Roman" w:hAnsi="Times New Roman" w:cs="Times New Roman"/>
+                <w:b/>
+                <w:bCs/>
+                <w:sz w:val="24"/>
+                <w:szCs w:val="24"/>
+              </w:rPr>
+              <w:t>bản</w:t>
+            </w:r>
+            <w:proofErr w:type="spellEnd"/>
+            <w:r>
+              <w:rPr>
+                <w:rFonts w:ascii="Times New Roman" w:eastAsia="Times New Roman" w:hAnsi="Times New Roman" w:cs="Times New Roman"/>
+                <w:b/>
+                <w:bCs/>
+                <w:sz w:val="24"/>
+                <w:szCs w:val="24"/>
+              </w:rPr>
+              <w:t xml:space="preserve"> </w:t>
+            </w:r>
+            <w:proofErr w:type="spellStart"/>
+            <w:r>
+              <w:rPr>
+                <w:rFonts w:ascii="Times New Roman" w:eastAsia="Times New Roman" w:hAnsi="Times New Roman" w:cs="Times New Roman"/>
+                <w:b/>
+                <w:bCs/>
+                <w:sz w:val="24"/>
+                <w:szCs w:val="24"/>
+              </w:rPr>
+              <w:t>lỗi</w:t>
+            </w:r>
+            <w:proofErr w:type="spellEnd"/>
+            <w:r>
+              <w:rPr>
+                <w:rFonts w:ascii="Times New Roman" w:eastAsia="Times New Roman" w:hAnsi="Times New Roman" w:cs="Times New Roman"/>
+                <w:b/>
+                <w:bCs/>
+                <w:sz w:val="24"/>
+                <w:szCs w:val="24"/>
+              </w:rPr>
+              <w:t xml:space="preserve"> </w:t>
+            </w:r>
+            <w:proofErr w:type="spellStart"/>
+            <w:r>
+              <w:rPr>
+                <w:rFonts w:ascii="Times New Roman" w:eastAsia="Times New Roman" w:hAnsi="Times New Roman" w:cs="Times New Roman"/>
+                <w:b/>
+                <w:bCs/>
+                <w:sz w:val="24"/>
+                <w:szCs w:val="24"/>
+              </w:rPr>
+              <w:t>đã</w:t>
+            </w:r>
+            <w:proofErr w:type="spellEnd"/>
+            <w:r>
+              <w:rPr>
+                <w:rFonts w:ascii="Times New Roman" w:eastAsia="Times New Roman" w:hAnsi="Times New Roman" w:cs="Times New Roman"/>
+                <w:b/>
+                <w:bCs/>
+                <w:sz w:val="24"/>
+                <w:szCs w:val="24"/>
+              </w:rPr>
+              <w:t xml:space="preserve"> </w:t>
+            </w:r>
+            <w:proofErr w:type="spellStart"/>
+            <w:r>
+              <w:rPr>
+                <w:rFonts w:ascii="Times New Roman" w:eastAsia="Times New Roman" w:hAnsi="Times New Roman" w:cs="Times New Roman"/>
+                <w:b/>
+                <w:bCs/>
+                <w:sz w:val="24"/>
+                <w:szCs w:val="24"/>
+              </w:rPr>
+              <w:t>chọn</w:t>
+            </w:r>
+            <w:proofErr w:type="spellEnd"/>
           </w:p>
         </w:tc>
         <w:tc>
@@ -2737,8 +4990,54 @@
                 <w:sz w:val="24"/>
                 <w:szCs w:val="24"/>
               </w:rPr>
-              <w:t xml:space="preserve"> (2a) Không thuộc quyền</w:t>
-            </w:r>
+              <w:t xml:space="preserve"> (2a) </w:t>
+            </w:r>
+            <w:proofErr w:type="spellStart"/>
+            <w:r>
+              <w:rPr>
+                <w:rFonts w:ascii="Times New Roman" w:eastAsia="Times New Roman" w:hAnsi="Times New Roman" w:cs="Times New Roman"/>
+                <w:sz w:val="24"/>
+                <w:szCs w:val="24"/>
+              </w:rPr>
+              <w:t>Không</w:t>
+            </w:r>
+            <w:proofErr w:type="spellEnd"/>
+            <w:r>
+              <w:rPr>
+                <w:rFonts w:ascii="Times New Roman" w:eastAsia="Times New Roman" w:hAnsi="Times New Roman" w:cs="Times New Roman"/>
+                <w:sz w:val="24"/>
+                <w:szCs w:val="24"/>
+              </w:rPr>
+              <w:t xml:space="preserve"> </w:t>
+            </w:r>
+            <w:proofErr w:type="spellStart"/>
+            <w:r>
+              <w:rPr>
+                <w:rFonts w:ascii="Times New Roman" w:eastAsia="Times New Roman" w:hAnsi="Times New Roman" w:cs="Times New Roman"/>
+                <w:sz w:val="24"/>
+                <w:szCs w:val="24"/>
+              </w:rPr>
+              <w:t>thuộc</w:t>
+            </w:r>
+            <w:proofErr w:type="spellEnd"/>
+            <w:r>
+              <w:rPr>
+                <w:rFonts w:ascii="Times New Roman" w:eastAsia="Times New Roman" w:hAnsi="Times New Roman" w:cs="Times New Roman"/>
+                <w:sz w:val="24"/>
+                <w:szCs w:val="24"/>
+              </w:rPr>
+              <w:t xml:space="preserve"> </w:t>
+            </w:r>
+            <w:proofErr w:type="spellStart"/>
+            <w:r>
+              <w:rPr>
+                <w:rFonts w:ascii="Times New Roman" w:eastAsia="Times New Roman" w:hAnsi="Times New Roman" w:cs="Times New Roman"/>
+                <w:sz w:val="24"/>
+                <w:szCs w:val="24"/>
+              </w:rPr>
+              <w:t>quyền</w:t>
+            </w:r>
+            <w:proofErr w:type="spellEnd"/>
           </w:p>
           <w:p>
             <w:pPr>
@@ -2761,8 +5060,54 @@
                 <w:sz w:val="24"/>
                 <w:szCs w:val="24"/>
               </w:rPr>
-              <w:t>☐ (2b) Đã bị huỷ</w:t>
-            </w:r>
+              <w:t xml:space="preserve">☐ (2b) </w:t>
+            </w:r>
+            <w:proofErr w:type="spellStart"/>
+            <w:r>
+              <w:rPr>
+                <w:rFonts w:ascii="Times New Roman" w:eastAsia="Times New Roman" w:hAnsi="Times New Roman" w:cs="Times New Roman"/>
+                <w:sz w:val="24"/>
+                <w:szCs w:val="24"/>
+              </w:rPr>
+              <w:t>Đã</w:t>
+            </w:r>
+            <w:proofErr w:type="spellEnd"/>
+            <w:r>
+              <w:rPr>
+                <w:rFonts w:ascii="Times New Roman" w:eastAsia="Times New Roman" w:hAnsi="Times New Roman" w:cs="Times New Roman"/>
+                <w:sz w:val="24"/>
+                <w:szCs w:val="24"/>
+              </w:rPr>
+              <w:t xml:space="preserve"> </w:t>
+            </w:r>
+            <w:proofErr w:type="spellStart"/>
+            <w:r>
+              <w:rPr>
+                <w:rFonts w:ascii="Times New Roman" w:eastAsia="Times New Roman" w:hAnsi="Times New Roman" w:cs="Times New Roman"/>
+                <w:sz w:val="24"/>
+                <w:szCs w:val="24"/>
+              </w:rPr>
+              <w:t>bị</w:t>
+            </w:r>
+            <w:proofErr w:type="spellEnd"/>
+            <w:r>
+              <w:rPr>
+                <w:rFonts w:ascii="Times New Roman" w:eastAsia="Times New Roman" w:hAnsi="Times New Roman" w:cs="Times New Roman"/>
+                <w:sz w:val="24"/>
+                <w:szCs w:val="24"/>
+              </w:rPr>
+              <w:t xml:space="preserve"> </w:t>
+            </w:r>
+            <w:proofErr w:type="spellStart"/>
+            <w:r>
+              <w:rPr>
+                <w:rFonts w:ascii="Times New Roman" w:eastAsia="Times New Roman" w:hAnsi="Times New Roman" w:cs="Times New Roman"/>
+                <w:sz w:val="24"/>
+                <w:szCs w:val="24"/>
+              </w:rPr>
+              <w:t>huỷ</w:t>
+            </w:r>
+            <w:proofErr w:type="spellEnd"/>
           </w:p>
         </w:tc>
         <w:tc>
@@ -2856,7 +5201,29 @@
           <w:sz w:val="26"/>
           <w:szCs w:val="26"/>
         </w:rPr>
-        <w:t>3.5. AC và DoD</w:t>
+        <w:t xml:space="preserve">3.5. AC </w:t>
+      </w:r>
+      <w:proofErr w:type="spellStart"/>
+      <w:r>
+        <w:rPr>
+          <w:rFonts w:ascii="Times New Roman" w:eastAsia="Times New Roman" w:hAnsi="Times New Roman" w:cs="Times New Roman"/>
+          <w:b/>
+          <w:bCs/>
+          <w:sz w:val="26"/>
+          <w:szCs w:val="26"/>
+        </w:rPr>
+        <w:t>và</w:t>
+      </w:r>
+      <w:proofErr w:type="spellEnd"/>
+      <w:r>
+        <w:rPr>
+          <w:rFonts w:ascii="Times New Roman" w:eastAsia="Times New Roman" w:hAnsi="Times New Roman" w:cs="Times New Roman"/>
+          <w:b/>
+          <w:bCs/>
+          <w:sz w:val="26"/>
+          <w:szCs w:val="26"/>
+        </w:rPr>
+        <w:t xml:space="preserve"> DoD</w:t>
       </w:r>
     </w:p>
     <w:tbl>
@@ -2914,15 +5281,49 @@
                 <w:szCs w:val="24"/>
               </w:rPr>
             </w:pPr>
-            <w:r>
-              <w:rPr>
-                <w:rFonts w:ascii="Times New Roman" w:eastAsia="Times New Roman" w:hAnsi="Times New Roman" w:cs="Times New Roman"/>
-                <w:b/>
-                <w:bCs/>
-                <w:sz w:val="24"/>
-                <w:szCs w:val="24"/>
-              </w:rPr>
-              <w:t>Phát biểu 1</w:t>
+            <w:proofErr w:type="spellStart"/>
+            <w:r>
+              <w:rPr>
+                <w:rFonts w:ascii="Times New Roman" w:eastAsia="Times New Roman" w:hAnsi="Times New Roman" w:cs="Times New Roman"/>
+                <w:b/>
+                <w:bCs/>
+                <w:sz w:val="24"/>
+                <w:szCs w:val="24"/>
+              </w:rPr>
+              <w:t>Phát</w:t>
+            </w:r>
+            <w:proofErr w:type="spellEnd"/>
+            <w:r>
+              <w:rPr>
+                <w:rFonts w:ascii="Times New Roman" w:eastAsia="Times New Roman" w:hAnsi="Times New Roman" w:cs="Times New Roman"/>
+                <w:b/>
+                <w:bCs/>
+                <w:sz w:val="24"/>
+                <w:szCs w:val="24"/>
+              </w:rPr>
+              <w:t xml:space="preserve"> </w:t>
+            </w:r>
+            <w:proofErr w:type="spellStart"/>
+            <w:r>
+              <w:rPr>
+                <w:rFonts w:ascii="Times New Roman" w:eastAsia="Times New Roman" w:hAnsi="Times New Roman" w:cs="Times New Roman"/>
+                <w:b/>
+                <w:bCs/>
+                <w:sz w:val="24"/>
+                <w:szCs w:val="24"/>
+              </w:rPr>
+              <w:t>biểu</w:t>
+            </w:r>
+            <w:proofErr w:type="spellEnd"/>
+            <w:r>
+              <w:rPr>
+                <w:rFonts w:ascii="Times New Roman" w:eastAsia="Times New Roman" w:hAnsi="Times New Roman" w:cs="Times New Roman"/>
+                <w:b/>
+                <w:bCs/>
+                <w:sz w:val="24"/>
+                <w:szCs w:val="24"/>
+              </w:rPr>
+              <w:t xml:space="preserve"> 1</w:t>
             </w:r>
           </w:p>
         </w:tc>
@@ -2955,15 +5356,49 @@
                 <w:szCs w:val="24"/>
               </w:rPr>
             </w:pPr>
-            <w:r>
-              <w:rPr>
-                <w:rFonts w:ascii="Times New Roman" w:eastAsia="Times New Roman" w:hAnsi="Times New Roman" w:cs="Times New Roman"/>
-                <w:b/>
-                <w:bCs/>
-                <w:sz w:val="24"/>
-                <w:szCs w:val="24"/>
-              </w:rPr>
-              <w:t>Phát biểu 2</w:t>
+            <w:proofErr w:type="spellStart"/>
+            <w:r>
+              <w:rPr>
+                <w:rFonts w:ascii="Times New Roman" w:eastAsia="Times New Roman" w:hAnsi="Times New Roman" w:cs="Times New Roman"/>
+                <w:b/>
+                <w:bCs/>
+                <w:sz w:val="24"/>
+                <w:szCs w:val="24"/>
+              </w:rPr>
+              <w:t>Phát</w:t>
+            </w:r>
+            <w:proofErr w:type="spellEnd"/>
+            <w:r>
+              <w:rPr>
+                <w:rFonts w:ascii="Times New Roman" w:eastAsia="Times New Roman" w:hAnsi="Times New Roman" w:cs="Times New Roman"/>
+                <w:b/>
+                <w:bCs/>
+                <w:sz w:val="24"/>
+                <w:szCs w:val="24"/>
+              </w:rPr>
+              <w:t xml:space="preserve"> </w:t>
+            </w:r>
+            <w:proofErr w:type="spellStart"/>
+            <w:r>
+              <w:rPr>
+                <w:rFonts w:ascii="Times New Roman" w:eastAsia="Times New Roman" w:hAnsi="Times New Roman" w:cs="Times New Roman"/>
+                <w:b/>
+                <w:bCs/>
+                <w:sz w:val="24"/>
+                <w:szCs w:val="24"/>
+              </w:rPr>
+              <w:t>biểu</w:t>
+            </w:r>
+            <w:proofErr w:type="spellEnd"/>
+            <w:r>
+              <w:rPr>
+                <w:rFonts w:ascii="Times New Roman" w:eastAsia="Times New Roman" w:hAnsi="Times New Roman" w:cs="Times New Roman"/>
+                <w:b/>
+                <w:bCs/>
+                <w:sz w:val="24"/>
+                <w:szCs w:val="24"/>
+              </w:rPr>
+              <w:t xml:space="preserve"> 2</w:t>
             </w:r>
           </w:p>
         </w:tc>
@@ -2996,15 +5431,49 @@
                 <w:szCs w:val="24"/>
               </w:rPr>
             </w:pPr>
-            <w:r>
-              <w:rPr>
-                <w:rFonts w:ascii="Times New Roman" w:eastAsia="Times New Roman" w:hAnsi="Times New Roman" w:cs="Times New Roman"/>
-                <w:b/>
-                <w:bCs/>
-                <w:sz w:val="24"/>
-                <w:szCs w:val="24"/>
-              </w:rPr>
-              <w:t>Phát biểu 3</w:t>
+            <w:proofErr w:type="spellStart"/>
+            <w:r>
+              <w:rPr>
+                <w:rFonts w:ascii="Times New Roman" w:eastAsia="Times New Roman" w:hAnsi="Times New Roman" w:cs="Times New Roman"/>
+                <w:b/>
+                <w:bCs/>
+                <w:sz w:val="24"/>
+                <w:szCs w:val="24"/>
+              </w:rPr>
+              <w:t>Phát</w:t>
+            </w:r>
+            <w:proofErr w:type="spellEnd"/>
+            <w:r>
+              <w:rPr>
+                <w:rFonts w:ascii="Times New Roman" w:eastAsia="Times New Roman" w:hAnsi="Times New Roman" w:cs="Times New Roman"/>
+                <w:b/>
+                <w:bCs/>
+                <w:sz w:val="24"/>
+                <w:szCs w:val="24"/>
+              </w:rPr>
+              <w:t xml:space="preserve"> </w:t>
+            </w:r>
+            <w:proofErr w:type="spellStart"/>
+            <w:r>
+              <w:rPr>
+                <w:rFonts w:ascii="Times New Roman" w:eastAsia="Times New Roman" w:hAnsi="Times New Roman" w:cs="Times New Roman"/>
+                <w:b/>
+                <w:bCs/>
+                <w:sz w:val="24"/>
+                <w:szCs w:val="24"/>
+              </w:rPr>
+              <w:t>biểu</w:t>
+            </w:r>
+            <w:proofErr w:type="spellEnd"/>
+            <w:r>
+              <w:rPr>
+                <w:rFonts w:ascii="Times New Roman" w:eastAsia="Times New Roman" w:hAnsi="Times New Roman" w:cs="Times New Roman"/>
+                <w:b/>
+                <w:bCs/>
+                <w:sz w:val="24"/>
+                <w:szCs w:val="24"/>
+              </w:rPr>
+              <w:t xml:space="preserve"> 3</w:t>
             </w:r>
           </w:p>
         </w:tc>
@@ -3037,15 +5506,49 @@
                 <w:szCs w:val="24"/>
               </w:rPr>
             </w:pPr>
-            <w:r>
-              <w:rPr>
-                <w:rFonts w:ascii="Times New Roman" w:eastAsia="Times New Roman" w:hAnsi="Times New Roman" w:cs="Times New Roman"/>
-                <w:b/>
-                <w:bCs/>
-                <w:sz w:val="24"/>
-                <w:szCs w:val="24"/>
-              </w:rPr>
-              <w:t>Phát biểu 4</w:t>
+            <w:proofErr w:type="spellStart"/>
+            <w:r>
+              <w:rPr>
+                <w:rFonts w:ascii="Times New Roman" w:eastAsia="Times New Roman" w:hAnsi="Times New Roman" w:cs="Times New Roman"/>
+                <w:b/>
+                <w:bCs/>
+                <w:sz w:val="24"/>
+                <w:szCs w:val="24"/>
+              </w:rPr>
+              <w:t>Phát</w:t>
+            </w:r>
+            <w:proofErr w:type="spellEnd"/>
+            <w:r>
+              <w:rPr>
+                <w:rFonts w:ascii="Times New Roman" w:eastAsia="Times New Roman" w:hAnsi="Times New Roman" w:cs="Times New Roman"/>
+                <w:b/>
+                <w:bCs/>
+                <w:sz w:val="24"/>
+                <w:szCs w:val="24"/>
+              </w:rPr>
+              <w:t xml:space="preserve"> </w:t>
+            </w:r>
+            <w:proofErr w:type="spellStart"/>
+            <w:r>
+              <w:rPr>
+                <w:rFonts w:ascii="Times New Roman" w:eastAsia="Times New Roman" w:hAnsi="Times New Roman" w:cs="Times New Roman"/>
+                <w:b/>
+                <w:bCs/>
+                <w:sz w:val="24"/>
+                <w:szCs w:val="24"/>
+              </w:rPr>
+              <w:t>biểu</w:t>
+            </w:r>
+            <w:proofErr w:type="spellEnd"/>
+            <w:r>
+              <w:rPr>
+                <w:rFonts w:ascii="Times New Roman" w:eastAsia="Times New Roman" w:hAnsi="Times New Roman" w:cs="Times New Roman"/>
+                <w:b/>
+                <w:bCs/>
+                <w:sz w:val="24"/>
+                <w:szCs w:val="24"/>
+              </w:rPr>
+              <w:t xml:space="preserve"> 4</w:t>
             </w:r>
           </w:p>
         </w:tc>
@@ -3276,7 +5779,205 @@
                 <w:sz w:val="24"/>
                 <w:szCs w:val="24"/>
               </w:rPr>
-              <w:t>AC và DoD khác nhau thế nào về phạm vi áp dụng?</w:t>
+              <w:t xml:space="preserve">AC </w:t>
+            </w:r>
+            <w:proofErr w:type="spellStart"/>
+            <w:r>
+              <w:rPr>
+                <w:rFonts w:ascii="Times New Roman" w:eastAsia="Times New Roman" w:hAnsi="Times New Roman" w:cs="Times New Roman"/>
+                <w:b/>
+                <w:bCs/>
+                <w:sz w:val="24"/>
+                <w:szCs w:val="24"/>
+              </w:rPr>
+              <w:t>và</w:t>
+            </w:r>
+            <w:proofErr w:type="spellEnd"/>
+            <w:r>
+              <w:rPr>
+                <w:rFonts w:ascii="Times New Roman" w:eastAsia="Times New Roman" w:hAnsi="Times New Roman" w:cs="Times New Roman"/>
+                <w:b/>
+                <w:bCs/>
+                <w:sz w:val="24"/>
+                <w:szCs w:val="24"/>
+              </w:rPr>
+              <w:t xml:space="preserve"> DoD </w:t>
+            </w:r>
+            <w:proofErr w:type="spellStart"/>
+            <w:r>
+              <w:rPr>
+                <w:rFonts w:ascii="Times New Roman" w:eastAsia="Times New Roman" w:hAnsi="Times New Roman" w:cs="Times New Roman"/>
+                <w:b/>
+                <w:bCs/>
+                <w:sz w:val="24"/>
+                <w:szCs w:val="24"/>
+              </w:rPr>
+              <w:t>khác</w:t>
+            </w:r>
+            <w:proofErr w:type="spellEnd"/>
+            <w:r>
+              <w:rPr>
+                <w:rFonts w:ascii="Times New Roman" w:eastAsia="Times New Roman" w:hAnsi="Times New Roman" w:cs="Times New Roman"/>
+                <w:b/>
+                <w:bCs/>
+                <w:sz w:val="24"/>
+                <w:szCs w:val="24"/>
+              </w:rPr>
+              <w:t xml:space="preserve"> </w:t>
+            </w:r>
+            <w:proofErr w:type="spellStart"/>
+            <w:r>
+              <w:rPr>
+                <w:rFonts w:ascii="Times New Roman" w:eastAsia="Times New Roman" w:hAnsi="Times New Roman" w:cs="Times New Roman"/>
+                <w:b/>
+                <w:bCs/>
+                <w:sz w:val="24"/>
+                <w:szCs w:val="24"/>
+              </w:rPr>
+              <w:t>nhau</w:t>
+            </w:r>
+            <w:proofErr w:type="spellEnd"/>
+            <w:r>
+              <w:rPr>
+                <w:rFonts w:ascii="Times New Roman" w:eastAsia="Times New Roman" w:hAnsi="Times New Roman" w:cs="Times New Roman"/>
+                <w:b/>
+                <w:bCs/>
+                <w:sz w:val="24"/>
+                <w:szCs w:val="24"/>
+              </w:rPr>
+              <w:t xml:space="preserve"> </w:t>
+            </w:r>
+            <w:proofErr w:type="spellStart"/>
+            <w:r>
+              <w:rPr>
+                <w:rFonts w:ascii="Times New Roman" w:eastAsia="Times New Roman" w:hAnsi="Times New Roman" w:cs="Times New Roman"/>
+                <w:b/>
+                <w:bCs/>
+                <w:sz w:val="24"/>
+                <w:szCs w:val="24"/>
+              </w:rPr>
+              <w:t>thế</w:t>
+            </w:r>
+            <w:proofErr w:type="spellEnd"/>
+            <w:r>
+              <w:rPr>
+                <w:rFonts w:ascii="Times New Roman" w:eastAsia="Times New Roman" w:hAnsi="Times New Roman" w:cs="Times New Roman"/>
+                <w:b/>
+                <w:bCs/>
+                <w:sz w:val="24"/>
+                <w:szCs w:val="24"/>
+              </w:rPr>
+              <w:t xml:space="preserve"> </w:t>
+            </w:r>
+            <w:proofErr w:type="spellStart"/>
+            <w:r>
+              <w:rPr>
+                <w:rFonts w:ascii="Times New Roman" w:eastAsia="Times New Roman" w:hAnsi="Times New Roman" w:cs="Times New Roman"/>
+                <w:b/>
+                <w:bCs/>
+                <w:sz w:val="24"/>
+                <w:szCs w:val="24"/>
+              </w:rPr>
+              <w:t>nào</w:t>
+            </w:r>
+            <w:proofErr w:type="spellEnd"/>
+            <w:r>
+              <w:rPr>
+                <w:rFonts w:ascii="Times New Roman" w:eastAsia="Times New Roman" w:hAnsi="Times New Roman" w:cs="Times New Roman"/>
+                <w:b/>
+                <w:bCs/>
+                <w:sz w:val="24"/>
+                <w:szCs w:val="24"/>
+              </w:rPr>
+              <w:t xml:space="preserve"> </w:t>
+            </w:r>
+            <w:proofErr w:type="spellStart"/>
+            <w:r>
+              <w:rPr>
+                <w:rFonts w:ascii="Times New Roman" w:eastAsia="Times New Roman" w:hAnsi="Times New Roman" w:cs="Times New Roman"/>
+                <w:b/>
+                <w:bCs/>
+                <w:sz w:val="24"/>
+                <w:szCs w:val="24"/>
+              </w:rPr>
+              <w:t>về</w:t>
+            </w:r>
+            <w:proofErr w:type="spellEnd"/>
+            <w:r>
+              <w:rPr>
+                <w:rFonts w:ascii="Times New Roman" w:eastAsia="Times New Roman" w:hAnsi="Times New Roman" w:cs="Times New Roman"/>
+                <w:b/>
+                <w:bCs/>
+                <w:sz w:val="24"/>
+                <w:szCs w:val="24"/>
+              </w:rPr>
+              <w:t xml:space="preserve"> </w:t>
+            </w:r>
+            <w:proofErr w:type="spellStart"/>
+            <w:r>
+              <w:rPr>
+                <w:rFonts w:ascii="Times New Roman" w:eastAsia="Times New Roman" w:hAnsi="Times New Roman" w:cs="Times New Roman"/>
+                <w:b/>
+                <w:bCs/>
+                <w:sz w:val="24"/>
+                <w:szCs w:val="24"/>
+              </w:rPr>
+              <w:t>phạm</w:t>
+            </w:r>
+            <w:proofErr w:type="spellEnd"/>
+            <w:r>
+              <w:rPr>
+                <w:rFonts w:ascii="Times New Roman" w:eastAsia="Times New Roman" w:hAnsi="Times New Roman" w:cs="Times New Roman"/>
+                <w:b/>
+                <w:bCs/>
+                <w:sz w:val="24"/>
+                <w:szCs w:val="24"/>
+              </w:rPr>
+              <w:t xml:space="preserve"> vi </w:t>
+            </w:r>
+            <w:proofErr w:type="spellStart"/>
+            <w:r>
+              <w:rPr>
+                <w:rFonts w:ascii="Times New Roman" w:eastAsia="Times New Roman" w:hAnsi="Times New Roman" w:cs="Times New Roman"/>
+                <w:b/>
+                <w:bCs/>
+                <w:sz w:val="24"/>
+                <w:szCs w:val="24"/>
+              </w:rPr>
+              <w:t>áp</w:t>
+            </w:r>
+            <w:proofErr w:type="spellEnd"/>
+            <w:r>
+              <w:rPr>
+                <w:rFonts w:ascii="Times New Roman" w:eastAsia="Times New Roman" w:hAnsi="Times New Roman" w:cs="Times New Roman"/>
+                <w:b/>
+                <w:bCs/>
+                <w:sz w:val="24"/>
+                <w:szCs w:val="24"/>
+              </w:rPr>
+              <w:t xml:space="preserve"> </w:t>
+            </w:r>
+            <w:proofErr w:type="spellStart"/>
+            <w:r>
+              <w:rPr>
+                <w:rFonts w:ascii="Times New Roman" w:eastAsia="Times New Roman" w:hAnsi="Times New Roman" w:cs="Times New Roman"/>
+                <w:b/>
+                <w:bCs/>
+                <w:sz w:val="24"/>
+                <w:szCs w:val="24"/>
+              </w:rPr>
+              <w:t>dụng</w:t>
+            </w:r>
+            <w:proofErr w:type="spellEnd"/>
+            <w:r>
+              <w:rPr>
+                <w:rFonts w:ascii="Times New Roman" w:eastAsia="Times New Roman" w:hAnsi="Times New Roman" w:cs="Times New Roman"/>
+                <w:b/>
+                <w:bCs/>
+                <w:sz w:val="24"/>
+                <w:szCs w:val="24"/>
+              </w:rPr>
+              <w:t>?</w:t>
             </w:r>
           </w:p>
         </w:tc>
@@ -3297,20 +5998,168 @@
           </w:tcPr>
           <w:p>
             <w:pPr>
-              <w:pBdr>
-                <w:top w:val="nil"/>
-                <w:left w:val="nil"/>
-                <w:bottom w:val="nil"/>
-                <w:right w:val="nil"/>
-                <w:between w:val="nil"/>
-              </w:pBdr>
-              <w:spacing w:line="276" w:lineRule="auto"/>
-              <w:rPr>
-                <w:rFonts w:ascii="Times New Roman" w:eastAsia="Times New Roman" w:hAnsi="Times New Roman" w:cs="Times New Roman"/>
-                <w:sz w:val="24"/>
-                <w:szCs w:val="24"/>
-              </w:rPr>
+              <w:widowControl/>
+              <w:spacing w:after="160" w:line="278" w:lineRule="auto"/>
             </w:pPr>
+            <w:r>
+              <w:t xml:space="preserve">AC (Acceptance Criteria): </w:t>
+            </w:r>
+            <w:proofErr w:type="spellStart"/>
+            <w:r>
+              <w:t>Áp</w:t>
+            </w:r>
+            <w:proofErr w:type="spellEnd"/>
+            <w:r>
+              <w:t xml:space="preserve"> </w:t>
+            </w:r>
+            <w:proofErr w:type="spellStart"/>
+            <w:r>
+              <w:t>dụng</w:t>
+            </w:r>
+            <w:proofErr w:type="spellEnd"/>
+            <w:r>
+              <w:t xml:space="preserve"> </w:t>
+            </w:r>
+            <w:proofErr w:type="spellStart"/>
+            <w:r>
+              <w:t>riêng</w:t>
+            </w:r>
+            <w:proofErr w:type="spellEnd"/>
+            <w:r>
+              <w:t xml:space="preserve"> </w:t>
+            </w:r>
+            <w:proofErr w:type="spellStart"/>
+            <w:r>
+              <w:t>biệt</w:t>
+            </w:r>
+            <w:proofErr w:type="spellEnd"/>
+            <w:r>
+              <w:t xml:space="preserve"> </w:t>
+            </w:r>
+            <w:proofErr w:type="spellStart"/>
+            <w:r>
+              <w:t>cho</w:t>
+            </w:r>
+            <w:proofErr w:type="spellEnd"/>
+            <w:r>
+              <w:t xml:space="preserve"> </w:t>
+            </w:r>
+            <w:proofErr w:type="spellStart"/>
+            <w:r>
+              <w:t>từng</w:t>
+            </w:r>
+            <w:proofErr w:type="spellEnd"/>
+            <w:r>
+              <w:t xml:space="preserve"> User Story </w:t>
+            </w:r>
+          </w:p>
+          <w:p>
+            <w:pPr>
+              <w:widowControl/>
+              <w:spacing w:after="160" w:line="278" w:lineRule="auto"/>
+              <w:rPr>
+                <w:lang w:val="vi-VN"/>
+              </w:rPr>
+            </w:pPr>
+            <w:r>
+              <w:t xml:space="preserve">DoD (Definition of Done): </w:t>
+            </w:r>
+            <w:proofErr w:type="spellStart"/>
+            <w:r>
+              <w:t>Áp</w:t>
+            </w:r>
+            <w:proofErr w:type="spellEnd"/>
+            <w:r>
+              <w:t xml:space="preserve"> </w:t>
+            </w:r>
+            <w:proofErr w:type="spellStart"/>
+            <w:r>
+              <w:t>dụng</w:t>
+            </w:r>
+            <w:proofErr w:type="spellEnd"/>
+            <w:r>
+              <w:t xml:space="preserve"> </w:t>
+            </w:r>
+            <w:proofErr w:type="spellStart"/>
+            <w:r>
+              <w:t>chung</w:t>
+            </w:r>
+            <w:proofErr w:type="spellEnd"/>
+            <w:r>
+              <w:t xml:space="preserve"> </w:t>
+            </w:r>
+            <w:proofErr w:type="spellStart"/>
+            <w:r>
+              <w:t>cho</w:t>
+            </w:r>
+            <w:proofErr w:type="spellEnd"/>
+            <w:r>
+              <w:t xml:space="preserve"> </w:t>
+            </w:r>
+            <w:proofErr w:type="spellStart"/>
+            <w:r>
+              <w:t>tất</w:t>
+            </w:r>
+            <w:proofErr w:type="spellEnd"/>
+            <w:r>
+              <w:t xml:space="preserve"> </w:t>
+            </w:r>
+            <w:proofErr w:type="spellStart"/>
+            <w:r>
+              <w:t>cả</w:t>
+            </w:r>
+            <w:proofErr w:type="spellEnd"/>
+            <w:r>
+              <w:t xml:space="preserve"> </w:t>
+            </w:r>
+            <w:proofErr w:type="spellStart"/>
+            <w:r>
+              <w:t>các</w:t>
+            </w:r>
+            <w:proofErr w:type="spellEnd"/>
+            <w:r>
+              <w:t xml:space="preserve"> </w:t>
+            </w:r>
+            <w:proofErr w:type="spellStart"/>
+            <w:r>
+              <w:t>hạng</w:t>
+            </w:r>
+            <w:proofErr w:type="spellEnd"/>
+            <w:r>
+              <w:t xml:space="preserve"> </w:t>
+            </w:r>
+            <w:proofErr w:type="spellStart"/>
+            <w:r>
+              <w:t>mục</w:t>
+            </w:r>
+            <w:proofErr w:type="spellEnd"/>
+            <w:r>
+              <w:t xml:space="preserve"> </w:t>
+            </w:r>
+            <w:proofErr w:type="spellStart"/>
+            <w:r>
+              <w:t>trong</w:t>
+            </w:r>
+            <w:proofErr w:type="spellEnd"/>
+            <w:r>
+              <w:t xml:space="preserve"> </w:t>
+            </w:r>
+            <w:proofErr w:type="spellStart"/>
+            <w:r>
+              <w:t>toàn</w:t>
+            </w:r>
+            <w:proofErr w:type="spellEnd"/>
+            <w:r>
+              <w:t xml:space="preserve"> </w:t>
+            </w:r>
+            <w:proofErr w:type="spellStart"/>
+            <w:r>
+              <w:t>bộ</w:t>
+            </w:r>
+            <w:proofErr w:type="spellEnd"/>
+            <w:r>
+              <w:t xml:space="preserve"> Sprint </w:t>
+            </w:r>
           </w:p>
         </w:tc>
       </w:tr>
@@ -3358,7 +6207,51 @@
           <w:sz w:val="26"/>
           <w:szCs w:val="26"/>
         </w:rPr>
-        <w:t>3.6. Ước lượng Story Point</w:t>
+        <w:t xml:space="preserve">3.6. </w:t>
+      </w:r>
+      <w:proofErr w:type="spellStart"/>
+      <w:r>
+        <w:rPr>
+          <w:rFonts w:ascii="Times New Roman" w:eastAsia="Times New Roman" w:hAnsi="Times New Roman" w:cs="Times New Roman"/>
+          <w:b/>
+          <w:bCs/>
+          <w:sz w:val="26"/>
+          <w:szCs w:val="26"/>
+        </w:rPr>
+        <w:t>Ước</w:t>
+      </w:r>
+      <w:proofErr w:type="spellEnd"/>
+      <w:r>
+        <w:rPr>
+          <w:rFonts w:ascii="Times New Roman" w:eastAsia="Times New Roman" w:hAnsi="Times New Roman" w:cs="Times New Roman"/>
+          <w:b/>
+          <w:bCs/>
+          <w:sz w:val="26"/>
+          <w:szCs w:val="26"/>
+        </w:rPr>
+        <w:t xml:space="preserve"> </w:t>
+      </w:r>
+      <w:proofErr w:type="spellStart"/>
+      <w:r>
+        <w:rPr>
+          <w:rFonts w:ascii="Times New Roman" w:eastAsia="Times New Roman" w:hAnsi="Times New Roman" w:cs="Times New Roman"/>
+          <w:b/>
+          <w:bCs/>
+          <w:sz w:val="26"/>
+          <w:szCs w:val="26"/>
+        </w:rPr>
+        <w:t>lượng</w:t>
+      </w:r>
+      <w:proofErr w:type="spellEnd"/>
+      <w:r>
+        <w:rPr>
+          <w:rFonts w:ascii="Times New Roman" w:eastAsia="Times New Roman" w:hAnsi="Times New Roman" w:cs="Times New Roman"/>
+          <w:b/>
+          <w:bCs/>
+          <w:sz w:val="26"/>
+          <w:szCs w:val="26"/>
+        </w:rPr>
+        <w:t xml:space="preserve"> Story Point</w:t>
       </w:r>
     </w:p>
     <w:tbl>
@@ -3415,6 +6308,7 @@
                 <w:szCs w:val="24"/>
               </w:rPr>
             </w:pPr>
+            <w:proofErr w:type="spellStart"/>
             <w:r>
               <w:rPr>
                 <w:rFonts w:ascii="Times New Roman" w:eastAsia="Times New Roman" w:hAnsi="Times New Roman" w:cs="Times New Roman"/>
@@ -3425,6 +6319,7 @@
               </w:rPr>
               <w:t>Mã</w:t>
             </w:r>
+            <w:proofErr w:type="spellEnd"/>
           </w:p>
         </w:tc>
         <w:tc>
@@ -3573,6 +6468,7 @@
                 <w:rFonts w:ascii="Times New Roman" w:eastAsia="Times New Roman" w:hAnsi="Times New Roman" w:cs="Times New Roman"/>
                 <w:sz w:val="24"/>
                 <w:szCs w:val="24"/>
+                <w:lang w:val="vi-VN"/>
               </w:rPr>
             </w:pPr>
             <w:r>
@@ -3581,7 +6477,7 @@
                 <w:sz w:val="24"/>
                 <w:szCs w:val="24"/>
               </w:rPr>
-              <w:t>5</w:t>
+              <w:t>3</w:t>
             </w:r>
           </w:p>
         </w:tc>
@@ -3609,8 +6505,198 @@
                 <w:rFonts w:ascii="Times New Roman" w:eastAsia="Times New Roman" w:hAnsi="Times New Roman" w:cs="Times New Roman"/>
                 <w:sz w:val="24"/>
                 <w:szCs w:val="24"/>
+                <w:lang w:val="vi-VN"/>
               </w:rPr>
             </w:pPr>
+            <w:proofErr w:type="spellStart"/>
+            <w:r>
+              <w:t>Độ</w:t>
+            </w:r>
+            <w:proofErr w:type="spellEnd"/>
+            <w:r>
+              <w:t xml:space="preserve"> </w:t>
+            </w:r>
+            <w:proofErr w:type="spellStart"/>
+            <w:r>
+              <w:t>phức</w:t>
+            </w:r>
+            <w:proofErr w:type="spellEnd"/>
+            <w:r>
+              <w:t xml:space="preserve"> </w:t>
+            </w:r>
+            <w:proofErr w:type="spellStart"/>
+            <w:r>
+              <w:t>tạp</w:t>
+            </w:r>
+            <w:proofErr w:type="spellEnd"/>
+            <w:r>
+              <w:t xml:space="preserve"> ở </w:t>
+            </w:r>
+            <w:proofErr w:type="spellStart"/>
+            <w:r>
+              <w:t>mức</w:t>
+            </w:r>
+            <w:proofErr w:type="spellEnd"/>
+            <w:r>
+              <w:t xml:space="preserve"> </w:t>
+            </w:r>
+            <w:proofErr w:type="spellStart"/>
+            <w:r>
+              <w:t>trung</w:t>
+            </w:r>
+            <w:proofErr w:type="spellEnd"/>
+            <w:r>
+              <w:t xml:space="preserve"> </w:t>
+            </w:r>
+            <w:proofErr w:type="spellStart"/>
+            <w:r>
+              <w:t>bình</w:t>
+            </w:r>
+            <w:proofErr w:type="spellEnd"/>
+            <w:r>
+              <w:t xml:space="preserve">, </w:t>
+            </w:r>
+            <w:proofErr w:type="spellStart"/>
+            <w:r>
+              <w:t>chủ</w:t>
+            </w:r>
+            <w:proofErr w:type="spellEnd"/>
+            <w:r>
+              <w:t xml:space="preserve"> </w:t>
+            </w:r>
+            <w:proofErr w:type="spellStart"/>
+            <w:r>
+              <w:t>yếu</w:t>
+            </w:r>
+            <w:proofErr w:type="spellEnd"/>
+            <w:r>
+              <w:t xml:space="preserve"> </w:t>
+            </w:r>
+            <w:proofErr w:type="spellStart"/>
+            <w:r>
+              <w:t>thực</w:t>
+            </w:r>
+            <w:proofErr w:type="spellEnd"/>
+            <w:r>
+              <w:t xml:space="preserve"> </w:t>
+            </w:r>
+            <w:proofErr w:type="spellStart"/>
+            <w:r>
+              <w:t>hiện</w:t>
+            </w:r>
+            <w:proofErr w:type="spellEnd"/>
+            <w:r>
+              <w:t xml:space="preserve"> </w:t>
+            </w:r>
+            <w:proofErr w:type="spellStart"/>
+            <w:r>
+              <w:t>các</w:t>
+            </w:r>
+            <w:proofErr w:type="spellEnd"/>
+            <w:r>
+              <w:t xml:space="preserve"> </w:t>
+            </w:r>
+            <w:proofErr w:type="spellStart"/>
+            <w:r>
+              <w:t>thao</w:t>
+            </w:r>
+            <w:proofErr w:type="spellEnd"/>
+            <w:r>
+              <w:t xml:space="preserve"> </w:t>
+            </w:r>
+            <w:proofErr w:type="spellStart"/>
+            <w:r>
+              <w:t>tác</w:t>
+            </w:r>
+            <w:proofErr w:type="spellEnd"/>
+            <w:r>
+              <w:t xml:space="preserve"> CRUD </w:t>
+            </w:r>
+            <w:proofErr w:type="spellStart"/>
+            <w:r>
+              <w:t>quản</w:t>
+            </w:r>
+            <w:proofErr w:type="spellEnd"/>
+            <w:r>
+              <w:t xml:space="preserve"> </w:t>
+            </w:r>
+            <w:proofErr w:type="spellStart"/>
+            <w:r>
+              <w:t>lý</w:t>
+            </w:r>
+            <w:proofErr w:type="spellEnd"/>
+            <w:r>
+              <w:t xml:space="preserve"> </w:t>
+            </w:r>
+            <w:proofErr w:type="spellStart"/>
+            <w:r>
+              <w:t>thông</w:t>
+            </w:r>
+            <w:proofErr w:type="spellEnd"/>
+            <w:r>
+              <w:t xml:space="preserve"> tin </w:t>
+            </w:r>
+            <w:proofErr w:type="spellStart"/>
+            <w:r>
+              <w:t>dữ</w:t>
+            </w:r>
+            <w:proofErr w:type="spellEnd"/>
+            <w:r>
+              <w:t xml:space="preserve"> </w:t>
+            </w:r>
+            <w:proofErr w:type="spellStart"/>
+            <w:r>
+              <w:t>liệu</w:t>
+            </w:r>
+            <w:proofErr w:type="spellEnd"/>
+            <w:r>
+              <w:t xml:space="preserve"> </w:t>
+            </w:r>
+            <w:proofErr w:type="spellStart"/>
+            <w:r>
+              <w:t>nhân</w:t>
+            </w:r>
+            <w:proofErr w:type="spellEnd"/>
+            <w:r>
+              <w:t xml:space="preserve"> </w:t>
+            </w:r>
+            <w:proofErr w:type="spellStart"/>
+            <w:r>
+              <w:t>viên</w:t>
+            </w:r>
+            <w:proofErr w:type="spellEnd"/>
+            <w:r>
+              <w:t xml:space="preserve"> </w:t>
+            </w:r>
+            <w:proofErr w:type="spellStart"/>
+            <w:r>
+              <w:t>và</w:t>
+            </w:r>
+            <w:proofErr w:type="spellEnd"/>
+            <w:r>
+              <w:t xml:space="preserve"> </w:t>
+            </w:r>
+            <w:proofErr w:type="spellStart"/>
+            <w:r>
+              <w:t>xe</w:t>
+            </w:r>
+            <w:proofErr w:type="spellEnd"/>
+            <w:r>
+              <w:t xml:space="preserve"> </w:t>
+            </w:r>
+            <w:proofErr w:type="spellStart"/>
+            <w:r>
+              <w:t>chở</w:t>
+            </w:r>
+            <w:proofErr w:type="spellEnd"/>
+            <w:r>
+              <w:t xml:space="preserve"> </w:t>
+            </w:r>
+            <w:proofErr w:type="spellStart"/>
+            <w:r>
+              <w:t>rác</w:t>
+            </w:r>
+            <w:proofErr w:type="spellEnd"/>
           </w:p>
         </w:tc>
       </w:tr>
@@ -3677,6 +6763,7 @@
                 <w:rFonts w:ascii="Times New Roman" w:eastAsia="Times New Roman" w:hAnsi="Times New Roman" w:cs="Times New Roman"/>
                 <w:sz w:val="24"/>
                 <w:szCs w:val="24"/>
+                <w:lang w:val="vi-VN"/>
               </w:rPr>
             </w:pPr>
             <w:r>
@@ -3685,7 +6772,7 @@
                 <w:sz w:val="24"/>
                 <w:szCs w:val="24"/>
               </w:rPr>
-              <w:t>3</w:t>
+              <w:t>5</w:t>
             </w:r>
           </w:p>
         </w:tc>
@@ -3713,8 +6800,182 @@
                 <w:rFonts w:ascii="Times New Roman" w:eastAsia="Times New Roman" w:hAnsi="Times New Roman" w:cs="Times New Roman"/>
                 <w:sz w:val="24"/>
                 <w:szCs w:val="24"/>
+                <w:lang w:val="vi-VN"/>
               </w:rPr>
             </w:pPr>
+            <w:proofErr w:type="spellStart"/>
+            <w:r>
+              <w:t>Phức</w:t>
+            </w:r>
+            <w:proofErr w:type="spellEnd"/>
+            <w:r>
+              <w:t xml:space="preserve"> </w:t>
+            </w:r>
+            <w:proofErr w:type="spellStart"/>
+            <w:r>
+              <w:t>tạp</w:t>
+            </w:r>
+            <w:proofErr w:type="spellEnd"/>
+            <w:r>
+              <w:t xml:space="preserve"> </w:t>
+            </w:r>
+            <w:proofErr w:type="spellStart"/>
+            <w:r>
+              <w:t>hơn</w:t>
+            </w:r>
+            <w:proofErr w:type="spellEnd"/>
+            <w:r>
+              <w:t xml:space="preserve"> US-01 do </w:t>
+            </w:r>
+            <w:proofErr w:type="spellStart"/>
+            <w:r>
+              <w:t>liên</w:t>
+            </w:r>
+            <w:proofErr w:type="spellEnd"/>
+            <w:r>
+              <w:t xml:space="preserve"> </w:t>
+            </w:r>
+            <w:proofErr w:type="spellStart"/>
+            <w:r>
+              <w:t>quan</w:t>
+            </w:r>
+            <w:proofErr w:type="spellEnd"/>
+            <w:r>
+              <w:t xml:space="preserve"> </w:t>
+            </w:r>
+            <w:proofErr w:type="spellStart"/>
+            <w:r>
+              <w:t>đến</w:t>
+            </w:r>
+            <w:proofErr w:type="spellEnd"/>
+            <w:r>
+              <w:t xml:space="preserve"> </w:t>
+            </w:r>
+            <w:proofErr w:type="spellStart"/>
+            <w:r>
+              <w:t>luồng</w:t>
+            </w:r>
+            <w:proofErr w:type="spellEnd"/>
+            <w:r>
+              <w:t xml:space="preserve"> </w:t>
+            </w:r>
+            <w:proofErr w:type="spellStart"/>
+            <w:r>
+              <w:t>nghiệp</w:t>
+            </w:r>
+            <w:proofErr w:type="spellEnd"/>
+            <w:r>
+              <w:t xml:space="preserve"> </w:t>
+            </w:r>
+            <w:proofErr w:type="spellStart"/>
+            <w:r>
+              <w:t>vụ</w:t>
+            </w:r>
+            <w:proofErr w:type="spellEnd"/>
+            <w:r>
+              <w:t xml:space="preserve"> </w:t>
+            </w:r>
+            <w:proofErr w:type="spellStart"/>
+            <w:r>
+              <w:t>tạo</w:t>
+            </w:r>
+            <w:proofErr w:type="spellEnd"/>
+            <w:r>
+              <w:t xml:space="preserve"> </w:t>
+            </w:r>
+            <w:proofErr w:type="spellStart"/>
+            <w:r>
+              <w:t>lộ</w:t>
+            </w:r>
+            <w:proofErr w:type="spellEnd"/>
+            <w:r>
+              <w:t xml:space="preserve"> </w:t>
+            </w:r>
+            <w:proofErr w:type="spellStart"/>
+            <w:r>
+              <w:t>trình</w:t>
+            </w:r>
+            <w:proofErr w:type="spellEnd"/>
+            <w:r>
+              <w:t xml:space="preserve">, </w:t>
+            </w:r>
+            <w:proofErr w:type="spellStart"/>
+            <w:r>
+              <w:t>liên</w:t>
+            </w:r>
+            <w:proofErr w:type="spellEnd"/>
+            <w:r>
+              <w:t xml:space="preserve"> </w:t>
+            </w:r>
+            <w:proofErr w:type="spellStart"/>
+            <w:r>
+              <w:t>kết</w:t>
+            </w:r>
+            <w:proofErr w:type="spellEnd"/>
+            <w:r>
+              <w:t xml:space="preserve"> </w:t>
+            </w:r>
+            <w:proofErr w:type="spellStart"/>
+            <w:r>
+              <w:t>vị</w:t>
+            </w:r>
+            <w:proofErr w:type="spellEnd"/>
+            <w:r>
+              <w:t xml:space="preserve"> </w:t>
+            </w:r>
+            <w:proofErr w:type="spellStart"/>
+            <w:r>
+              <w:t>trí</w:t>
+            </w:r>
+            <w:proofErr w:type="spellEnd"/>
+            <w:r>
+              <w:t xml:space="preserve"> </w:t>
+            </w:r>
+            <w:proofErr w:type="spellStart"/>
+            <w:r>
+              <w:t>và</w:t>
+            </w:r>
+            <w:proofErr w:type="spellEnd"/>
+            <w:r>
+              <w:t xml:space="preserve"> </w:t>
+            </w:r>
+            <w:proofErr w:type="spellStart"/>
+            <w:r>
+              <w:t>giao</w:t>
+            </w:r>
+            <w:proofErr w:type="spellEnd"/>
+            <w:r>
+              <w:t xml:space="preserve"> </w:t>
+            </w:r>
+            <w:proofErr w:type="spellStart"/>
+            <w:r>
+              <w:t>việc</w:t>
+            </w:r>
+            <w:proofErr w:type="spellEnd"/>
+            <w:r>
+              <w:t xml:space="preserve"> </w:t>
+            </w:r>
+            <w:proofErr w:type="spellStart"/>
+            <w:r>
+              <w:t>cho</w:t>
+            </w:r>
+            <w:proofErr w:type="spellEnd"/>
+            <w:r>
+              <w:t xml:space="preserve"> </w:t>
+            </w:r>
+            <w:proofErr w:type="spellStart"/>
+            <w:r>
+              <w:t>nhân</w:t>
+            </w:r>
+            <w:proofErr w:type="spellEnd"/>
+            <w:r>
+              <w:t xml:space="preserve"> </w:t>
+            </w:r>
+            <w:proofErr w:type="spellStart"/>
+            <w:r>
+              <w:t>viên</w:t>
+            </w:r>
+            <w:proofErr w:type="spellEnd"/>
           </w:p>
         </w:tc>
       </w:tr>
@@ -3795,8 +7056,161 @@
                 <w:sz w:val="24"/>
                 <w:szCs w:val="24"/>
               </w:rPr>
-              <w:lastRenderedPageBreak/>
-              <w:t>Planning Poker (thẻ 3, 5, 5, 5, 13): đội nên làm gì tiếp theo?</w:t>
+              <w:t>Planning Poker (</w:t>
+            </w:r>
+            <w:proofErr w:type="spellStart"/>
+            <w:r>
+              <w:rPr>
+                <w:rFonts w:ascii="Times New Roman" w:eastAsia="Times New Roman" w:hAnsi="Times New Roman" w:cs="Times New Roman"/>
+                <w:b/>
+                <w:bCs/>
+                <w:sz w:val="24"/>
+                <w:szCs w:val="24"/>
+              </w:rPr>
+              <w:t>thẻ</w:t>
+            </w:r>
+            <w:proofErr w:type="spellEnd"/>
+            <w:r>
+              <w:rPr>
+                <w:rFonts w:ascii="Times New Roman" w:eastAsia="Times New Roman" w:hAnsi="Times New Roman" w:cs="Times New Roman"/>
+                <w:b/>
+                <w:bCs/>
+                <w:sz w:val="24"/>
+                <w:szCs w:val="24"/>
+              </w:rPr>
+              <w:t xml:space="preserve"> 3, 5, 5, 5, 13): </w:t>
+            </w:r>
+            <w:proofErr w:type="spellStart"/>
+            <w:r>
+              <w:rPr>
+                <w:rFonts w:ascii="Times New Roman" w:eastAsia="Times New Roman" w:hAnsi="Times New Roman" w:cs="Times New Roman"/>
+                <w:b/>
+                <w:bCs/>
+                <w:sz w:val="24"/>
+                <w:szCs w:val="24"/>
+              </w:rPr>
+              <w:t>đội</w:t>
+            </w:r>
+            <w:proofErr w:type="spellEnd"/>
+            <w:r>
+              <w:rPr>
+                <w:rFonts w:ascii="Times New Roman" w:eastAsia="Times New Roman" w:hAnsi="Times New Roman" w:cs="Times New Roman"/>
+                <w:b/>
+                <w:bCs/>
+                <w:sz w:val="24"/>
+                <w:szCs w:val="24"/>
+              </w:rPr>
+              <w:t xml:space="preserve"> </w:t>
+            </w:r>
+            <w:proofErr w:type="spellStart"/>
+            <w:r>
+              <w:rPr>
+                <w:rFonts w:ascii="Times New Roman" w:eastAsia="Times New Roman" w:hAnsi="Times New Roman" w:cs="Times New Roman"/>
+                <w:b/>
+                <w:bCs/>
+                <w:sz w:val="24"/>
+                <w:szCs w:val="24"/>
+              </w:rPr>
+              <w:t>nên</w:t>
+            </w:r>
+            <w:proofErr w:type="spellEnd"/>
+            <w:r>
+              <w:rPr>
+                <w:rFonts w:ascii="Times New Roman" w:eastAsia="Times New Roman" w:hAnsi="Times New Roman" w:cs="Times New Roman"/>
+                <w:b/>
+                <w:bCs/>
+                <w:sz w:val="24"/>
+                <w:szCs w:val="24"/>
+              </w:rPr>
+              <w:t xml:space="preserve"> </w:t>
+            </w:r>
+            <w:proofErr w:type="spellStart"/>
+            <w:r>
+              <w:rPr>
+                <w:rFonts w:ascii="Times New Roman" w:eastAsia="Times New Roman" w:hAnsi="Times New Roman" w:cs="Times New Roman"/>
+                <w:b/>
+                <w:bCs/>
+                <w:sz w:val="24"/>
+                <w:szCs w:val="24"/>
+              </w:rPr>
+              <w:t>làm</w:t>
+            </w:r>
+            <w:proofErr w:type="spellEnd"/>
+            <w:r>
+              <w:rPr>
+                <w:rFonts w:ascii="Times New Roman" w:eastAsia="Times New Roman" w:hAnsi="Times New Roman" w:cs="Times New Roman"/>
+                <w:b/>
+                <w:bCs/>
+                <w:sz w:val="24"/>
+                <w:szCs w:val="24"/>
+              </w:rPr>
+              <w:t xml:space="preserve"> </w:t>
+            </w:r>
+            <w:proofErr w:type="spellStart"/>
+            <w:r>
+              <w:rPr>
+                <w:rFonts w:ascii="Times New Roman" w:eastAsia="Times New Roman" w:hAnsi="Times New Roman" w:cs="Times New Roman"/>
+                <w:b/>
+                <w:bCs/>
+                <w:sz w:val="24"/>
+                <w:szCs w:val="24"/>
+              </w:rPr>
+              <w:t>gì</w:t>
+            </w:r>
+            <w:proofErr w:type="spellEnd"/>
+            <w:r>
+              <w:rPr>
+                <w:rFonts w:ascii="Times New Roman" w:eastAsia="Times New Roman" w:hAnsi="Times New Roman" w:cs="Times New Roman"/>
+                <w:b/>
+                <w:bCs/>
+                <w:sz w:val="24"/>
+                <w:szCs w:val="24"/>
+              </w:rPr>
+              <w:t xml:space="preserve"> </w:t>
+            </w:r>
+            <w:proofErr w:type="spellStart"/>
+            <w:r>
+              <w:rPr>
+                <w:rFonts w:ascii="Times New Roman" w:eastAsia="Times New Roman" w:hAnsi="Times New Roman" w:cs="Times New Roman"/>
+                <w:b/>
+                <w:bCs/>
+                <w:sz w:val="24"/>
+                <w:szCs w:val="24"/>
+              </w:rPr>
+              <w:t>tiếp</w:t>
+            </w:r>
+            <w:proofErr w:type="spellEnd"/>
+            <w:r>
+              <w:rPr>
+                <w:rFonts w:ascii="Times New Roman" w:eastAsia="Times New Roman" w:hAnsi="Times New Roman" w:cs="Times New Roman"/>
+                <w:b/>
+                <w:bCs/>
+                <w:sz w:val="24"/>
+                <w:szCs w:val="24"/>
+              </w:rPr>
+              <w:t xml:space="preserve"> </w:t>
+            </w:r>
+            <w:proofErr w:type="spellStart"/>
+            <w:r>
+              <w:rPr>
+                <w:rFonts w:ascii="Times New Roman" w:eastAsia="Times New Roman" w:hAnsi="Times New Roman" w:cs="Times New Roman"/>
+                <w:b/>
+                <w:bCs/>
+                <w:sz w:val="24"/>
+                <w:szCs w:val="24"/>
+              </w:rPr>
+              <w:t>theo</w:t>
+            </w:r>
+            <w:proofErr w:type="spellEnd"/>
+            <w:r>
+              <w:rPr>
+                <w:rFonts w:ascii="Times New Roman" w:eastAsia="Times New Roman" w:hAnsi="Times New Roman" w:cs="Times New Roman"/>
+                <w:b/>
+                <w:bCs/>
+                <w:sz w:val="24"/>
+                <w:szCs w:val="24"/>
+              </w:rPr>
+              <w:t>?</w:t>
             </w:r>
           </w:p>
         </w:tc>
@@ -3831,6 +7245,322 @@
                 <w:szCs w:val="24"/>
               </w:rPr>
             </w:pPr>
+            <w:r>
+              <w:t xml:space="preserve">Scrum Master </w:t>
+            </w:r>
+            <w:proofErr w:type="spellStart"/>
+            <w:r>
+              <w:t>tổ</w:t>
+            </w:r>
+            <w:proofErr w:type="spellEnd"/>
+            <w:r>
+              <w:t xml:space="preserve"> </w:t>
+            </w:r>
+            <w:proofErr w:type="spellStart"/>
+            <w:r>
+              <w:t>chức</w:t>
+            </w:r>
+            <w:proofErr w:type="spellEnd"/>
+            <w:r>
+              <w:t xml:space="preserve"> </w:t>
+            </w:r>
+            <w:proofErr w:type="spellStart"/>
+            <w:r>
+              <w:t>cho</w:t>
+            </w:r>
+            <w:proofErr w:type="spellEnd"/>
+            <w:r>
+              <w:t xml:space="preserve"> </w:t>
+            </w:r>
+            <w:proofErr w:type="spellStart"/>
+            <w:r>
+              <w:t>cả</w:t>
+            </w:r>
+            <w:proofErr w:type="spellEnd"/>
+            <w:r>
+              <w:t xml:space="preserve"> </w:t>
+            </w:r>
+            <w:proofErr w:type="spellStart"/>
+            <w:r>
+              <w:t>đội</w:t>
+            </w:r>
+            <w:proofErr w:type="spellEnd"/>
+            <w:r>
+              <w:t xml:space="preserve"> </w:t>
+            </w:r>
+            <w:proofErr w:type="spellStart"/>
+            <w:r>
+              <w:t>thảo</w:t>
+            </w:r>
+            <w:proofErr w:type="spellEnd"/>
+            <w:r>
+              <w:t xml:space="preserve"> </w:t>
+            </w:r>
+            <w:proofErr w:type="spellStart"/>
+            <w:r>
+              <w:t>luận</w:t>
+            </w:r>
+            <w:proofErr w:type="spellEnd"/>
+            <w:r>
+              <w:t xml:space="preserve"> </w:t>
+            </w:r>
+            <w:proofErr w:type="spellStart"/>
+            <w:r>
+              <w:t>để</w:t>
+            </w:r>
+            <w:proofErr w:type="spellEnd"/>
+            <w:r>
+              <w:t xml:space="preserve"> </w:t>
+            </w:r>
+            <w:proofErr w:type="spellStart"/>
+            <w:r>
+              <w:t>làm</w:t>
+            </w:r>
+            <w:proofErr w:type="spellEnd"/>
+            <w:r>
+              <w:t xml:space="preserve"> </w:t>
+            </w:r>
+            <w:proofErr w:type="spellStart"/>
+            <w:r>
+              <w:t>rõ</w:t>
+            </w:r>
+            <w:proofErr w:type="spellEnd"/>
+            <w:r>
+              <w:t xml:space="preserve"> </w:t>
+            </w:r>
+            <w:proofErr w:type="spellStart"/>
+            <w:r>
+              <w:t>nguyên</w:t>
+            </w:r>
+            <w:proofErr w:type="spellEnd"/>
+            <w:r>
+              <w:t xml:space="preserve"> </w:t>
+            </w:r>
+            <w:proofErr w:type="spellStart"/>
+            <w:r>
+              <w:t>nhân</w:t>
+            </w:r>
+            <w:proofErr w:type="spellEnd"/>
+            <w:r>
+              <w:t xml:space="preserve"> </w:t>
+            </w:r>
+            <w:proofErr w:type="spellStart"/>
+            <w:r>
+              <w:t>chênh</w:t>
+            </w:r>
+            <w:proofErr w:type="spellEnd"/>
+            <w:r>
+              <w:t xml:space="preserve"> </w:t>
+            </w:r>
+            <w:proofErr w:type="spellStart"/>
+            <w:r>
+              <w:t>lệch</w:t>
+            </w:r>
+            <w:proofErr w:type="spellEnd"/>
+            <w:r>
+              <w:t xml:space="preserve"> (</w:t>
+            </w:r>
+            <w:proofErr w:type="spellStart"/>
+            <w:r>
+              <w:t>đặc</w:t>
+            </w:r>
+            <w:proofErr w:type="spellEnd"/>
+            <w:r>
+              <w:t xml:space="preserve"> </w:t>
+            </w:r>
+            <w:proofErr w:type="spellStart"/>
+            <w:r>
+              <w:t>biệt</w:t>
+            </w:r>
+            <w:proofErr w:type="spellEnd"/>
+            <w:r>
+              <w:t xml:space="preserve"> </w:t>
+            </w:r>
+            <w:proofErr w:type="spellStart"/>
+            <w:r>
+              <w:t>giữa</w:t>
+            </w:r>
+            <w:proofErr w:type="spellEnd"/>
+            <w:r>
+              <w:t xml:space="preserve"> </w:t>
+            </w:r>
+            <w:proofErr w:type="spellStart"/>
+            <w:r>
+              <w:t>người</w:t>
+            </w:r>
+            <w:proofErr w:type="spellEnd"/>
+            <w:r>
+              <w:t xml:space="preserve"> </w:t>
+            </w:r>
+            <w:proofErr w:type="spellStart"/>
+            <w:r>
+              <w:t>đưa</w:t>
+            </w:r>
+            <w:proofErr w:type="spellEnd"/>
+            <w:r>
+              <w:t xml:space="preserve"> </w:t>
+            </w:r>
+            <w:proofErr w:type="spellStart"/>
+            <w:r>
+              <w:t>ra</w:t>
+            </w:r>
+            <w:proofErr w:type="spellEnd"/>
+            <w:r>
+              <w:t xml:space="preserve"> </w:t>
+            </w:r>
+            <w:r>
+              <w:rPr>
+                <w:b/>
+                <w:bCs/>
+              </w:rPr>
+              <w:t>2 SP</w:t>
+            </w:r>
+            <w:r>
+              <w:t xml:space="preserve"> </w:t>
+            </w:r>
+            <w:proofErr w:type="spellStart"/>
+            <w:r>
+              <w:t>và</w:t>
+            </w:r>
+            <w:proofErr w:type="spellEnd"/>
+            <w:r>
+              <w:t xml:space="preserve"> </w:t>
+            </w:r>
+            <w:proofErr w:type="spellStart"/>
+            <w:r>
+              <w:t>người</w:t>
+            </w:r>
+            <w:proofErr w:type="spellEnd"/>
+            <w:r>
+              <w:t xml:space="preserve"> </w:t>
+            </w:r>
+            <w:proofErr w:type="spellStart"/>
+            <w:r>
+              <w:t>đưa</w:t>
+            </w:r>
+            <w:proofErr w:type="spellEnd"/>
+            <w:r>
+              <w:t xml:space="preserve"> </w:t>
+            </w:r>
+            <w:proofErr w:type="spellStart"/>
+            <w:r>
+              <w:t>ra</w:t>
+            </w:r>
+            <w:proofErr w:type="spellEnd"/>
+            <w:r>
+              <w:t xml:space="preserve"> </w:t>
+            </w:r>
+            <w:r>
+              <w:rPr>
+                <w:b/>
+                <w:bCs/>
+              </w:rPr>
+              <w:t>13 SP</w:t>
+            </w:r>
+            <w:r>
+              <w:t xml:space="preserve">), </w:t>
+            </w:r>
+            <w:proofErr w:type="spellStart"/>
+            <w:r>
+              <w:t>sau</w:t>
+            </w:r>
+            <w:proofErr w:type="spellEnd"/>
+            <w:r>
+              <w:t xml:space="preserve"> </w:t>
+            </w:r>
+            <w:proofErr w:type="spellStart"/>
+            <w:r>
+              <w:t>đó</w:t>
+            </w:r>
+            <w:proofErr w:type="spellEnd"/>
+            <w:r>
+              <w:t xml:space="preserve"> </w:t>
+            </w:r>
+            <w:proofErr w:type="spellStart"/>
+            <w:r>
+              <w:t>các</w:t>
+            </w:r>
+            <w:proofErr w:type="spellEnd"/>
+            <w:r>
+              <w:t xml:space="preserve"> Developers </w:t>
+            </w:r>
+            <w:proofErr w:type="spellStart"/>
+            <w:r>
+              <w:t>tiến</w:t>
+            </w:r>
+            <w:proofErr w:type="spellEnd"/>
+            <w:r>
+              <w:t xml:space="preserve"> </w:t>
+            </w:r>
+            <w:proofErr w:type="spellStart"/>
+            <w:r>
+              <w:t>hành</w:t>
+            </w:r>
+            <w:proofErr w:type="spellEnd"/>
+            <w:r>
+              <w:t xml:space="preserve"> </w:t>
+            </w:r>
+            <w:proofErr w:type="spellStart"/>
+            <w:r>
+              <w:t>lật</w:t>
+            </w:r>
+            <w:proofErr w:type="spellEnd"/>
+            <w:r>
+              <w:t xml:space="preserve"> </w:t>
+            </w:r>
+            <w:proofErr w:type="spellStart"/>
+            <w:r>
+              <w:t>thẻ</w:t>
+            </w:r>
+            <w:proofErr w:type="spellEnd"/>
+            <w:r>
+              <w:t xml:space="preserve"> </w:t>
+            </w:r>
+            <w:proofErr w:type="spellStart"/>
+            <w:r>
+              <w:t>lại</w:t>
+            </w:r>
+            <w:proofErr w:type="spellEnd"/>
+            <w:r>
+              <w:t xml:space="preserve"> </w:t>
+            </w:r>
+            <w:proofErr w:type="spellStart"/>
+            <w:r>
+              <w:t>để</w:t>
+            </w:r>
+            <w:proofErr w:type="spellEnd"/>
+            <w:r>
+              <w:t xml:space="preserve"> </w:t>
+            </w:r>
+            <w:proofErr w:type="spellStart"/>
+            <w:r>
+              <w:t>đạt</w:t>
+            </w:r>
+            <w:proofErr w:type="spellEnd"/>
+            <w:r>
+              <w:t xml:space="preserve"> </w:t>
+            </w:r>
+            <w:proofErr w:type="spellStart"/>
+            <w:r>
+              <w:t>sự</w:t>
+            </w:r>
+            <w:proofErr w:type="spellEnd"/>
+            <w:r>
+              <w:t xml:space="preserve"> </w:t>
+            </w:r>
+            <w:proofErr w:type="spellStart"/>
+            <w:r>
+              <w:t>đồng</w:t>
+            </w:r>
+            <w:proofErr w:type="spellEnd"/>
+            <w:r>
+              <w:t xml:space="preserve"> </w:t>
+            </w:r>
+            <w:proofErr w:type="spellStart"/>
+            <w:r>
+              <w:t>thuận</w:t>
+            </w:r>
+            <w:proofErr w:type="spellEnd"/>
           </w:p>
         </w:tc>
       </w:tr>
@@ -3878,7 +7608,73 @@
           <w:sz w:val="26"/>
           <w:szCs w:val="26"/>
         </w:rPr>
-        <w:t>3.7. Lập kế hoạch Sprint</w:t>
+        <w:t xml:space="preserve">3.7. </w:t>
+      </w:r>
+      <w:proofErr w:type="spellStart"/>
+      <w:r>
+        <w:rPr>
+          <w:rFonts w:ascii="Times New Roman" w:eastAsia="Times New Roman" w:hAnsi="Times New Roman" w:cs="Times New Roman"/>
+          <w:b/>
+          <w:bCs/>
+          <w:sz w:val="26"/>
+          <w:szCs w:val="26"/>
+        </w:rPr>
+        <w:t>Lập</w:t>
+      </w:r>
+      <w:proofErr w:type="spellEnd"/>
+      <w:r>
+        <w:rPr>
+          <w:rFonts w:ascii="Times New Roman" w:eastAsia="Times New Roman" w:hAnsi="Times New Roman" w:cs="Times New Roman"/>
+          <w:b/>
+          <w:bCs/>
+          <w:sz w:val="26"/>
+          <w:szCs w:val="26"/>
+        </w:rPr>
+        <w:t xml:space="preserve"> </w:t>
+      </w:r>
+      <w:proofErr w:type="spellStart"/>
+      <w:r>
+        <w:rPr>
+          <w:rFonts w:ascii="Times New Roman" w:eastAsia="Times New Roman" w:hAnsi="Times New Roman" w:cs="Times New Roman"/>
+          <w:b/>
+          <w:bCs/>
+          <w:sz w:val="26"/>
+          <w:szCs w:val="26"/>
+        </w:rPr>
+        <w:t>kế</w:t>
+      </w:r>
+      <w:proofErr w:type="spellEnd"/>
+      <w:r>
+        <w:rPr>
+          <w:rFonts w:ascii="Times New Roman" w:eastAsia="Times New Roman" w:hAnsi="Times New Roman" w:cs="Times New Roman"/>
+          <w:b/>
+          <w:bCs/>
+          <w:sz w:val="26"/>
+          <w:szCs w:val="26"/>
+        </w:rPr>
+        <w:t xml:space="preserve"> </w:t>
+      </w:r>
+      <w:proofErr w:type="spellStart"/>
+      <w:r>
+        <w:rPr>
+          <w:rFonts w:ascii="Times New Roman" w:eastAsia="Times New Roman" w:hAnsi="Times New Roman" w:cs="Times New Roman"/>
+          <w:b/>
+          <w:bCs/>
+          <w:sz w:val="26"/>
+          <w:szCs w:val="26"/>
+        </w:rPr>
+        <w:t>hoạch</w:t>
+      </w:r>
+      <w:proofErr w:type="spellEnd"/>
+      <w:r>
+        <w:rPr>
+          <w:rFonts w:ascii="Times New Roman" w:eastAsia="Times New Roman" w:hAnsi="Times New Roman" w:cs="Times New Roman"/>
+          <w:b/>
+          <w:bCs/>
+          <w:sz w:val="26"/>
+          <w:szCs w:val="26"/>
+        </w:rPr>
+        <w:t xml:space="preserve"> Sprint</w:t>
       </w:r>
     </w:p>
     <w:tbl>
@@ -3934,15 +7730,27 @@
                 <w:szCs w:val="24"/>
               </w:rPr>
             </w:pPr>
-            <w:r>
-              <w:rPr>
-                <w:rFonts w:ascii="Times New Roman" w:eastAsia="Times New Roman" w:hAnsi="Times New Roman" w:cs="Times New Roman"/>
-                <w:b/>
-                <w:bCs/>
-                <w:sz w:val="24"/>
-                <w:szCs w:val="24"/>
-              </w:rPr>
-              <w:t>Nội dung</w:t>
+            <w:proofErr w:type="spellStart"/>
+            <w:r>
+              <w:rPr>
+                <w:rFonts w:ascii="Times New Roman" w:eastAsia="Times New Roman" w:hAnsi="Times New Roman" w:cs="Times New Roman"/>
+                <w:b/>
+                <w:bCs/>
+                <w:sz w:val="24"/>
+                <w:szCs w:val="24"/>
+              </w:rPr>
+              <w:t>Nội</w:t>
+            </w:r>
+            <w:proofErr w:type="spellEnd"/>
+            <w:r>
+              <w:rPr>
+                <w:rFonts w:ascii="Times New Roman" w:eastAsia="Times New Roman" w:hAnsi="Times New Roman" w:cs="Times New Roman"/>
+                <w:b/>
+                <w:bCs/>
+                <w:sz w:val="24"/>
+                <w:szCs w:val="24"/>
+              </w:rPr>
+              <w:t xml:space="preserve"> dung</w:t>
             </w:r>
           </w:p>
         </w:tc>
@@ -3975,16 +7783,40 @@
                 <w:szCs w:val="24"/>
               </w:rPr>
             </w:pPr>
-            <w:r>
-              <w:rPr>
-                <w:rFonts w:ascii="Times New Roman" w:eastAsia="Times New Roman" w:hAnsi="Times New Roman" w:cs="Times New Roman"/>
-                <w:b/>
-                <w:bCs/>
-                <w:sz w:val="24"/>
-                <w:szCs w:val="24"/>
-              </w:rPr>
-              <w:t>Trả lời</w:t>
-            </w:r>
+            <w:proofErr w:type="spellStart"/>
+            <w:r>
+              <w:rPr>
+                <w:rFonts w:ascii="Times New Roman" w:eastAsia="Times New Roman" w:hAnsi="Times New Roman" w:cs="Times New Roman"/>
+                <w:b/>
+                <w:bCs/>
+                <w:sz w:val="24"/>
+                <w:szCs w:val="24"/>
+              </w:rPr>
+              <w:t>Trả</w:t>
+            </w:r>
+            <w:proofErr w:type="spellEnd"/>
+            <w:r>
+              <w:rPr>
+                <w:rFonts w:ascii="Times New Roman" w:eastAsia="Times New Roman" w:hAnsi="Times New Roman" w:cs="Times New Roman"/>
+                <w:b/>
+                <w:bCs/>
+                <w:sz w:val="24"/>
+                <w:szCs w:val="24"/>
+              </w:rPr>
+              <w:t xml:space="preserve"> </w:t>
+            </w:r>
+            <w:proofErr w:type="spellStart"/>
+            <w:r>
+              <w:rPr>
+                <w:rFonts w:ascii="Times New Roman" w:eastAsia="Times New Roman" w:hAnsi="Times New Roman" w:cs="Times New Roman"/>
+                <w:b/>
+                <w:bCs/>
+                <w:sz w:val="24"/>
+                <w:szCs w:val="24"/>
+              </w:rPr>
+              <w:t>lời</w:t>
+            </w:r>
+            <w:proofErr w:type="spellEnd"/>
           </w:p>
         </w:tc>
       </w:tr>
@@ -4023,8 +7855,36 @@
                 <w:sz w:val="24"/>
                 <w:szCs w:val="24"/>
               </w:rPr>
-              <w:t>Velocity trung bình</w:t>
-            </w:r>
+              <w:t xml:space="preserve">Velocity </w:t>
+            </w:r>
+            <w:proofErr w:type="spellStart"/>
+            <w:r>
+              <w:rPr>
+                <w:rFonts w:ascii="Times New Roman" w:eastAsia="Times New Roman" w:hAnsi="Times New Roman" w:cs="Times New Roman"/>
+                <w:sz w:val="24"/>
+                <w:szCs w:val="24"/>
+              </w:rPr>
+              <w:t>trung</w:t>
+            </w:r>
+            <w:proofErr w:type="spellEnd"/>
+            <w:r>
+              <w:rPr>
+                <w:rFonts w:ascii="Times New Roman" w:eastAsia="Times New Roman" w:hAnsi="Times New Roman" w:cs="Times New Roman"/>
+                <w:sz w:val="24"/>
+                <w:szCs w:val="24"/>
+              </w:rPr>
+              <w:t xml:space="preserve"> </w:t>
+            </w:r>
+            <w:proofErr w:type="spellStart"/>
+            <w:r>
+              <w:rPr>
+                <w:rFonts w:ascii="Times New Roman" w:eastAsia="Times New Roman" w:hAnsi="Times New Roman" w:cs="Times New Roman"/>
+                <w:sz w:val="24"/>
+                <w:szCs w:val="24"/>
+              </w:rPr>
+              <w:t>bình</w:t>
+            </w:r>
+            <w:proofErr w:type="spellEnd"/>
           </w:p>
         </w:tc>
         <w:tc>
@@ -4101,7 +7961,133 @@
                 <w:sz w:val="24"/>
                 <w:szCs w:val="24"/>
               </w:rPr>
-              <w:t>Capacity Sprint 4 và số SP cam kết (trình bày phép tính)</w:t>
+              <w:t xml:space="preserve">Capacity Sprint 4 </w:t>
+            </w:r>
+            <w:proofErr w:type="spellStart"/>
+            <w:r>
+              <w:rPr>
+                <w:rFonts w:ascii="Times New Roman" w:eastAsia="Times New Roman" w:hAnsi="Times New Roman" w:cs="Times New Roman"/>
+                <w:sz w:val="24"/>
+                <w:szCs w:val="24"/>
+              </w:rPr>
+              <w:t>và</w:t>
+            </w:r>
+            <w:proofErr w:type="spellEnd"/>
+            <w:r>
+              <w:rPr>
+                <w:rFonts w:ascii="Times New Roman" w:eastAsia="Times New Roman" w:hAnsi="Times New Roman" w:cs="Times New Roman"/>
+                <w:sz w:val="24"/>
+                <w:szCs w:val="24"/>
+              </w:rPr>
+              <w:t xml:space="preserve"> </w:t>
+            </w:r>
+            <w:proofErr w:type="spellStart"/>
+            <w:r>
+              <w:rPr>
+                <w:rFonts w:ascii="Times New Roman" w:eastAsia="Times New Roman" w:hAnsi="Times New Roman" w:cs="Times New Roman"/>
+                <w:sz w:val="24"/>
+                <w:szCs w:val="24"/>
+              </w:rPr>
+              <w:t>số</w:t>
+            </w:r>
+            <w:proofErr w:type="spellEnd"/>
+            <w:r>
+              <w:rPr>
+                <w:rFonts w:ascii="Times New Roman" w:eastAsia="Times New Roman" w:hAnsi="Times New Roman" w:cs="Times New Roman"/>
+                <w:sz w:val="24"/>
+                <w:szCs w:val="24"/>
+              </w:rPr>
+              <w:t xml:space="preserve"> SP cam </w:t>
+            </w:r>
+            <w:proofErr w:type="spellStart"/>
+            <w:r>
+              <w:rPr>
+                <w:rFonts w:ascii="Times New Roman" w:eastAsia="Times New Roman" w:hAnsi="Times New Roman" w:cs="Times New Roman"/>
+                <w:sz w:val="24"/>
+                <w:szCs w:val="24"/>
+              </w:rPr>
+              <w:t>kết</w:t>
+            </w:r>
+            <w:proofErr w:type="spellEnd"/>
+            <w:r>
+              <w:rPr>
+                <w:rFonts w:ascii="Times New Roman" w:eastAsia="Times New Roman" w:hAnsi="Times New Roman" w:cs="Times New Roman"/>
+                <w:sz w:val="24"/>
+                <w:szCs w:val="24"/>
+              </w:rPr>
+              <w:t xml:space="preserve"> (</w:t>
+            </w:r>
+            <w:proofErr w:type="spellStart"/>
+            <w:r>
+              <w:rPr>
+                <w:rFonts w:ascii="Times New Roman" w:eastAsia="Times New Roman" w:hAnsi="Times New Roman" w:cs="Times New Roman"/>
+                <w:sz w:val="24"/>
+                <w:szCs w:val="24"/>
+              </w:rPr>
+              <w:t>trình</w:t>
+            </w:r>
+            <w:proofErr w:type="spellEnd"/>
+            <w:r>
+              <w:rPr>
+                <w:rFonts w:ascii="Times New Roman" w:eastAsia="Times New Roman" w:hAnsi="Times New Roman" w:cs="Times New Roman"/>
+                <w:sz w:val="24"/>
+                <w:szCs w:val="24"/>
+              </w:rPr>
+              <w:t xml:space="preserve"> </w:t>
+            </w:r>
+            <w:proofErr w:type="spellStart"/>
+            <w:r>
+              <w:rPr>
+                <w:rFonts w:ascii="Times New Roman" w:eastAsia="Times New Roman" w:hAnsi="Times New Roman" w:cs="Times New Roman"/>
+                <w:sz w:val="24"/>
+                <w:szCs w:val="24"/>
+              </w:rPr>
+              <w:t>bày</w:t>
+            </w:r>
+            <w:proofErr w:type="spellEnd"/>
+            <w:r>
+              <w:rPr>
+                <w:rFonts w:ascii="Times New Roman" w:eastAsia="Times New Roman" w:hAnsi="Times New Roman" w:cs="Times New Roman"/>
+                <w:sz w:val="24"/>
+                <w:szCs w:val="24"/>
+              </w:rPr>
+              <w:t xml:space="preserve"> </w:t>
+            </w:r>
+            <w:proofErr w:type="spellStart"/>
+            <w:r>
+              <w:rPr>
+                <w:rFonts w:ascii="Times New Roman" w:eastAsia="Times New Roman" w:hAnsi="Times New Roman" w:cs="Times New Roman"/>
+                <w:sz w:val="24"/>
+                <w:szCs w:val="24"/>
+              </w:rPr>
+              <w:t>phép</w:t>
+            </w:r>
+            <w:proofErr w:type="spellEnd"/>
+            <w:r>
+              <w:rPr>
+                <w:rFonts w:ascii="Times New Roman" w:eastAsia="Times New Roman" w:hAnsi="Times New Roman" w:cs="Times New Roman"/>
+                <w:sz w:val="24"/>
+                <w:szCs w:val="24"/>
+              </w:rPr>
+              <w:t xml:space="preserve"> </w:t>
+            </w:r>
+            <w:proofErr w:type="spellStart"/>
+            <w:r>
+              <w:rPr>
+                <w:rFonts w:ascii="Times New Roman" w:eastAsia="Times New Roman" w:hAnsi="Times New Roman" w:cs="Times New Roman"/>
+                <w:sz w:val="24"/>
+                <w:szCs w:val="24"/>
+              </w:rPr>
+              <w:t>tính</w:t>
+            </w:r>
+            <w:proofErr w:type="spellEnd"/>
+            <w:r>
+              <w:rPr>
+                <w:rFonts w:ascii="Times New Roman" w:eastAsia="Times New Roman" w:hAnsi="Times New Roman" w:cs="Times New Roman"/>
+                <w:sz w:val="24"/>
+                <w:szCs w:val="24"/>
+              </w:rPr>
+              <w:t>)</w:t>
             </w:r>
           </w:p>
         </w:tc>
@@ -4169,7 +8155,97 @@
                 <w:sz w:val="24"/>
                 <w:szCs w:val="24"/>
               </w:rPr>
-              <w:t>Các story chọn (ghi mã) và tổng SP</w:t>
+              <w:t xml:space="preserve">Các story </w:t>
+            </w:r>
+            <w:proofErr w:type="spellStart"/>
+            <w:r>
+              <w:rPr>
+                <w:rFonts w:ascii="Times New Roman" w:eastAsia="Times New Roman" w:hAnsi="Times New Roman" w:cs="Times New Roman"/>
+                <w:sz w:val="24"/>
+                <w:szCs w:val="24"/>
+              </w:rPr>
+              <w:t>chọn</w:t>
+            </w:r>
+            <w:proofErr w:type="spellEnd"/>
+            <w:r>
+              <w:rPr>
+                <w:rFonts w:ascii="Times New Roman" w:eastAsia="Times New Roman" w:hAnsi="Times New Roman" w:cs="Times New Roman"/>
+                <w:sz w:val="24"/>
+                <w:szCs w:val="24"/>
+              </w:rPr>
+              <w:t xml:space="preserve"> (</w:t>
+            </w:r>
+            <w:proofErr w:type="spellStart"/>
+            <w:r>
+              <w:rPr>
+                <w:rFonts w:ascii="Times New Roman" w:eastAsia="Times New Roman" w:hAnsi="Times New Roman" w:cs="Times New Roman"/>
+                <w:sz w:val="24"/>
+                <w:szCs w:val="24"/>
+              </w:rPr>
+              <w:t>ghi</w:t>
+            </w:r>
+            <w:proofErr w:type="spellEnd"/>
+            <w:r>
+              <w:rPr>
+                <w:rFonts w:ascii="Times New Roman" w:eastAsia="Times New Roman" w:hAnsi="Times New Roman" w:cs="Times New Roman"/>
+                <w:sz w:val="24"/>
+                <w:szCs w:val="24"/>
+              </w:rPr>
+              <w:t xml:space="preserve"> </w:t>
+            </w:r>
+            <w:proofErr w:type="spellStart"/>
+            <w:r>
+              <w:rPr>
+                <w:rFonts w:ascii="Times New Roman" w:eastAsia="Times New Roman" w:hAnsi="Times New Roman" w:cs="Times New Roman"/>
+                <w:sz w:val="24"/>
+                <w:szCs w:val="24"/>
+              </w:rPr>
+              <w:t>mã</w:t>
+            </w:r>
+            <w:proofErr w:type="spellEnd"/>
+            <w:r>
+              <w:rPr>
+                <w:rFonts w:ascii="Times New Roman" w:eastAsia="Times New Roman" w:hAnsi="Times New Roman" w:cs="Times New Roman"/>
+                <w:sz w:val="24"/>
+                <w:szCs w:val="24"/>
+              </w:rPr>
+              <w:t xml:space="preserve">) </w:t>
+            </w:r>
+            <w:proofErr w:type="spellStart"/>
+            <w:r>
+              <w:rPr>
+                <w:rFonts w:ascii="Times New Roman" w:eastAsia="Times New Roman" w:hAnsi="Times New Roman" w:cs="Times New Roman"/>
+                <w:sz w:val="24"/>
+                <w:szCs w:val="24"/>
+              </w:rPr>
+              <w:t>và</w:t>
+            </w:r>
+            <w:proofErr w:type="spellEnd"/>
+            <w:r>
+              <w:rPr>
+                <w:rFonts w:ascii="Times New Roman" w:eastAsia="Times New Roman" w:hAnsi="Times New Roman" w:cs="Times New Roman"/>
+                <w:sz w:val="24"/>
+                <w:szCs w:val="24"/>
+              </w:rPr>
+              <w:t xml:space="preserve"> </w:t>
+            </w:r>
+            <w:proofErr w:type="spellStart"/>
+            <w:r>
+              <w:rPr>
+                <w:rFonts w:ascii="Times New Roman" w:eastAsia="Times New Roman" w:hAnsi="Times New Roman" w:cs="Times New Roman"/>
+                <w:sz w:val="24"/>
+                <w:szCs w:val="24"/>
+              </w:rPr>
+              <w:t>tổng</w:t>
+            </w:r>
+            <w:proofErr w:type="spellEnd"/>
+            <w:r>
+              <w:rPr>
+                <w:rFonts w:ascii="Times New Roman" w:eastAsia="Times New Roman" w:hAnsi="Times New Roman" w:cs="Times New Roman"/>
+                <w:sz w:val="24"/>
+                <w:szCs w:val="24"/>
+              </w:rPr>
+              <w:t xml:space="preserve"> SP</w:t>
             </w:r>
           </w:p>
         </w:tc>
@@ -4237,7 +8313,25 @@
                 <w:sz w:val="24"/>
                 <w:szCs w:val="24"/>
               </w:rPr>
-              <w:t>Sprint Goal (1 câu)</w:t>
+              <w:t xml:space="preserve">Sprint Goal (1 </w:t>
+            </w:r>
+            <w:proofErr w:type="spellStart"/>
+            <w:r>
+              <w:rPr>
+                <w:rFonts w:ascii="Times New Roman" w:eastAsia="Times New Roman" w:hAnsi="Times New Roman" w:cs="Times New Roman"/>
+                <w:sz w:val="24"/>
+                <w:szCs w:val="24"/>
+              </w:rPr>
+              <w:t>câu</w:t>
+            </w:r>
+            <w:proofErr w:type="spellEnd"/>
+            <w:r>
+              <w:rPr>
+                <w:rFonts w:ascii="Times New Roman" w:eastAsia="Times New Roman" w:hAnsi="Times New Roman" w:cs="Times New Roman"/>
+                <w:sz w:val="24"/>
+                <w:szCs w:val="24"/>
+              </w:rPr>
+              <w:t>)</w:t>
             </w:r>
           </w:p>
         </w:tc>
@@ -4314,7 +8408,95 @@
           <w:sz w:val="26"/>
           <w:szCs w:val="26"/>
         </w:rPr>
-        <w:t>3.8. Phân rã công việc – story B3</w:t>
+        <w:t xml:space="preserve">3.8. </w:t>
+      </w:r>
+      <w:proofErr w:type="spellStart"/>
+      <w:r>
+        <w:rPr>
+          <w:rFonts w:ascii="Times New Roman" w:eastAsia="Times New Roman" w:hAnsi="Times New Roman" w:cs="Times New Roman"/>
+          <w:b/>
+          <w:bCs/>
+          <w:sz w:val="26"/>
+          <w:szCs w:val="26"/>
+        </w:rPr>
+        <w:t>Phân</w:t>
+      </w:r>
+      <w:proofErr w:type="spellEnd"/>
+      <w:r>
+        <w:rPr>
+          <w:rFonts w:ascii="Times New Roman" w:eastAsia="Times New Roman" w:hAnsi="Times New Roman" w:cs="Times New Roman"/>
+          <w:b/>
+          <w:bCs/>
+          <w:sz w:val="26"/>
+          <w:szCs w:val="26"/>
+        </w:rPr>
+        <w:t xml:space="preserve"> </w:t>
+      </w:r>
+      <w:proofErr w:type="spellStart"/>
+      <w:r>
+        <w:rPr>
+          <w:rFonts w:ascii="Times New Roman" w:eastAsia="Times New Roman" w:hAnsi="Times New Roman" w:cs="Times New Roman"/>
+          <w:b/>
+          <w:bCs/>
+          <w:sz w:val="26"/>
+          <w:szCs w:val="26"/>
+        </w:rPr>
+        <w:t>rã</w:t>
+      </w:r>
+      <w:proofErr w:type="spellEnd"/>
+      <w:r>
+        <w:rPr>
+          <w:rFonts w:ascii="Times New Roman" w:eastAsia="Times New Roman" w:hAnsi="Times New Roman" w:cs="Times New Roman"/>
+          <w:b/>
+          <w:bCs/>
+          <w:sz w:val="26"/>
+          <w:szCs w:val="26"/>
+        </w:rPr>
+        <w:t xml:space="preserve"> </w:t>
+      </w:r>
+      <w:proofErr w:type="spellStart"/>
+      <w:r>
+        <w:rPr>
+          <w:rFonts w:ascii="Times New Roman" w:eastAsia="Times New Roman" w:hAnsi="Times New Roman" w:cs="Times New Roman"/>
+          <w:b/>
+          <w:bCs/>
+          <w:sz w:val="26"/>
+          <w:szCs w:val="26"/>
+        </w:rPr>
+        <w:t>công</w:t>
+      </w:r>
+      <w:proofErr w:type="spellEnd"/>
+      <w:r>
+        <w:rPr>
+          <w:rFonts w:ascii="Times New Roman" w:eastAsia="Times New Roman" w:hAnsi="Times New Roman" w:cs="Times New Roman"/>
+          <w:b/>
+          <w:bCs/>
+          <w:sz w:val="26"/>
+          <w:szCs w:val="26"/>
+        </w:rPr>
+        <w:t xml:space="preserve"> </w:t>
+      </w:r>
+      <w:proofErr w:type="spellStart"/>
+      <w:r>
+        <w:rPr>
+          <w:rFonts w:ascii="Times New Roman" w:eastAsia="Times New Roman" w:hAnsi="Times New Roman" w:cs="Times New Roman"/>
+          <w:b/>
+          <w:bCs/>
+          <w:sz w:val="26"/>
+          <w:szCs w:val="26"/>
+        </w:rPr>
+        <w:t>việc</w:t>
+      </w:r>
+      <w:proofErr w:type="spellEnd"/>
+      <w:r>
+        <w:rPr>
+          <w:rFonts w:ascii="Times New Roman" w:eastAsia="Times New Roman" w:hAnsi="Times New Roman" w:cs="Times New Roman"/>
+          <w:b/>
+          <w:bCs/>
+          <w:sz w:val="26"/>
+          <w:szCs w:val="26"/>
+        </w:rPr>
+        <w:t xml:space="preserve"> – story B3</w:t>
       </w:r>
     </w:p>
     <w:tbl>
@@ -4379,8 +8561,42 @@
                 <w:sz w:val="24"/>
                 <w:szCs w:val="24"/>
               </w:rPr>
-              <w:t>Task cụ thể</w:t>
-            </w:r>
+              <w:t xml:space="preserve">Task </w:t>
+            </w:r>
+            <w:proofErr w:type="spellStart"/>
+            <w:r>
+              <w:rPr>
+                <w:rFonts w:ascii="Times New Roman" w:eastAsia="Times New Roman" w:hAnsi="Times New Roman" w:cs="Times New Roman"/>
+                <w:b/>
+                <w:bCs/>
+                <w:sz w:val="24"/>
+                <w:szCs w:val="24"/>
+              </w:rPr>
+              <w:t>cụ</w:t>
+            </w:r>
+            <w:proofErr w:type="spellEnd"/>
+            <w:r>
+              <w:rPr>
+                <w:rFonts w:ascii="Times New Roman" w:eastAsia="Times New Roman" w:hAnsi="Times New Roman" w:cs="Times New Roman"/>
+                <w:b/>
+                <w:bCs/>
+                <w:sz w:val="24"/>
+                <w:szCs w:val="24"/>
+              </w:rPr>
+              <w:t xml:space="preserve"> </w:t>
+            </w:r>
+            <w:proofErr w:type="spellStart"/>
+            <w:r>
+              <w:rPr>
+                <w:rFonts w:ascii="Times New Roman" w:eastAsia="Times New Roman" w:hAnsi="Times New Roman" w:cs="Times New Roman"/>
+                <w:b/>
+                <w:bCs/>
+                <w:sz w:val="24"/>
+                <w:szCs w:val="24"/>
+              </w:rPr>
+              <w:t>thể</w:t>
+            </w:r>
+            <w:proofErr w:type="spellEnd"/>
           </w:p>
         </w:tc>
         <w:tc>
@@ -4412,16 +8628,62 @@
                 <w:szCs w:val="24"/>
               </w:rPr>
             </w:pPr>
-            <w:r>
-              <w:rPr>
-                <w:rFonts w:ascii="Times New Roman" w:eastAsia="Times New Roman" w:hAnsi="Times New Roman" w:cs="Times New Roman"/>
-                <w:b/>
-                <w:bCs/>
-                <w:sz w:val="24"/>
-                <w:szCs w:val="24"/>
-              </w:rPr>
-              <w:t>Nhóm công việc</w:t>
-            </w:r>
+            <w:proofErr w:type="spellStart"/>
+            <w:r>
+              <w:rPr>
+                <w:rFonts w:ascii="Times New Roman" w:eastAsia="Times New Roman" w:hAnsi="Times New Roman" w:cs="Times New Roman"/>
+                <w:b/>
+                <w:bCs/>
+                <w:sz w:val="24"/>
+                <w:szCs w:val="24"/>
+              </w:rPr>
+              <w:t>Nhóm</w:t>
+            </w:r>
+            <w:proofErr w:type="spellEnd"/>
+            <w:r>
+              <w:rPr>
+                <w:rFonts w:ascii="Times New Roman" w:eastAsia="Times New Roman" w:hAnsi="Times New Roman" w:cs="Times New Roman"/>
+                <w:b/>
+                <w:bCs/>
+                <w:sz w:val="24"/>
+                <w:szCs w:val="24"/>
+              </w:rPr>
+              <w:t xml:space="preserve"> </w:t>
+            </w:r>
+            <w:proofErr w:type="spellStart"/>
+            <w:r>
+              <w:rPr>
+                <w:rFonts w:ascii="Times New Roman" w:eastAsia="Times New Roman" w:hAnsi="Times New Roman" w:cs="Times New Roman"/>
+                <w:b/>
+                <w:bCs/>
+                <w:sz w:val="24"/>
+                <w:szCs w:val="24"/>
+              </w:rPr>
+              <w:t>công</w:t>
+            </w:r>
+            <w:proofErr w:type="spellEnd"/>
+            <w:r>
+              <w:rPr>
+                <w:rFonts w:ascii="Times New Roman" w:eastAsia="Times New Roman" w:hAnsi="Times New Roman" w:cs="Times New Roman"/>
+                <w:b/>
+                <w:bCs/>
+                <w:sz w:val="24"/>
+                <w:szCs w:val="24"/>
+              </w:rPr>
+              <w:t xml:space="preserve"> </w:t>
+            </w:r>
+            <w:proofErr w:type="spellStart"/>
+            <w:r>
+              <w:rPr>
+                <w:rFonts w:ascii="Times New Roman" w:eastAsia="Times New Roman" w:hAnsi="Times New Roman" w:cs="Times New Roman"/>
+                <w:b/>
+                <w:bCs/>
+                <w:sz w:val="24"/>
+                <w:szCs w:val="24"/>
+              </w:rPr>
+              <w:t>việc</w:t>
+            </w:r>
+            <w:proofErr w:type="spellEnd"/>
           </w:p>
         </w:tc>
         <w:tc>
@@ -4453,15 +8715,71 @@
                 <w:szCs w:val="24"/>
               </w:rPr>
             </w:pPr>
-            <w:r>
-              <w:rPr>
-                <w:rFonts w:ascii="Times New Roman" w:eastAsia="Times New Roman" w:hAnsi="Times New Roman" w:cs="Times New Roman"/>
-                <w:b/>
-                <w:bCs/>
-                <w:sz w:val="24"/>
-                <w:szCs w:val="24"/>
-              </w:rPr>
-              <w:t>Ước lượng (giờ)</w:t>
+            <w:proofErr w:type="spellStart"/>
+            <w:r>
+              <w:rPr>
+                <w:rFonts w:ascii="Times New Roman" w:eastAsia="Times New Roman" w:hAnsi="Times New Roman" w:cs="Times New Roman"/>
+                <w:b/>
+                <w:bCs/>
+                <w:sz w:val="24"/>
+                <w:szCs w:val="24"/>
+              </w:rPr>
+              <w:t>Ước</w:t>
+            </w:r>
+            <w:proofErr w:type="spellEnd"/>
+            <w:r>
+              <w:rPr>
+                <w:rFonts w:ascii="Times New Roman" w:eastAsia="Times New Roman" w:hAnsi="Times New Roman" w:cs="Times New Roman"/>
+                <w:b/>
+                <w:bCs/>
+                <w:sz w:val="24"/>
+                <w:szCs w:val="24"/>
+              </w:rPr>
+              <w:t xml:space="preserve"> </w:t>
+            </w:r>
+            <w:proofErr w:type="spellStart"/>
+            <w:r>
+              <w:rPr>
+                <w:rFonts w:ascii="Times New Roman" w:eastAsia="Times New Roman" w:hAnsi="Times New Roman" w:cs="Times New Roman"/>
+                <w:b/>
+                <w:bCs/>
+                <w:sz w:val="24"/>
+                <w:szCs w:val="24"/>
+              </w:rPr>
+              <w:t>lượng</w:t>
+            </w:r>
+            <w:proofErr w:type="spellEnd"/>
+            <w:r>
+              <w:rPr>
+                <w:rFonts w:ascii="Times New Roman" w:eastAsia="Times New Roman" w:hAnsi="Times New Roman" w:cs="Times New Roman"/>
+                <w:b/>
+                <w:bCs/>
+                <w:sz w:val="24"/>
+                <w:szCs w:val="24"/>
+              </w:rPr>
+              <w:t xml:space="preserve"> (</w:t>
+            </w:r>
+            <w:proofErr w:type="spellStart"/>
+            <w:r>
+              <w:rPr>
+                <w:rFonts w:ascii="Times New Roman" w:eastAsia="Times New Roman" w:hAnsi="Times New Roman" w:cs="Times New Roman"/>
+                <w:b/>
+                <w:bCs/>
+                <w:sz w:val="24"/>
+                <w:szCs w:val="24"/>
+              </w:rPr>
+              <w:t>giờ</w:t>
+            </w:r>
+            <w:proofErr w:type="spellEnd"/>
+            <w:r>
+              <w:rPr>
+                <w:rFonts w:ascii="Times New Roman" w:eastAsia="Times New Roman" w:hAnsi="Times New Roman" w:cs="Times New Roman"/>
+                <w:b/>
+                <w:bCs/>
+                <w:sz w:val="24"/>
+                <w:szCs w:val="24"/>
+              </w:rPr>
+              <w:t>)</w:t>
             </w:r>
           </w:p>
         </w:tc>
@@ -4497,15 +8815,83 @@
                 <w:lang w:val="vi-VN"/>
               </w:rPr>
             </w:pPr>
-            <w:r>
-              <w:rPr>
-                <w:rFonts w:ascii="Times New Roman" w:eastAsia="Times New Roman" w:hAnsi="Times New Roman" w:cs="Times New Roman"/>
-                <w:sz w:val="24"/>
-                <w:szCs w:val="24"/>
-                <w:lang w:val="vi-VN"/>
-              </w:rPr>
-              <w:t>Thiết kế chi tiết phiếu lộ trình</w:t>
-            </w:r>
+            <w:proofErr w:type="spellStart"/>
+            <w:r>
+              <w:t>Thiết</w:t>
+            </w:r>
+            <w:proofErr w:type="spellEnd"/>
+            <w:r>
+              <w:t xml:space="preserve"> </w:t>
+            </w:r>
+            <w:proofErr w:type="spellStart"/>
+            <w:r>
+              <w:t>kế</w:t>
+            </w:r>
+            <w:proofErr w:type="spellEnd"/>
+            <w:r>
+              <w:t xml:space="preserve"> </w:t>
+            </w:r>
+            <w:proofErr w:type="spellStart"/>
+            <w:r>
+              <w:t>màn</w:t>
+            </w:r>
+            <w:proofErr w:type="spellEnd"/>
+            <w:r>
+              <w:t xml:space="preserve"> </w:t>
+            </w:r>
+            <w:proofErr w:type="spellStart"/>
+            <w:r>
+              <w:t>hình</w:t>
+            </w:r>
+            <w:proofErr w:type="spellEnd"/>
+            <w:r>
+              <w:t xml:space="preserve"> chi </w:t>
+            </w:r>
+            <w:proofErr w:type="spellStart"/>
+            <w:r>
+              <w:t>tiết</w:t>
+            </w:r>
+            <w:proofErr w:type="spellEnd"/>
+            <w:r>
+              <w:t xml:space="preserve"> </w:t>
+            </w:r>
+            <w:proofErr w:type="spellStart"/>
+            <w:r>
+              <w:t>phiếu</w:t>
+            </w:r>
+            <w:proofErr w:type="spellEnd"/>
+            <w:r>
+              <w:t xml:space="preserve"> </w:t>
+            </w:r>
+            <w:proofErr w:type="spellStart"/>
+            <w:r>
+              <w:t>lộ</w:t>
+            </w:r>
+            <w:proofErr w:type="spellEnd"/>
+            <w:r>
+              <w:t xml:space="preserve"> </w:t>
+            </w:r>
+            <w:proofErr w:type="spellStart"/>
+            <w:r>
+              <w:t>trình</w:t>
+            </w:r>
+            <w:proofErr w:type="spellEnd"/>
+            <w:r>
+              <w:t xml:space="preserve"> </w:t>
+            </w:r>
+            <w:proofErr w:type="spellStart"/>
+            <w:r>
+              <w:t>thu</w:t>
+            </w:r>
+            <w:proofErr w:type="spellEnd"/>
+            <w:r>
+              <w:t xml:space="preserve"> </w:t>
+            </w:r>
+            <w:proofErr w:type="spellStart"/>
+            <w:r>
+              <w:t>gom</w:t>
+            </w:r>
+            <w:proofErr w:type="spellEnd"/>
           </w:p>
         </w:tc>
         <w:tc>
@@ -4621,23 +9007,83 @@
                 <w:lang w:val="vi-VN"/>
               </w:rPr>
             </w:pPr>
-            <w:r>
-              <w:rPr>
-                <w:rFonts w:ascii="Times New Roman" w:eastAsia="Times New Roman" w:hAnsi="Times New Roman" w:cs="Times New Roman"/>
-                <w:sz w:val="24"/>
-                <w:szCs w:val="24"/>
-              </w:rPr>
-              <w:t>Phát</w:t>
-            </w:r>
-            <w:r>
-              <w:rPr>
-                <w:rFonts w:ascii="Times New Roman" w:eastAsia="Times New Roman" w:hAnsi="Times New Roman" w:cs="Times New Roman"/>
-                <w:sz w:val="24"/>
-                <w:szCs w:val="24"/>
-                <w:lang w:val="vi-VN"/>
-              </w:rPr>
-              <w:t xml:space="preserve"> triển lộ trình và thông tin cho nhân viên thu gom</w:t>
-            </w:r>
+            <w:proofErr w:type="spellStart"/>
+            <w:r>
+              <w:t>Xây</w:t>
+            </w:r>
+            <w:proofErr w:type="spellEnd"/>
+            <w:r>
+              <w:t xml:space="preserve"> </w:t>
+            </w:r>
+            <w:proofErr w:type="spellStart"/>
+            <w:r>
+              <w:t>dựng</w:t>
+            </w:r>
+            <w:proofErr w:type="spellEnd"/>
+            <w:r>
+              <w:t xml:space="preserve"> API </w:t>
+            </w:r>
+            <w:proofErr w:type="spellStart"/>
+            <w:r>
+              <w:t>và</w:t>
+            </w:r>
+            <w:proofErr w:type="spellEnd"/>
+            <w:r>
+              <w:t xml:space="preserve"> </w:t>
+            </w:r>
+            <w:proofErr w:type="spellStart"/>
+            <w:r>
+              <w:t>giao</w:t>
+            </w:r>
+            <w:proofErr w:type="spellEnd"/>
+            <w:r>
+              <w:t xml:space="preserve"> </w:t>
+            </w:r>
+            <w:proofErr w:type="spellStart"/>
+            <w:r>
+              <w:t>diện</w:t>
+            </w:r>
+            <w:proofErr w:type="spellEnd"/>
+            <w:r>
+              <w:t xml:space="preserve"> </w:t>
+            </w:r>
+            <w:proofErr w:type="spellStart"/>
+            <w:r>
+              <w:t>hiển</w:t>
+            </w:r>
+            <w:proofErr w:type="spellEnd"/>
+            <w:r>
+              <w:t xml:space="preserve"> </w:t>
+            </w:r>
+            <w:proofErr w:type="spellStart"/>
+            <w:r>
+              <w:t>thị</w:t>
+            </w:r>
+            <w:proofErr w:type="spellEnd"/>
+            <w:r>
+              <w:t xml:space="preserve"> </w:t>
+            </w:r>
+            <w:proofErr w:type="spellStart"/>
+            <w:r>
+              <w:t>thông</w:t>
+            </w:r>
+            <w:proofErr w:type="spellEnd"/>
+            <w:r>
+              <w:t xml:space="preserve"> tin ca </w:t>
+            </w:r>
+            <w:proofErr w:type="spellStart"/>
+            <w:r>
+              <w:t>thu</w:t>
+            </w:r>
+            <w:proofErr w:type="spellEnd"/>
+            <w:r>
+              <w:t xml:space="preserve"> </w:t>
+            </w:r>
+            <w:proofErr w:type="spellStart"/>
+            <w:r>
+              <w:t>gom</w:t>
+            </w:r>
+            <w:proofErr w:type="spellEnd"/>
           </w:p>
         </w:tc>
         <w:tc>
@@ -4744,23 +9190,115 @@
                 <w:lang w:val="vi-VN"/>
               </w:rPr>
             </w:pPr>
-            <w:r>
-              <w:rPr>
-                <w:rFonts w:ascii="Times New Roman" w:eastAsia="Times New Roman" w:hAnsi="Times New Roman" w:cs="Times New Roman"/>
-                <w:sz w:val="24"/>
-                <w:szCs w:val="24"/>
-              </w:rPr>
+            <w:proofErr w:type="spellStart"/>
+            <w:r>
               <w:t>Kiểm</w:t>
             </w:r>
-            <w:r>
-              <w:rPr>
-                <w:rFonts w:ascii="Times New Roman" w:eastAsia="Times New Roman" w:hAnsi="Times New Roman" w:cs="Times New Roman"/>
-                <w:sz w:val="24"/>
-                <w:szCs w:val="24"/>
-                <w:lang w:val="vi-VN"/>
-              </w:rPr>
-              <w:t xml:space="preserve"> thử việc phát hành phiêu cho nhân viên thu gom</w:t>
-            </w:r>
+            <w:proofErr w:type="spellEnd"/>
+            <w:r>
+              <w:t xml:space="preserve"> </w:t>
+            </w:r>
+            <w:proofErr w:type="spellStart"/>
+            <w:r>
+              <w:t>thử</w:t>
+            </w:r>
+            <w:proofErr w:type="spellEnd"/>
+            <w:r>
+              <w:t xml:space="preserve"> </w:t>
+            </w:r>
+            <w:proofErr w:type="spellStart"/>
+            <w:r>
+              <w:t>chức</w:t>
+            </w:r>
+            <w:proofErr w:type="spellEnd"/>
+            <w:r>
+              <w:t xml:space="preserve"> </w:t>
+            </w:r>
+            <w:proofErr w:type="spellStart"/>
+            <w:r>
+              <w:t>năng</w:t>
+            </w:r>
+            <w:proofErr w:type="spellEnd"/>
+            <w:r>
+              <w:t xml:space="preserve"> </w:t>
+            </w:r>
+            <w:proofErr w:type="spellStart"/>
+            <w:r>
+              <w:t>xem</w:t>
+            </w:r>
+            <w:proofErr w:type="spellEnd"/>
+            <w:r>
+              <w:t xml:space="preserve"> chi </w:t>
+            </w:r>
+            <w:proofErr w:type="spellStart"/>
+            <w:r>
+              <w:t>tiết</w:t>
+            </w:r>
+            <w:proofErr w:type="spellEnd"/>
+            <w:r>
+              <w:t xml:space="preserve"> </w:t>
+            </w:r>
+            <w:proofErr w:type="spellStart"/>
+            <w:r>
+              <w:t>lộ</w:t>
+            </w:r>
+            <w:proofErr w:type="spellEnd"/>
+            <w:r>
+              <w:t xml:space="preserve"> </w:t>
+            </w:r>
+            <w:proofErr w:type="spellStart"/>
+            <w:r>
+              <w:t>trình</w:t>
+            </w:r>
+            <w:proofErr w:type="spellEnd"/>
+            <w:r>
+              <w:t xml:space="preserve"> </w:t>
+            </w:r>
+            <w:proofErr w:type="spellStart"/>
+            <w:r>
+              <w:t>và</w:t>
+            </w:r>
+            <w:proofErr w:type="spellEnd"/>
+            <w:r>
+              <w:t xml:space="preserve"> </w:t>
+            </w:r>
+            <w:proofErr w:type="spellStart"/>
+            <w:r>
+              <w:t>xử</w:t>
+            </w:r>
+            <w:proofErr w:type="spellEnd"/>
+            <w:r>
+              <w:t xml:space="preserve"> </w:t>
+            </w:r>
+            <w:proofErr w:type="spellStart"/>
+            <w:r>
+              <w:t>lý</w:t>
+            </w:r>
+            <w:proofErr w:type="spellEnd"/>
+            <w:r>
+              <w:t xml:space="preserve"> </w:t>
+            </w:r>
+            <w:proofErr w:type="spellStart"/>
+            <w:r>
+              <w:t>lỗi</w:t>
+            </w:r>
+            <w:proofErr w:type="spellEnd"/>
+            <w:r>
+              <w:t xml:space="preserve"> </w:t>
+            </w:r>
+            <w:proofErr w:type="spellStart"/>
+            <w:r>
+              <w:t>phân</w:t>
+            </w:r>
+            <w:proofErr w:type="spellEnd"/>
+            <w:r>
+              <w:t xml:space="preserve"> </w:t>
+            </w:r>
+            <w:proofErr w:type="spellStart"/>
+            <w:r>
+              <w:t>quyền</w:t>
+            </w:r>
+            <w:proofErr w:type="spellEnd"/>
           </w:p>
         </w:tc>
         <w:tc>
@@ -4868,16 +9406,62 @@
                 <w:szCs w:val="24"/>
               </w:rPr>
             </w:pPr>
-            <w:r>
-              <w:rPr>
-                <w:rFonts w:ascii="Times New Roman" w:eastAsia="Times New Roman" w:hAnsi="Times New Roman" w:cs="Times New Roman"/>
-                <w:b/>
-                <w:bCs/>
-                <w:sz w:val="24"/>
-                <w:szCs w:val="24"/>
-              </w:rPr>
-              <w:t>Tổng giờ công</w:t>
-            </w:r>
+            <w:proofErr w:type="spellStart"/>
+            <w:r>
+              <w:rPr>
+                <w:rFonts w:ascii="Times New Roman" w:eastAsia="Times New Roman" w:hAnsi="Times New Roman" w:cs="Times New Roman"/>
+                <w:b/>
+                <w:bCs/>
+                <w:sz w:val="24"/>
+                <w:szCs w:val="24"/>
+              </w:rPr>
+              <w:t>Tổng</w:t>
+            </w:r>
+            <w:proofErr w:type="spellEnd"/>
+            <w:r>
+              <w:rPr>
+                <w:rFonts w:ascii="Times New Roman" w:eastAsia="Times New Roman" w:hAnsi="Times New Roman" w:cs="Times New Roman"/>
+                <w:b/>
+                <w:bCs/>
+                <w:sz w:val="24"/>
+                <w:szCs w:val="24"/>
+              </w:rPr>
+              <w:t xml:space="preserve"> </w:t>
+            </w:r>
+            <w:proofErr w:type="spellStart"/>
+            <w:r>
+              <w:rPr>
+                <w:rFonts w:ascii="Times New Roman" w:eastAsia="Times New Roman" w:hAnsi="Times New Roman" w:cs="Times New Roman"/>
+                <w:b/>
+                <w:bCs/>
+                <w:sz w:val="24"/>
+                <w:szCs w:val="24"/>
+              </w:rPr>
+              <w:t>giờ</w:t>
+            </w:r>
+            <w:proofErr w:type="spellEnd"/>
+            <w:r>
+              <w:rPr>
+                <w:rFonts w:ascii="Times New Roman" w:eastAsia="Times New Roman" w:hAnsi="Times New Roman" w:cs="Times New Roman"/>
+                <w:b/>
+                <w:bCs/>
+                <w:sz w:val="24"/>
+                <w:szCs w:val="24"/>
+              </w:rPr>
+              <w:t xml:space="preserve"> </w:t>
+            </w:r>
+            <w:proofErr w:type="spellStart"/>
+            <w:r>
+              <w:rPr>
+                <w:rFonts w:ascii="Times New Roman" w:eastAsia="Times New Roman" w:hAnsi="Times New Roman" w:cs="Times New Roman"/>
+                <w:b/>
+                <w:bCs/>
+                <w:sz w:val="24"/>
+                <w:szCs w:val="24"/>
+              </w:rPr>
+              <w:t>công</w:t>
+            </w:r>
+            <w:proofErr w:type="spellEnd"/>
           </w:p>
         </w:tc>
         <w:tc>
@@ -4990,7 +9574,51 @@
           <w:sz w:val="26"/>
           <w:szCs w:val="26"/>
         </w:rPr>
-        <w:t>3.9. Phân tích Burndown Chart</w:t>
+        <w:t xml:space="preserve">3.9. </w:t>
+      </w:r>
+      <w:proofErr w:type="spellStart"/>
+      <w:r>
+        <w:rPr>
+          <w:rFonts w:ascii="Times New Roman" w:eastAsia="Times New Roman" w:hAnsi="Times New Roman" w:cs="Times New Roman"/>
+          <w:b/>
+          <w:bCs/>
+          <w:sz w:val="26"/>
+          <w:szCs w:val="26"/>
+        </w:rPr>
+        <w:t>Phân</w:t>
+      </w:r>
+      <w:proofErr w:type="spellEnd"/>
+      <w:r>
+        <w:rPr>
+          <w:rFonts w:ascii="Times New Roman" w:eastAsia="Times New Roman" w:hAnsi="Times New Roman" w:cs="Times New Roman"/>
+          <w:b/>
+          <w:bCs/>
+          <w:sz w:val="26"/>
+          <w:szCs w:val="26"/>
+        </w:rPr>
+        <w:t xml:space="preserve"> </w:t>
+      </w:r>
+      <w:proofErr w:type="spellStart"/>
+      <w:r>
+        <w:rPr>
+          <w:rFonts w:ascii="Times New Roman" w:eastAsia="Times New Roman" w:hAnsi="Times New Roman" w:cs="Times New Roman"/>
+          <w:b/>
+          <w:bCs/>
+          <w:sz w:val="26"/>
+          <w:szCs w:val="26"/>
+        </w:rPr>
+        <w:t>tích</w:t>
+      </w:r>
+      <w:proofErr w:type="spellEnd"/>
+      <w:r>
+        <w:rPr>
+          <w:rFonts w:ascii="Times New Roman" w:eastAsia="Times New Roman" w:hAnsi="Times New Roman" w:cs="Times New Roman"/>
+          <w:b/>
+          <w:bCs/>
+          <w:sz w:val="26"/>
+          <w:szCs w:val="26"/>
+        </w:rPr>
+        <w:t xml:space="preserve"> Burndown Chart</w:t>
       </w:r>
     </w:p>
     <w:tbl>
@@ -5046,15 +9674,27 @@
                 <w:szCs w:val="24"/>
               </w:rPr>
             </w:pPr>
-            <w:r>
-              <w:rPr>
-                <w:rFonts w:ascii="Times New Roman" w:eastAsia="Times New Roman" w:hAnsi="Times New Roman" w:cs="Times New Roman"/>
-                <w:b/>
-                <w:bCs/>
-                <w:sz w:val="24"/>
-                <w:szCs w:val="24"/>
-              </w:rPr>
-              <w:t>Nội dung</w:t>
+            <w:proofErr w:type="spellStart"/>
+            <w:r>
+              <w:rPr>
+                <w:rFonts w:ascii="Times New Roman" w:eastAsia="Times New Roman" w:hAnsi="Times New Roman" w:cs="Times New Roman"/>
+                <w:b/>
+                <w:bCs/>
+                <w:sz w:val="24"/>
+                <w:szCs w:val="24"/>
+              </w:rPr>
+              <w:t>Nội</w:t>
+            </w:r>
+            <w:proofErr w:type="spellEnd"/>
+            <w:r>
+              <w:rPr>
+                <w:rFonts w:ascii="Times New Roman" w:eastAsia="Times New Roman" w:hAnsi="Times New Roman" w:cs="Times New Roman"/>
+                <w:b/>
+                <w:bCs/>
+                <w:sz w:val="24"/>
+                <w:szCs w:val="24"/>
+              </w:rPr>
+              <w:t xml:space="preserve"> dung</w:t>
             </w:r>
           </w:p>
         </w:tc>
@@ -5087,16 +9727,40 @@
                 <w:szCs w:val="24"/>
               </w:rPr>
             </w:pPr>
-            <w:r>
-              <w:rPr>
-                <w:rFonts w:ascii="Times New Roman" w:eastAsia="Times New Roman" w:hAnsi="Times New Roman" w:cs="Times New Roman"/>
-                <w:b/>
-                <w:bCs/>
-                <w:sz w:val="24"/>
-                <w:szCs w:val="24"/>
-              </w:rPr>
-              <w:t>Trả lời</w:t>
-            </w:r>
+            <w:proofErr w:type="spellStart"/>
+            <w:r>
+              <w:rPr>
+                <w:rFonts w:ascii="Times New Roman" w:eastAsia="Times New Roman" w:hAnsi="Times New Roman" w:cs="Times New Roman"/>
+                <w:b/>
+                <w:bCs/>
+                <w:sz w:val="24"/>
+                <w:szCs w:val="24"/>
+              </w:rPr>
+              <w:t>Trả</w:t>
+            </w:r>
+            <w:proofErr w:type="spellEnd"/>
+            <w:r>
+              <w:rPr>
+                <w:rFonts w:ascii="Times New Roman" w:eastAsia="Times New Roman" w:hAnsi="Times New Roman" w:cs="Times New Roman"/>
+                <w:b/>
+                <w:bCs/>
+                <w:sz w:val="24"/>
+                <w:szCs w:val="24"/>
+              </w:rPr>
+              <w:t xml:space="preserve"> </w:t>
+            </w:r>
+            <w:proofErr w:type="spellStart"/>
+            <w:r>
+              <w:rPr>
+                <w:rFonts w:ascii="Times New Roman" w:eastAsia="Times New Roman" w:hAnsi="Times New Roman" w:cs="Times New Roman"/>
+                <w:b/>
+                <w:bCs/>
+                <w:sz w:val="24"/>
+                <w:szCs w:val="24"/>
+              </w:rPr>
+              <w:t>lời</w:t>
+            </w:r>
+            <w:proofErr w:type="spellEnd"/>
           </w:p>
         </w:tc>
       </w:tr>
@@ -5129,14 +9793,160 @@
                 <w:szCs w:val="24"/>
               </w:rPr>
             </w:pPr>
-            <w:r>
-              <w:rPr>
-                <w:rFonts w:ascii="Times New Roman" w:eastAsia="Times New Roman" w:hAnsi="Times New Roman" w:cs="Times New Roman"/>
-                <w:sz w:val="24"/>
-                <w:szCs w:val="24"/>
-              </w:rPr>
-              <w:t>Ngày 4: thực tế, lý tưởng, chênh lệch, kết luận</w:t>
-            </w:r>
+            <w:proofErr w:type="spellStart"/>
+            <w:r>
+              <w:rPr>
+                <w:rFonts w:ascii="Times New Roman" w:eastAsia="Times New Roman" w:hAnsi="Times New Roman" w:cs="Times New Roman"/>
+                <w:sz w:val="24"/>
+                <w:szCs w:val="24"/>
+              </w:rPr>
+              <w:t>Ngày</w:t>
+            </w:r>
+            <w:proofErr w:type="spellEnd"/>
+            <w:r>
+              <w:rPr>
+                <w:rFonts w:ascii="Times New Roman" w:eastAsia="Times New Roman" w:hAnsi="Times New Roman" w:cs="Times New Roman"/>
+                <w:sz w:val="24"/>
+                <w:szCs w:val="24"/>
+              </w:rPr>
+              <w:t xml:space="preserve"> 4: </w:t>
+            </w:r>
+            <w:proofErr w:type="spellStart"/>
+            <w:r>
+              <w:rPr>
+                <w:rFonts w:ascii="Times New Roman" w:eastAsia="Times New Roman" w:hAnsi="Times New Roman" w:cs="Times New Roman"/>
+                <w:sz w:val="24"/>
+                <w:szCs w:val="24"/>
+              </w:rPr>
+              <w:t>thực</w:t>
+            </w:r>
+            <w:proofErr w:type="spellEnd"/>
+            <w:r>
+              <w:rPr>
+                <w:rFonts w:ascii="Times New Roman" w:eastAsia="Times New Roman" w:hAnsi="Times New Roman" w:cs="Times New Roman"/>
+                <w:sz w:val="24"/>
+                <w:szCs w:val="24"/>
+              </w:rPr>
+              <w:t xml:space="preserve"> </w:t>
+            </w:r>
+            <w:proofErr w:type="spellStart"/>
+            <w:r>
+              <w:rPr>
+                <w:rFonts w:ascii="Times New Roman" w:eastAsia="Times New Roman" w:hAnsi="Times New Roman" w:cs="Times New Roman"/>
+                <w:sz w:val="24"/>
+                <w:szCs w:val="24"/>
+              </w:rPr>
+              <w:t>tế</w:t>
+            </w:r>
+            <w:proofErr w:type="spellEnd"/>
+            <w:r>
+              <w:rPr>
+                <w:rFonts w:ascii="Times New Roman" w:eastAsia="Times New Roman" w:hAnsi="Times New Roman" w:cs="Times New Roman"/>
+                <w:sz w:val="24"/>
+                <w:szCs w:val="24"/>
+              </w:rPr>
+              <w:t xml:space="preserve">, </w:t>
+            </w:r>
+            <w:proofErr w:type="spellStart"/>
+            <w:r>
+              <w:rPr>
+                <w:rFonts w:ascii="Times New Roman" w:eastAsia="Times New Roman" w:hAnsi="Times New Roman" w:cs="Times New Roman"/>
+                <w:sz w:val="24"/>
+                <w:szCs w:val="24"/>
+              </w:rPr>
+              <w:t>lý</w:t>
+            </w:r>
+            <w:proofErr w:type="spellEnd"/>
+            <w:r>
+              <w:rPr>
+                <w:rFonts w:ascii="Times New Roman" w:eastAsia="Times New Roman" w:hAnsi="Times New Roman" w:cs="Times New Roman"/>
+                <w:sz w:val="24"/>
+                <w:szCs w:val="24"/>
+              </w:rPr>
+              <w:t xml:space="preserve"> </w:t>
+            </w:r>
+            <w:proofErr w:type="spellStart"/>
+            <w:r>
+              <w:rPr>
+                <w:rFonts w:ascii="Times New Roman" w:eastAsia="Times New Roman" w:hAnsi="Times New Roman" w:cs="Times New Roman"/>
+                <w:sz w:val="24"/>
+                <w:szCs w:val="24"/>
+              </w:rPr>
+              <w:t>tưởng</w:t>
+            </w:r>
+            <w:proofErr w:type="spellEnd"/>
+            <w:r>
+              <w:rPr>
+                <w:rFonts w:ascii="Times New Roman" w:eastAsia="Times New Roman" w:hAnsi="Times New Roman" w:cs="Times New Roman"/>
+                <w:sz w:val="24"/>
+                <w:szCs w:val="24"/>
+              </w:rPr>
+              <w:t xml:space="preserve">, </w:t>
+            </w:r>
+            <w:proofErr w:type="spellStart"/>
+            <w:r>
+              <w:rPr>
+                <w:rFonts w:ascii="Times New Roman" w:eastAsia="Times New Roman" w:hAnsi="Times New Roman" w:cs="Times New Roman"/>
+                <w:sz w:val="24"/>
+                <w:szCs w:val="24"/>
+              </w:rPr>
+              <w:t>chênh</w:t>
+            </w:r>
+            <w:proofErr w:type="spellEnd"/>
+            <w:r>
+              <w:rPr>
+                <w:rFonts w:ascii="Times New Roman" w:eastAsia="Times New Roman" w:hAnsi="Times New Roman" w:cs="Times New Roman"/>
+                <w:sz w:val="24"/>
+                <w:szCs w:val="24"/>
+              </w:rPr>
+              <w:t xml:space="preserve"> </w:t>
+            </w:r>
+            <w:proofErr w:type="spellStart"/>
+            <w:r>
+              <w:rPr>
+                <w:rFonts w:ascii="Times New Roman" w:eastAsia="Times New Roman" w:hAnsi="Times New Roman" w:cs="Times New Roman"/>
+                <w:sz w:val="24"/>
+                <w:szCs w:val="24"/>
+              </w:rPr>
+              <w:t>lệch</w:t>
+            </w:r>
+            <w:proofErr w:type="spellEnd"/>
+            <w:r>
+              <w:rPr>
+                <w:rFonts w:ascii="Times New Roman" w:eastAsia="Times New Roman" w:hAnsi="Times New Roman" w:cs="Times New Roman"/>
+                <w:sz w:val="24"/>
+                <w:szCs w:val="24"/>
+              </w:rPr>
+              <w:t xml:space="preserve">, </w:t>
+            </w:r>
+            <w:proofErr w:type="spellStart"/>
+            <w:r>
+              <w:rPr>
+                <w:rFonts w:ascii="Times New Roman" w:eastAsia="Times New Roman" w:hAnsi="Times New Roman" w:cs="Times New Roman"/>
+                <w:sz w:val="24"/>
+                <w:szCs w:val="24"/>
+              </w:rPr>
+              <w:t>kết</w:t>
+            </w:r>
+            <w:proofErr w:type="spellEnd"/>
+            <w:r>
+              <w:rPr>
+                <w:rFonts w:ascii="Times New Roman" w:eastAsia="Times New Roman" w:hAnsi="Times New Roman" w:cs="Times New Roman"/>
+                <w:sz w:val="24"/>
+                <w:szCs w:val="24"/>
+              </w:rPr>
+              <w:t xml:space="preserve"> </w:t>
+            </w:r>
+            <w:proofErr w:type="spellStart"/>
+            <w:r>
+              <w:rPr>
+                <w:rFonts w:ascii="Times New Roman" w:eastAsia="Times New Roman" w:hAnsi="Times New Roman" w:cs="Times New Roman"/>
+                <w:sz w:val="24"/>
+                <w:szCs w:val="24"/>
+              </w:rPr>
+              <w:t>luận</w:t>
+            </w:r>
+            <w:proofErr w:type="spellEnd"/>
           </w:p>
         </w:tc>
         <w:tc>
@@ -5151,6 +9961,128 @@
           </w:tcPr>
           <w:p>
             <w:pPr>
+              <w:spacing w:after="160" w:line="278" w:lineRule="auto"/>
+              <w:rPr>
+                <w:lang w:val="vi-VN"/>
+              </w:rPr>
+            </w:pPr>
+            <w:proofErr w:type="spellStart"/>
+            <w:r>
+              <w:t>Thực</w:t>
+            </w:r>
+            <w:proofErr w:type="spellEnd"/>
+            <w:r>
+              <w:t xml:space="preserve"> </w:t>
+            </w:r>
+            <w:proofErr w:type="spellStart"/>
+            <w:r>
+              <w:t>tế</w:t>
+            </w:r>
+            <w:proofErr w:type="spellEnd"/>
+            <w:r>
+              <w:t xml:space="preserve">: 22 SP </w:t>
+            </w:r>
+            <w:proofErr w:type="spellStart"/>
+            <w:r>
+              <w:t>còn</w:t>
+            </w:r>
+            <w:proofErr w:type="spellEnd"/>
+            <w:r>
+              <w:t xml:space="preserve"> </w:t>
+            </w:r>
+            <w:proofErr w:type="spellStart"/>
+            <w:r>
+              <w:t>lại</w:t>
+            </w:r>
+            <w:proofErr w:type="spellEnd"/>
+            <w:r>
+              <w:t>.</w:t>
+            </w:r>
+          </w:p>
+          <w:p>
+            <w:pPr>
+              <w:spacing w:after="160" w:line="278" w:lineRule="auto"/>
+              <w:rPr>
+                <w:lang w:val="vi-VN"/>
+              </w:rPr>
+            </w:pPr>
+            <w:r>
+              <w:t xml:space="preserve">Lý </w:t>
+            </w:r>
+            <w:proofErr w:type="spellStart"/>
+            <w:r>
+              <w:t>tưởng</w:t>
+            </w:r>
+            <w:proofErr w:type="spellEnd"/>
+            <w:r>
+              <w:t xml:space="preserve">: 15 SP </w:t>
+            </w:r>
+            <w:proofErr w:type="spellStart"/>
+            <w:r>
+              <w:t>còn</w:t>
+            </w:r>
+            <w:proofErr w:type="spellEnd"/>
+            <w:r>
+              <w:t xml:space="preserve"> </w:t>
+            </w:r>
+            <w:proofErr w:type="spellStart"/>
+            <w:r>
+              <w:t>lại</w:t>
+            </w:r>
+            <w:proofErr w:type="spellEnd"/>
+            <w:r>
+              <w:t xml:space="preserve">. </w:t>
+            </w:r>
+          </w:p>
+          <w:p>
+            <w:pPr>
+              <w:spacing w:after="160" w:line="278" w:lineRule="auto"/>
+              <w:rPr>
+                <w:lang w:val="vi-VN"/>
+              </w:rPr>
+            </w:pPr>
+            <w:proofErr w:type="spellStart"/>
+            <w:r>
+              <w:t>Chênh</w:t>
+            </w:r>
+            <w:proofErr w:type="spellEnd"/>
+            <w:r>
+              <w:t xml:space="preserve"> </w:t>
+            </w:r>
+            <w:proofErr w:type="spellStart"/>
+            <w:r>
+              <w:t>lệch</w:t>
+            </w:r>
+            <w:proofErr w:type="spellEnd"/>
+            <w:r>
+              <w:t xml:space="preserve">: </w:t>
+            </w:r>
+            <m:oMath>
+              <m:r>
+                <w:rPr>
+                  <w:rFonts w:ascii="Cambria Math" w:hAnsi="Cambria Math"/>
+                </w:rPr>
+                <m:t>22-15=</m:t>
+              </m:r>
+              <m:r>
+                <m:rPr>
+                  <m:sty m:val="p"/>
+                </m:rPr>
+                <w:rPr>
+                  <w:rFonts w:ascii="Cambria Math" w:hAnsi="Cambria Math"/>
+                </w:rPr>
+                <m:t>7</m:t>
+              </m:r>
+              <m:r>
+                <m:rPr>
+                  <m:nor/>
+                </m:rPr>
+                <m:t> SP</m:t>
+              </m:r>
+            </m:oMath>
+          </w:p>
+          <w:p>
+            <w:pPr>
               <w:pBdr>
                 <w:top w:val="nil"/>
                 <w:left w:val="nil"/>
@@ -5163,8 +10095,41 @@
                 <w:rFonts w:ascii="Times New Roman" w:eastAsia="Times New Roman" w:hAnsi="Times New Roman" w:cs="Times New Roman"/>
                 <w:sz w:val="24"/>
                 <w:szCs w:val="24"/>
+                <w:lang w:val="vi-VN"/>
               </w:rPr>
             </w:pPr>
+            <w:proofErr w:type="spellStart"/>
+            <w:r>
+              <w:t>Kết</w:t>
+            </w:r>
+            <w:proofErr w:type="spellEnd"/>
+            <w:r>
+              <w:t xml:space="preserve"> </w:t>
+            </w:r>
+            <w:proofErr w:type="spellStart"/>
+            <w:r>
+              <w:t>luận</w:t>
+            </w:r>
+            <w:proofErr w:type="spellEnd"/>
+            <w:r>
+              <w:t xml:space="preserve">: </w:t>
+            </w:r>
+            <w:proofErr w:type="spellStart"/>
+            <w:r>
+              <w:t>Đội</w:t>
+            </w:r>
+            <w:proofErr w:type="spellEnd"/>
+            <w:r>
+              <w:t xml:space="preserve"> </w:t>
+            </w:r>
+            <w:proofErr w:type="spellStart"/>
+            <w:r>
+              <w:t>đang</w:t>
+            </w:r>
+            <w:proofErr w:type="spellEnd"/>
+            <w:r>
+              <w:t xml:space="preserve"> Behind Schedule </w:t>
+            </w:r>
           </w:p>
         </w:tc>
       </w:tr>
@@ -5197,14 +10162,124 @@
                 <w:szCs w:val="24"/>
               </w:rPr>
             </w:pPr>
-            <w:r>
-              <w:rPr>
-                <w:rFonts w:ascii="Times New Roman" w:eastAsia="Times New Roman" w:hAnsi="Times New Roman" w:cs="Times New Roman"/>
-                <w:sz w:val="24"/>
-                <w:szCs w:val="24"/>
-              </w:rPr>
-              <w:t>Dấu hiệu bất thường và rủi ro</w:t>
-            </w:r>
+            <w:proofErr w:type="spellStart"/>
+            <w:r>
+              <w:rPr>
+                <w:rFonts w:ascii="Times New Roman" w:eastAsia="Times New Roman" w:hAnsi="Times New Roman" w:cs="Times New Roman"/>
+                <w:sz w:val="24"/>
+                <w:szCs w:val="24"/>
+              </w:rPr>
+              <w:t>Dấu</w:t>
+            </w:r>
+            <w:proofErr w:type="spellEnd"/>
+            <w:r>
+              <w:rPr>
+                <w:rFonts w:ascii="Times New Roman" w:eastAsia="Times New Roman" w:hAnsi="Times New Roman" w:cs="Times New Roman"/>
+                <w:sz w:val="24"/>
+                <w:szCs w:val="24"/>
+              </w:rPr>
+              <w:t xml:space="preserve"> </w:t>
+            </w:r>
+            <w:proofErr w:type="spellStart"/>
+            <w:r>
+              <w:rPr>
+                <w:rFonts w:ascii="Times New Roman" w:eastAsia="Times New Roman" w:hAnsi="Times New Roman" w:cs="Times New Roman"/>
+                <w:sz w:val="24"/>
+                <w:szCs w:val="24"/>
+              </w:rPr>
+              <w:t>hiệu</w:t>
+            </w:r>
+            <w:proofErr w:type="spellEnd"/>
+            <w:r>
+              <w:rPr>
+                <w:rFonts w:ascii="Times New Roman" w:eastAsia="Times New Roman" w:hAnsi="Times New Roman" w:cs="Times New Roman"/>
+                <w:sz w:val="24"/>
+                <w:szCs w:val="24"/>
+              </w:rPr>
+              <w:t xml:space="preserve"> </w:t>
+            </w:r>
+            <w:proofErr w:type="spellStart"/>
+            <w:r>
+              <w:rPr>
+                <w:rFonts w:ascii="Times New Roman" w:eastAsia="Times New Roman" w:hAnsi="Times New Roman" w:cs="Times New Roman"/>
+                <w:sz w:val="24"/>
+                <w:szCs w:val="24"/>
+              </w:rPr>
+              <w:t>bất</w:t>
+            </w:r>
+            <w:proofErr w:type="spellEnd"/>
+            <w:r>
+              <w:rPr>
+                <w:rFonts w:ascii="Times New Roman" w:eastAsia="Times New Roman" w:hAnsi="Times New Roman" w:cs="Times New Roman"/>
+                <w:sz w:val="24"/>
+                <w:szCs w:val="24"/>
+              </w:rPr>
+              <w:t xml:space="preserve"> </w:t>
+            </w:r>
+            <w:proofErr w:type="spellStart"/>
+            <w:r>
+              <w:rPr>
+                <w:rFonts w:ascii="Times New Roman" w:eastAsia="Times New Roman" w:hAnsi="Times New Roman" w:cs="Times New Roman"/>
+                <w:sz w:val="24"/>
+                <w:szCs w:val="24"/>
+              </w:rPr>
+              <w:t>thường</w:t>
+            </w:r>
+            <w:proofErr w:type="spellEnd"/>
+            <w:r>
+              <w:rPr>
+                <w:rFonts w:ascii="Times New Roman" w:eastAsia="Times New Roman" w:hAnsi="Times New Roman" w:cs="Times New Roman"/>
+                <w:sz w:val="24"/>
+                <w:szCs w:val="24"/>
+              </w:rPr>
+              <w:t xml:space="preserve"> </w:t>
+            </w:r>
+            <w:proofErr w:type="spellStart"/>
+            <w:r>
+              <w:rPr>
+                <w:rFonts w:ascii="Times New Roman" w:eastAsia="Times New Roman" w:hAnsi="Times New Roman" w:cs="Times New Roman"/>
+                <w:sz w:val="24"/>
+                <w:szCs w:val="24"/>
+              </w:rPr>
+              <w:t>và</w:t>
+            </w:r>
+            <w:proofErr w:type="spellEnd"/>
+            <w:r>
+              <w:rPr>
+                <w:rFonts w:ascii="Times New Roman" w:eastAsia="Times New Roman" w:hAnsi="Times New Roman" w:cs="Times New Roman"/>
+                <w:sz w:val="24"/>
+                <w:szCs w:val="24"/>
+              </w:rPr>
+              <w:t xml:space="preserve"> </w:t>
+            </w:r>
+            <w:proofErr w:type="spellStart"/>
+            <w:r>
+              <w:rPr>
+                <w:rFonts w:ascii="Times New Roman" w:eastAsia="Times New Roman" w:hAnsi="Times New Roman" w:cs="Times New Roman"/>
+                <w:sz w:val="24"/>
+                <w:szCs w:val="24"/>
+              </w:rPr>
+              <w:t>rủi</w:t>
+            </w:r>
+            <w:proofErr w:type="spellEnd"/>
+            <w:r>
+              <w:rPr>
+                <w:rFonts w:ascii="Times New Roman" w:eastAsia="Times New Roman" w:hAnsi="Times New Roman" w:cs="Times New Roman"/>
+                <w:sz w:val="24"/>
+                <w:szCs w:val="24"/>
+              </w:rPr>
+              <w:t xml:space="preserve"> </w:t>
+            </w:r>
+            <w:proofErr w:type="spellStart"/>
+            <w:r>
+              <w:rPr>
+                <w:rFonts w:ascii="Times New Roman" w:eastAsia="Times New Roman" w:hAnsi="Times New Roman" w:cs="Times New Roman"/>
+                <w:sz w:val="24"/>
+                <w:szCs w:val="24"/>
+              </w:rPr>
+              <w:t>ro</w:t>
+            </w:r>
+            <w:proofErr w:type="spellEnd"/>
           </w:p>
         </w:tc>
         <w:tc>
@@ -5280,7 +10355,6 @@
           <w:sz w:val="26"/>
           <w:szCs w:val="26"/>
         </w:rPr>
-        <w:lastRenderedPageBreak/>
         <w:t>3.10. Sprint Review</w:t>
       </w:r>
     </w:p>
@@ -5339,15 +10413,49 @@
                 <w:szCs w:val="24"/>
               </w:rPr>
             </w:pPr>
-            <w:r>
-              <w:rPr>
-                <w:rFonts w:ascii="Times New Roman" w:eastAsia="Times New Roman" w:hAnsi="Times New Roman" w:cs="Times New Roman"/>
-                <w:b/>
-                <w:bCs/>
-                <w:sz w:val="24"/>
-                <w:szCs w:val="24"/>
-              </w:rPr>
-              <w:t>Hoạt động a</w:t>
+            <w:proofErr w:type="spellStart"/>
+            <w:r>
+              <w:rPr>
+                <w:rFonts w:ascii="Times New Roman" w:eastAsia="Times New Roman" w:hAnsi="Times New Roman" w:cs="Times New Roman"/>
+                <w:b/>
+                <w:bCs/>
+                <w:sz w:val="24"/>
+                <w:szCs w:val="24"/>
+              </w:rPr>
+              <w:t>Hoạt</w:t>
+            </w:r>
+            <w:proofErr w:type="spellEnd"/>
+            <w:r>
+              <w:rPr>
+                <w:rFonts w:ascii="Times New Roman" w:eastAsia="Times New Roman" w:hAnsi="Times New Roman" w:cs="Times New Roman"/>
+                <w:b/>
+                <w:bCs/>
+                <w:sz w:val="24"/>
+                <w:szCs w:val="24"/>
+              </w:rPr>
+              <w:t xml:space="preserve"> </w:t>
+            </w:r>
+            <w:proofErr w:type="spellStart"/>
+            <w:r>
+              <w:rPr>
+                <w:rFonts w:ascii="Times New Roman" w:eastAsia="Times New Roman" w:hAnsi="Times New Roman" w:cs="Times New Roman"/>
+                <w:b/>
+                <w:bCs/>
+                <w:sz w:val="24"/>
+                <w:szCs w:val="24"/>
+              </w:rPr>
+              <w:t>động</w:t>
+            </w:r>
+            <w:proofErr w:type="spellEnd"/>
+            <w:r>
+              <w:rPr>
+                <w:rFonts w:ascii="Times New Roman" w:eastAsia="Times New Roman" w:hAnsi="Times New Roman" w:cs="Times New Roman"/>
+                <w:b/>
+                <w:bCs/>
+                <w:sz w:val="24"/>
+                <w:szCs w:val="24"/>
+              </w:rPr>
+              <w:t xml:space="preserve"> a</w:t>
             </w:r>
           </w:p>
         </w:tc>
@@ -5380,15 +10488,49 @@
                 <w:szCs w:val="24"/>
               </w:rPr>
             </w:pPr>
-            <w:r>
-              <w:rPr>
-                <w:rFonts w:ascii="Times New Roman" w:eastAsia="Times New Roman" w:hAnsi="Times New Roman" w:cs="Times New Roman"/>
-                <w:b/>
-                <w:bCs/>
-                <w:sz w:val="24"/>
-                <w:szCs w:val="24"/>
-              </w:rPr>
-              <w:t>Hoạt động b</w:t>
+            <w:proofErr w:type="spellStart"/>
+            <w:r>
+              <w:rPr>
+                <w:rFonts w:ascii="Times New Roman" w:eastAsia="Times New Roman" w:hAnsi="Times New Roman" w:cs="Times New Roman"/>
+                <w:b/>
+                <w:bCs/>
+                <w:sz w:val="24"/>
+                <w:szCs w:val="24"/>
+              </w:rPr>
+              <w:t>Hoạt</w:t>
+            </w:r>
+            <w:proofErr w:type="spellEnd"/>
+            <w:r>
+              <w:rPr>
+                <w:rFonts w:ascii="Times New Roman" w:eastAsia="Times New Roman" w:hAnsi="Times New Roman" w:cs="Times New Roman"/>
+                <w:b/>
+                <w:bCs/>
+                <w:sz w:val="24"/>
+                <w:szCs w:val="24"/>
+              </w:rPr>
+              <w:t xml:space="preserve"> </w:t>
+            </w:r>
+            <w:proofErr w:type="spellStart"/>
+            <w:r>
+              <w:rPr>
+                <w:rFonts w:ascii="Times New Roman" w:eastAsia="Times New Roman" w:hAnsi="Times New Roman" w:cs="Times New Roman"/>
+                <w:b/>
+                <w:bCs/>
+                <w:sz w:val="24"/>
+                <w:szCs w:val="24"/>
+              </w:rPr>
+              <w:t>động</w:t>
+            </w:r>
+            <w:proofErr w:type="spellEnd"/>
+            <w:r>
+              <w:rPr>
+                <w:rFonts w:ascii="Times New Roman" w:eastAsia="Times New Roman" w:hAnsi="Times New Roman" w:cs="Times New Roman"/>
+                <w:b/>
+                <w:bCs/>
+                <w:sz w:val="24"/>
+                <w:szCs w:val="24"/>
+              </w:rPr>
+              <w:t xml:space="preserve"> b</w:t>
             </w:r>
           </w:p>
         </w:tc>
@@ -5421,15 +10563,49 @@
                 <w:szCs w:val="24"/>
               </w:rPr>
             </w:pPr>
-            <w:r>
-              <w:rPr>
-                <w:rFonts w:ascii="Times New Roman" w:eastAsia="Times New Roman" w:hAnsi="Times New Roman" w:cs="Times New Roman"/>
-                <w:b/>
-                <w:bCs/>
-                <w:sz w:val="24"/>
-                <w:szCs w:val="24"/>
-              </w:rPr>
-              <w:t>Hoạt động c</w:t>
+            <w:proofErr w:type="spellStart"/>
+            <w:r>
+              <w:rPr>
+                <w:rFonts w:ascii="Times New Roman" w:eastAsia="Times New Roman" w:hAnsi="Times New Roman" w:cs="Times New Roman"/>
+                <w:b/>
+                <w:bCs/>
+                <w:sz w:val="24"/>
+                <w:szCs w:val="24"/>
+              </w:rPr>
+              <w:t>Hoạt</w:t>
+            </w:r>
+            <w:proofErr w:type="spellEnd"/>
+            <w:r>
+              <w:rPr>
+                <w:rFonts w:ascii="Times New Roman" w:eastAsia="Times New Roman" w:hAnsi="Times New Roman" w:cs="Times New Roman"/>
+                <w:b/>
+                <w:bCs/>
+                <w:sz w:val="24"/>
+                <w:szCs w:val="24"/>
+              </w:rPr>
+              <w:t xml:space="preserve"> </w:t>
+            </w:r>
+            <w:proofErr w:type="spellStart"/>
+            <w:r>
+              <w:rPr>
+                <w:rFonts w:ascii="Times New Roman" w:eastAsia="Times New Roman" w:hAnsi="Times New Roman" w:cs="Times New Roman"/>
+                <w:b/>
+                <w:bCs/>
+                <w:sz w:val="24"/>
+                <w:szCs w:val="24"/>
+              </w:rPr>
+              <w:t>động</w:t>
+            </w:r>
+            <w:proofErr w:type="spellEnd"/>
+            <w:r>
+              <w:rPr>
+                <w:rFonts w:ascii="Times New Roman" w:eastAsia="Times New Roman" w:hAnsi="Times New Roman" w:cs="Times New Roman"/>
+                <w:b/>
+                <w:bCs/>
+                <w:sz w:val="24"/>
+                <w:szCs w:val="24"/>
+              </w:rPr>
+              <w:t xml:space="preserve"> c</w:t>
             </w:r>
           </w:p>
         </w:tc>
@@ -5462,15 +10638,49 @@
                 <w:szCs w:val="24"/>
               </w:rPr>
             </w:pPr>
-            <w:r>
-              <w:rPr>
-                <w:rFonts w:ascii="Times New Roman" w:eastAsia="Times New Roman" w:hAnsi="Times New Roman" w:cs="Times New Roman"/>
-                <w:b/>
-                <w:bCs/>
-                <w:sz w:val="24"/>
-                <w:szCs w:val="24"/>
-              </w:rPr>
-              <w:t>Hoạt động d</w:t>
+            <w:proofErr w:type="spellStart"/>
+            <w:r>
+              <w:rPr>
+                <w:rFonts w:ascii="Times New Roman" w:eastAsia="Times New Roman" w:hAnsi="Times New Roman" w:cs="Times New Roman"/>
+                <w:b/>
+                <w:bCs/>
+                <w:sz w:val="24"/>
+                <w:szCs w:val="24"/>
+              </w:rPr>
+              <w:t>Hoạt</w:t>
+            </w:r>
+            <w:proofErr w:type="spellEnd"/>
+            <w:r>
+              <w:rPr>
+                <w:rFonts w:ascii="Times New Roman" w:eastAsia="Times New Roman" w:hAnsi="Times New Roman" w:cs="Times New Roman"/>
+                <w:b/>
+                <w:bCs/>
+                <w:sz w:val="24"/>
+                <w:szCs w:val="24"/>
+              </w:rPr>
+              <w:t xml:space="preserve"> </w:t>
+            </w:r>
+            <w:proofErr w:type="spellStart"/>
+            <w:r>
+              <w:rPr>
+                <w:rFonts w:ascii="Times New Roman" w:eastAsia="Times New Roman" w:hAnsi="Times New Roman" w:cs="Times New Roman"/>
+                <w:b/>
+                <w:bCs/>
+                <w:sz w:val="24"/>
+                <w:szCs w:val="24"/>
+              </w:rPr>
+              <w:t>động</w:t>
+            </w:r>
+            <w:proofErr w:type="spellEnd"/>
+            <w:r>
+              <w:rPr>
+                <w:rFonts w:ascii="Times New Roman" w:eastAsia="Times New Roman" w:hAnsi="Times New Roman" w:cs="Times New Roman"/>
+                <w:b/>
+                <w:bCs/>
+                <w:sz w:val="24"/>
+                <w:szCs w:val="24"/>
+              </w:rPr>
+              <w:t xml:space="preserve"> d</w:t>
             </w:r>
           </w:p>
         </w:tc>
@@ -5669,7 +10879,161 @@
                 <w:sz w:val="24"/>
                 <w:szCs w:val="24"/>
               </w:rPr>
-              <w:t>PO xử lý đề nghị của Stakeholder thế nào?</w:t>
+              <w:t xml:space="preserve">PO </w:t>
+            </w:r>
+            <w:proofErr w:type="spellStart"/>
+            <w:r>
+              <w:rPr>
+                <w:rFonts w:ascii="Times New Roman" w:eastAsia="Times New Roman" w:hAnsi="Times New Roman" w:cs="Times New Roman"/>
+                <w:b/>
+                <w:bCs/>
+                <w:sz w:val="24"/>
+                <w:szCs w:val="24"/>
+              </w:rPr>
+              <w:t>xử</w:t>
+            </w:r>
+            <w:proofErr w:type="spellEnd"/>
+            <w:r>
+              <w:rPr>
+                <w:rFonts w:ascii="Times New Roman" w:eastAsia="Times New Roman" w:hAnsi="Times New Roman" w:cs="Times New Roman"/>
+                <w:b/>
+                <w:bCs/>
+                <w:sz w:val="24"/>
+                <w:szCs w:val="24"/>
+              </w:rPr>
+              <w:t xml:space="preserve"> </w:t>
+            </w:r>
+            <w:proofErr w:type="spellStart"/>
+            <w:r>
+              <w:rPr>
+                <w:rFonts w:ascii="Times New Roman" w:eastAsia="Times New Roman" w:hAnsi="Times New Roman" w:cs="Times New Roman"/>
+                <w:b/>
+                <w:bCs/>
+                <w:sz w:val="24"/>
+                <w:szCs w:val="24"/>
+              </w:rPr>
+              <w:t>lý</w:t>
+            </w:r>
+            <w:proofErr w:type="spellEnd"/>
+            <w:r>
+              <w:rPr>
+                <w:rFonts w:ascii="Times New Roman" w:eastAsia="Times New Roman" w:hAnsi="Times New Roman" w:cs="Times New Roman"/>
+                <w:b/>
+                <w:bCs/>
+                <w:sz w:val="24"/>
+                <w:szCs w:val="24"/>
+              </w:rPr>
+              <w:t xml:space="preserve"> </w:t>
+            </w:r>
+            <w:proofErr w:type="spellStart"/>
+            <w:r>
+              <w:rPr>
+                <w:rFonts w:ascii="Times New Roman" w:eastAsia="Times New Roman" w:hAnsi="Times New Roman" w:cs="Times New Roman"/>
+                <w:b/>
+                <w:bCs/>
+                <w:sz w:val="24"/>
+                <w:szCs w:val="24"/>
+              </w:rPr>
+              <w:t>đề</w:t>
+            </w:r>
+            <w:proofErr w:type="spellEnd"/>
+            <w:r>
+              <w:rPr>
+                <w:rFonts w:ascii="Times New Roman" w:eastAsia="Times New Roman" w:hAnsi="Times New Roman" w:cs="Times New Roman"/>
+                <w:b/>
+                <w:bCs/>
+                <w:sz w:val="24"/>
+                <w:szCs w:val="24"/>
+              </w:rPr>
+              <w:t xml:space="preserve"> </w:t>
+            </w:r>
+            <w:proofErr w:type="spellStart"/>
+            <w:r>
+              <w:rPr>
+                <w:rFonts w:ascii="Times New Roman" w:eastAsia="Times New Roman" w:hAnsi="Times New Roman" w:cs="Times New Roman"/>
+                <w:b/>
+                <w:bCs/>
+                <w:sz w:val="24"/>
+                <w:szCs w:val="24"/>
+              </w:rPr>
+              <w:t>nghị</w:t>
+            </w:r>
+            <w:proofErr w:type="spellEnd"/>
+            <w:r>
+              <w:rPr>
+                <w:rFonts w:ascii="Times New Roman" w:eastAsia="Times New Roman" w:hAnsi="Times New Roman" w:cs="Times New Roman"/>
+                <w:b/>
+                <w:bCs/>
+                <w:sz w:val="24"/>
+                <w:szCs w:val="24"/>
+              </w:rPr>
+              <w:t xml:space="preserve"> </w:t>
+            </w:r>
+            <w:proofErr w:type="spellStart"/>
+            <w:r>
+              <w:rPr>
+                <w:rFonts w:ascii="Times New Roman" w:eastAsia="Times New Roman" w:hAnsi="Times New Roman" w:cs="Times New Roman"/>
+                <w:b/>
+                <w:bCs/>
+                <w:sz w:val="24"/>
+                <w:szCs w:val="24"/>
+              </w:rPr>
+              <w:t>của</w:t>
+            </w:r>
+            <w:proofErr w:type="spellEnd"/>
+            <w:r>
+              <w:rPr>
+                <w:rFonts w:ascii="Times New Roman" w:eastAsia="Times New Roman" w:hAnsi="Times New Roman" w:cs="Times New Roman"/>
+                <w:b/>
+                <w:bCs/>
+                <w:sz w:val="24"/>
+                <w:szCs w:val="24"/>
+              </w:rPr>
+              <w:t xml:space="preserve"> Stakeholder </w:t>
+            </w:r>
+            <w:proofErr w:type="spellStart"/>
+            <w:r>
+              <w:rPr>
+                <w:rFonts w:ascii="Times New Roman" w:eastAsia="Times New Roman" w:hAnsi="Times New Roman" w:cs="Times New Roman"/>
+                <w:b/>
+                <w:bCs/>
+                <w:sz w:val="24"/>
+                <w:szCs w:val="24"/>
+              </w:rPr>
+              <w:t>thế</w:t>
+            </w:r>
+            <w:proofErr w:type="spellEnd"/>
+            <w:r>
+              <w:rPr>
+                <w:rFonts w:ascii="Times New Roman" w:eastAsia="Times New Roman" w:hAnsi="Times New Roman" w:cs="Times New Roman"/>
+                <w:b/>
+                <w:bCs/>
+                <w:sz w:val="24"/>
+                <w:szCs w:val="24"/>
+              </w:rPr>
+              <w:t xml:space="preserve"> </w:t>
+            </w:r>
+            <w:proofErr w:type="spellStart"/>
+            <w:r>
+              <w:rPr>
+                <w:rFonts w:ascii="Times New Roman" w:eastAsia="Times New Roman" w:hAnsi="Times New Roman" w:cs="Times New Roman"/>
+                <w:b/>
+                <w:bCs/>
+                <w:sz w:val="24"/>
+                <w:szCs w:val="24"/>
+              </w:rPr>
+              <w:t>nào</w:t>
+            </w:r>
+            <w:proofErr w:type="spellEnd"/>
+            <w:r>
+              <w:rPr>
+                <w:rFonts w:ascii="Times New Roman" w:eastAsia="Times New Roman" w:hAnsi="Times New Roman" w:cs="Times New Roman"/>
+                <w:b/>
+                <w:bCs/>
+                <w:sz w:val="24"/>
+                <w:szCs w:val="24"/>
+              </w:rPr>
+              <w:t>?</w:t>
             </w:r>
           </w:p>
         </w:tc>
@@ -5733,6 +11097,163 @@
     </w:sectPr>
   </w:body>
 </w:document>
+</file>
+
+<file path=word/numbering.xml><?xml version="1.0" encoding="utf-8"?>
+<w:numbering xmlns:wpc="http://schemas.microsoft.com/office/word/2010/wordprocessingCanvas" xmlns:cx="http://schemas.microsoft.com/office/drawing/2014/chartex" xmlns:cx1="http://schemas.microsoft.com/office/drawing/2015/9/8/chartex" xmlns:cx2="http://schemas.microsoft.com/office/drawing/2015/10/21/chartex" xmlns:cx3="http://schemas.microsoft.com/office/drawing/2016/5/9/chartex" xmlns:cx4="http://schemas.microsoft.com/office/drawing/2016/5/10/chartex" xmlns:cx5="http://schemas.microsoft.com/office/drawing/2016/5/11/chartex" xmlns:cx6="http://schemas.microsoft.com/office/drawing/2016/5/12/chartex" xmlns:cx7="http://schemas.microsoft.com/office/drawing/2016/5/13/chartex" xmlns:cx8="http://schemas.microsoft.com/office/drawing/2016/5/14/chartex" xmlns:mc="http://schemas.openxmlformats.org/markup-compatibility/2006" xmlns:aink="http://schemas.microsoft.com/office/drawing/2016/ink" xmlns:am3d="http://schemas.microsoft.com/office/drawing/2017/model3d" xmlns:o="urn:schemas-microsoft-com:office:office" xmlns:oel="http://schemas.microsoft.com/office/2019/extlst" xmlns:r="http://schemas.openxmlformats.org/officeDocument/2006/relationships" xmlns:m="http://schemas.openxmlformats.org/officeDocument/2006/math" xmlns:v="urn:schemas-microsoft-com:vml" xmlns:wp14="http://schemas.microsoft.com/office/word/2010/wordprocessingDrawing" xmlns:wp="http://schemas.openxmlformats.org/drawingml/2006/wordprocessingDrawing" xmlns:w10="urn:schemas-microsoft-com:office:word" xmlns:w="http://schemas.openxmlformats.org/wordprocessingml/2006/main" xmlns:w14="http://schemas.microsoft.com/office/word/2010/wordml" xmlns:w15="http://schemas.microsoft.com/office/word/2012/wordml" xmlns:w16cex="http://schemas.microsoft.com/office/word/2018/wordml/cex" xmlns:w16cid="http://schemas.microsoft.com/office/word/2016/wordml/cid" xmlns:w16="http://schemas.microsoft.com/office/word/2018/wordml" xmlns:w16du="http://schemas.microsoft.com/office/word/2023/wordml/word16du" xmlns:w16sdtdh="http://schemas.microsoft.com/office/word/2020/wordml/sdtdatahash" xmlns:w16sdtfl="http://schemas.microsoft.com/office/word/2024/wordml/sdtformatlock" xmlns:w16se="http://schemas.microsoft.com/office/word/2015/wordml/symex" xmlns:wpg="http://schemas.microsoft.com/office/word/2010/wordprocessingGroup" xmlns:wpi="http://schemas.microsoft.com/office/word/2010/wordprocessingInk" xmlns:wne="http://schemas.microsoft.com/office/word/2006/wordml" xmlns:wps="http://schemas.microsoft.com/office/word/2010/wordprocessingShape" mc:Ignorable="w14 w15 w16se w16cid w16 w16cex w16sdtdh w16sdtfl w16du wp14">
+  <w:abstractNum w:abstractNumId="0" w15:restartNumberingAfterBreak="0">
+    <w:nsid w:val="45464175"/>
+    <w:multiLevelType w:val="multilevel"/>
+    <w:tmpl w:val="EE98D27E"/>
+    <w:lvl w:ilvl="0">
+      <w:start w:val="1"/>
+      <w:numFmt w:val="bullet"/>
+      <w:lvlText w:val=""/>
+      <w:lvlJc w:val="left"/>
+      <w:pPr>
+        <w:tabs>
+          <w:tab w:val="num" w:pos="720"/>
+        </w:tabs>
+        <w:ind w:left="720" w:hanging="360"/>
+      </w:pPr>
+      <w:rPr>
+        <w:rFonts w:ascii="Symbol" w:hAnsi="Symbol" w:hint="default"/>
+        <w:sz w:val="20"/>
+      </w:rPr>
+    </w:lvl>
+    <w:lvl w:ilvl="1">
+      <w:start w:val="1"/>
+      <w:numFmt w:val="bullet"/>
+      <w:lvlText w:val="o"/>
+      <w:lvlJc w:val="left"/>
+      <w:pPr>
+        <w:tabs>
+          <w:tab w:val="num" w:pos="1440"/>
+        </w:tabs>
+        <w:ind w:left="1440" w:hanging="360"/>
+      </w:pPr>
+      <w:rPr>
+        <w:rFonts w:ascii="Courier New" w:hAnsi="Courier New" w:hint="default"/>
+        <w:sz w:val="20"/>
+      </w:rPr>
+    </w:lvl>
+    <w:lvl w:ilvl="2" w:tentative="1">
+      <w:start w:val="1"/>
+      <w:numFmt w:val="bullet"/>
+      <w:lvlText w:val=""/>
+      <w:lvlJc w:val="left"/>
+      <w:pPr>
+        <w:tabs>
+          <w:tab w:val="num" w:pos="2160"/>
+        </w:tabs>
+        <w:ind w:left="2160" w:hanging="360"/>
+      </w:pPr>
+      <w:rPr>
+        <w:rFonts w:ascii="Wingdings" w:hAnsi="Wingdings" w:hint="default"/>
+        <w:sz w:val="20"/>
+      </w:rPr>
+    </w:lvl>
+    <w:lvl w:ilvl="3" w:tentative="1">
+      <w:start w:val="1"/>
+      <w:numFmt w:val="bullet"/>
+      <w:lvlText w:val=""/>
+      <w:lvlJc w:val="left"/>
+      <w:pPr>
+        <w:tabs>
+          <w:tab w:val="num" w:pos="2880"/>
+        </w:tabs>
+        <w:ind w:left="2880" w:hanging="360"/>
+      </w:pPr>
+      <w:rPr>
+        <w:rFonts w:ascii="Wingdings" w:hAnsi="Wingdings" w:hint="default"/>
+        <w:sz w:val="20"/>
+      </w:rPr>
+    </w:lvl>
+    <w:lvl w:ilvl="4" w:tentative="1">
+      <w:start w:val="1"/>
+      <w:numFmt w:val="bullet"/>
+      <w:lvlText w:val=""/>
+      <w:lvlJc w:val="left"/>
+      <w:pPr>
+        <w:tabs>
+          <w:tab w:val="num" w:pos="3600"/>
+        </w:tabs>
+        <w:ind w:left="3600" w:hanging="360"/>
+      </w:pPr>
+      <w:rPr>
+        <w:rFonts w:ascii="Wingdings" w:hAnsi="Wingdings" w:hint="default"/>
+        <w:sz w:val="20"/>
+      </w:rPr>
+    </w:lvl>
+    <w:lvl w:ilvl="5" w:tentative="1">
+      <w:start w:val="1"/>
+      <w:numFmt w:val="bullet"/>
+      <w:lvlText w:val=""/>
+      <w:lvlJc w:val="left"/>
+      <w:pPr>
+        <w:tabs>
+          <w:tab w:val="num" w:pos="4320"/>
+        </w:tabs>
+        <w:ind w:left="4320" w:hanging="360"/>
+      </w:pPr>
+      <w:rPr>
+        <w:rFonts w:ascii="Wingdings" w:hAnsi="Wingdings" w:hint="default"/>
+        <w:sz w:val="20"/>
+      </w:rPr>
+    </w:lvl>
+    <w:lvl w:ilvl="6" w:tentative="1">
+      <w:start w:val="1"/>
+      <w:numFmt w:val="bullet"/>
+      <w:lvlText w:val=""/>
+      <w:lvlJc w:val="left"/>
+      <w:pPr>
+        <w:tabs>
+          <w:tab w:val="num" w:pos="5040"/>
+        </w:tabs>
+        <w:ind w:left="5040" w:hanging="360"/>
+      </w:pPr>
+      <w:rPr>
+        <w:rFonts w:ascii="Wingdings" w:hAnsi="Wingdings" w:hint="default"/>
+        <w:sz w:val="20"/>
+      </w:rPr>
+    </w:lvl>
+    <w:lvl w:ilvl="7" w:tentative="1">
+      <w:start w:val="1"/>
+      <w:numFmt w:val="bullet"/>
+      <w:lvlText w:val=""/>
+      <w:lvlJc w:val="left"/>
+      <w:pPr>
+        <w:tabs>
+          <w:tab w:val="num" w:pos="5760"/>
+        </w:tabs>
+        <w:ind w:left="5760" w:hanging="360"/>
+      </w:pPr>
+      <w:rPr>
+        <w:rFonts w:ascii="Wingdings" w:hAnsi="Wingdings" w:hint="default"/>
+        <w:sz w:val="20"/>
+      </w:rPr>
+    </w:lvl>
+    <w:lvl w:ilvl="8" w:tentative="1">
+      <w:start w:val="1"/>
+      <w:numFmt w:val="bullet"/>
+      <w:lvlText w:val=""/>
+      <w:lvlJc w:val="left"/>
+      <w:pPr>
+        <w:tabs>
+          <w:tab w:val="num" w:pos="6480"/>
+        </w:tabs>
+        <w:ind w:left="6480" w:hanging="360"/>
+      </w:pPr>
+      <w:rPr>
+        <w:rFonts w:ascii="Wingdings" w:hAnsi="Wingdings" w:hint="default"/>
+        <w:sz w:val="20"/>
+      </w:rPr>
+    </w:lvl>
+  </w:abstractNum>
+  <w:num w:numId="1" w16cid:durableId="1624460999">
+    <w:abstractNumId w:val="0"/>
+  </w:num>
+</w:numbering>
 </file>
 
 <file path=word/styles.xml><?xml version="1.0" encoding="utf-8"?>

--- a/final_agile (1).docx
+++ b/final_agile (1).docx
@@ -4728,8 +4728,19 @@
                 <w:szCs w:val="24"/>
                 <w:lang w:val="vi-VN"/>
               </w:rPr>
-              <w:t xml:space="preserve"> xem chi tiết phiếu lộ trình bao gồm thông tin như ca làm, khu vực,...</w:t>
-            </w:r>
+              <w:t xml:space="preserve"> xem chi tiết phiếu lộ trình bao gồm thông tin như ca làm, khu </w:t>
+            </w:r>
+            <w:proofErr w:type="gramStart"/>
+            <w:r>
+              <w:rPr>
+                <w:rFonts w:ascii="Times New Roman" w:eastAsia="Times New Roman" w:hAnsi="Times New Roman" w:cs="Times New Roman"/>
+                <w:sz w:val="24"/>
+                <w:szCs w:val="24"/>
+                <w:lang w:val="vi-VN"/>
+              </w:rPr>
+              <w:t>vực,...</w:t>
+            </w:r>
+            <w:proofErr w:type="gramEnd"/>
           </w:p>
         </w:tc>
       </w:tr>
@@ -10715,6 +10726,14 @@
                 <w:szCs w:val="24"/>
               </w:rPr>
             </w:pPr>
+            <w:r>
+              <w:rPr>
+                <w:rFonts w:ascii="Times New Roman" w:eastAsia="Times New Roman" w:hAnsi="Times New Roman" w:cs="Times New Roman"/>
+                <w:sz w:val="24"/>
+                <w:szCs w:val="24"/>
+              </w:rPr>
+              <w:t>Stakeholders</w:t>
+            </w:r>
           </w:p>
         </w:tc>
         <w:tc>
@@ -10741,8 +10760,26 @@
                 <w:rFonts w:ascii="Times New Roman" w:eastAsia="Times New Roman" w:hAnsi="Times New Roman" w:cs="Times New Roman"/>
                 <w:sz w:val="24"/>
                 <w:szCs w:val="24"/>
+                <w:lang w:val="vi-VN"/>
               </w:rPr>
             </w:pPr>
+            <w:r>
+              <w:rPr>
+                <w:rFonts w:ascii="Times New Roman" w:eastAsia="Times New Roman" w:hAnsi="Times New Roman" w:cs="Times New Roman"/>
+                <w:sz w:val="24"/>
+                <w:szCs w:val="24"/>
+              </w:rPr>
+              <w:t>Product</w:t>
+            </w:r>
+            <w:r>
+              <w:rPr>
+                <w:rFonts w:ascii="Times New Roman" w:eastAsia="Times New Roman" w:hAnsi="Times New Roman" w:cs="Times New Roman"/>
+                <w:sz w:val="24"/>
+                <w:szCs w:val="24"/>
+                <w:lang w:val="vi-VN"/>
+              </w:rPr>
+              <w:t xml:space="preserve"> Owner</w:t>
+            </w:r>
           </w:p>
         </w:tc>
         <w:tc>
@@ -10771,6 +10808,9 @@
                 <w:szCs w:val="24"/>
               </w:rPr>
             </w:pPr>
+            <w:r>
+              <w:t>Developers</w:t>
+            </w:r>
           </w:p>
         </w:tc>
         <w:tc>
@@ -10797,8 +10837,26 @@
                 <w:rFonts w:ascii="Times New Roman" w:eastAsia="Times New Roman" w:hAnsi="Times New Roman" w:cs="Times New Roman"/>
                 <w:sz w:val="24"/>
                 <w:szCs w:val="24"/>
+                <w:lang w:val="vi-VN"/>
               </w:rPr>
             </w:pPr>
+            <w:r>
+              <w:rPr>
+                <w:rFonts w:ascii="Times New Roman" w:eastAsia="Times New Roman" w:hAnsi="Times New Roman" w:cs="Times New Roman"/>
+                <w:sz w:val="24"/>
+                <w:szCs w:val="24"/>
+              </w:rPr>
+              <w:t>Scrum</w:t>
+            </w:r>
+            <w:r>
+              <w:rPr>
+                <w:rFonts w:ascii="Times New Roman" w:eastAsia="Times New Roman" w:hAnsi="Times New Roman" w:cs="Times New Roman"/>
+                <w:sz w:val="24"/>
+                <w:szCs w:val="24"/>
+                <w:lang w:val="vi-VN"/>
+              </w:rPr>
+              <w:t xml:space="preserve"> master</w:t>
+            </w:r>
           </w:p>
         </w:tc>
       </w:tr>
@@ -11068,6 +11126,310 @@
                 <w:szCs w:val="24"/>
               </w:rPr>
             </w:pPr>
+            <w:r>
+              <w:t xml:space="preserve">Product Owner </w:t>
+            </w:r>
+            <w:proofErr w:type="spellStart"/>
+            <w:r>
+              <w:t>lắng</w:t>
+            </w:r>
+            <w:proofErr w:type="spellEnd"/>
+            <w:r>
+              <w:t xml:space="preserve"> </w:t>
+            </w:r>
+            <w:proofErr w:type="spellStart"/>
+            <w:r>
+              <w:t>nghe</w:t>
+            </w:r>
+            <w:proofErr w:type="spellEnd"/>
+            <w:r>
+              <w:t xml:space="preserve">, </w:t>
+            </w:r>
+            <w:proofErr w:type="spellStart"/>
+            <w:r>
+              <w:t>ghi</w:t>
+            </w:r>
+            <w:proofErr w:type="spellEnd"/>
+            <w:r>
+              <w:t xml:space="preserve"> </w:t>
+            </w:r>
+            <w:proofErr w:type="spellStart"/>
+            <w:r>
+              <w:t>nhận</w:t>
+            </w:r>
+            <w:proofErr w:type="spellEnd"/>
+            <w:r>
+              <w:t xml:space="preserve"> </w:t>
+            </w:r>
+            <w:proofErr w:type="spellStart"/>
+            <w:r>
+              <w:t>đề</w:t>
+            </w:r>
+            <w:proofErr w:type="spellEnd"/>
+            <w:r>
+              <w:t xml:space="preserve"> </w:t>
+            </w:r>
+            <w:proofErr w:type="spellStart"/>
+            <w:r>
+              <w:t>nghị</w:t>
+            </w:r>
+            <w:proofErr w:type="spellEnd"/>
+            <w:r>
+              <w:t xml:space="preserve"> </w:t>
+            </w:r>
+            <w:proofErr w:type="spellStart"/>
+            <w:r>
+              <w:t>của</w:t>
+            </w:r>
+            <w:proofErr w:type="spellEnd"/>
+            <w:r>
+              <w:t xml:space="preserve"> Stakeholder </w:t>
+            </w:r>
+            <w:proofErr w:type="spellStart"/>
+            <w:r>
+              <w:t>vào</w:t>
+            </w:r>
+            <w:proofErr w:type="spellEnd"/>
+            <w:r>
+              <w:t xml:space="preserve"> Product Backlog </w:t>
+            </w:r>
+            <w:proofErr w:type="spellStart"/>
+            <w:r>
+              <w:t>dưới</w:t>
+            </w:r>
+            <w:proofErr w:type="spellEnd"/>
+            <w:r>
+              <w:t xml:space="preserve"> </w:t>
+            </w:r>
+            <w:proofErr w:type="spellStart"/>
+            <w:r>
+              <w:t>dạng</w:t>
+            </w:r>
+            <w:proofErr w:type="spellEnd"/>
+            <w:r>
+              <w:t xml:space="preserve"> </w:t>
+            </w:r>
+            <w:proofErr w:type="spellStart"/>
+            <w:r>
+              <w:t>một</w:t>
+            </w:r>
+            <w:proofErr w:type="spellEnd"/>
+            <w:r>
+              <w:t xml:space="preserve"> User Story </w:t>
+            </w:r>
+            <w:proofErr w:type="spellStart"/>
+            <w:r>
+              <w:t>mới.PO</w:t>
+            </w:r>
+            <w:proofErr w:type="spellEnd"/>
+            <w:r>
+              <w:t xml:space="preserve"> </w:t>
+            </w:r>
+            <w:proofErr w:type="spellStart"/>
+            <w:r>
+              <w:t>sẽ</w:t>
+            </w:r>
+            <w:proofErr w:type="spellEnd"/>
+            <w:r>
+              <w:t xml:space="preserve"> </w:t>
+            </w:r>
+            <w:proofErr w:type="spellStart"/>
+            <w:r>
+              <w:t>làm</w:t>
+            </w:r>
+            <w:proofErr w:type="spellEnd"/>
+            <w:r>
+              <w:t xml:space="preserve"> </w:t>
+            </w:r>
+            <w:proofErr w:type="spellStart"/>
+            <w:r>
+              <w:t>rõ</w:t>
+            </w:r>
+            <w:proofErr w:type="spellEnd"/>
+            <w:r>
+              <w:t xml:space="preserve"> </w:t>
+            </w:r>
+            <w:proofErr w:type="spellStart"/>
+            <w:r>
+              <w:t>giá</w:t>
+            </w:r>
+            <w:proofErr w:type="spellEnd"/>
+            <w:r>
+              <w:t xml:space="preserve"> </w:t>
+            </w:r>
+            <w:proofErr w:type="spellStart"/>
+            <w:r>
+              <w:t>trị</w:t>
+            </w:r>
+            <w:proofErr w:type="spellEnd"/>
+            <w:r>
+              <w:t xml:space="preserve"> </w:t>
+            </w:r>
+            <w:proofErr w:type="spellStart"/>
+            <w:r>
+              <w:t>nghiệp</w:t>
+            </w:r>
+            <w:proofErr w:type="spellEnd"/>
+            <w:r>
+              <w:t xml:space="preserve"> </w:t>
+            </w:r>
+            <w:proofErr w:type="spellStart"/>
+            <w:r>
+              <w:t>vụ</w:t>
+            </w:r>
+            <w:proofErr w:type="spellEnd"/>
+            <w:r>
+              <w:t xml:space="preserve">, </w:t>
+            </w:r>
+            <w:proofErr w:type="spellStart"/>
+            <w:r>
+              <w:t>xem</w:t>
+            </w:r>
+            <w:proofErr w:type="spellEnd"/>
+            <w:r>
+              <w:t xml:space="preserve"> </w:t>
+            </w:r>
+            <w:proofErr w:type="spellStart"/>
+            <w:r>
+              <w:t>xét</w:t>
+            </w:r>
+            <w:proofErr w:type="spellEnd"/>
+            <w:r>
+              <w:t xml:space="preserve"> </w:t>
+            </w:r>
+            <w:proofErr w:type="spellStart"/>
+            <w:r>
+              <w:t>ưu</w:t>
+            </w:r>
+            <w:proofErr w:type="spellEnd"/>
+            <w:r>
+              <w:t xml:space="preserve"> </w:t>
+            </w:r>
+            <w:proofErr w:type="spellStart"/>
+            <w:r>
+              <w:t>tiên</w:t>
+            </w:r>
+            <w:proofErr w:type="spellEnd"/>
+            <w:r>
+              <w:t xml:space="preserve"> </w:t>
+            </w:r>
+            <w:proofErr w:type="spellStart"/>
+            <w:r>
+              <w:t>và</w:t>
+            </w:r>
+            <w:proofErr w:type="spellEnd"/>
+            <w:r>
+              <w:t xml:space="preserve"> </w:t>
+            </w:r>
+            <w:proofErr w:type="spellStart"/>
+            <w:r>
+              <w:t>thảo</w:t>
+            </w:r>
+            <w:proofErr w:type="spellEnd"/>
+            <w:r>
+              <w:t xml:space="preserve"> </w:t>
+            </w:r>
+            <w:proofErr w:type="spellStart"/>
+            <w:r>
+              <w:t>luận</w:t>
+            </w:r>
+            <w:proofErr w:type="spellEnd"/>
+            <w:r>
+              <w:t xml:space="preserve"> </w:t>
+            </w:r>
+            <w:proofErr w:type="spellStart"/>
+            <w:r>
+              <w:t>trong</w:t>
+            </w:r>
+            <w:proofErr w:type="spellEnd"/>
+            <w:r>
+              <w:t xml:space="preserve"> </w:t>
+            </w:r>
+            <w:proofErr w:type="spellStart"/>
+            <w:r>
+              <w:t>các</w:t>
+            </w:r>
+            <w:proofErr w:type="spellEnd"/>
+            <w:r>
+              <w:t xml:space="preserve"> </w:t>
+            </w:r>
+            <w:proofErr w:type="spellStart"/>
+            <w:r>
+              <w:t>đợt</w:t>
+            </w:r>
+            <w:proofErr w:type="spellEnd"/>
+            <w:r>
+              <w:t xml:space="preserve"> Refinement/Sprint Planning </w:t>
+            </w:r>
+            <w:proofErr w:type="spellStart"/>
+            <w:r>
+              <w:t>tiếp</w:t>
+            </w:r>
+            <w:proofErr w:type="spellEnd"/>
+            <w:r>
+              <w:t xml:space="preserve"> </w:t>
+            </w:r>
+            <w:proofErr w:type="spellStart"/>
+            <w:r>
+              <w:t>theo</w:t>
+            </w:r>
+            <w:proofErr w:type="spellEnd"/>
+            <w:r>
+              <w:t xml:space="preserve"> </w:t>
+            </w:r>
+            <w:proofErr w:type="spellStart"/>
+            <w:r>
+              <w:t>chứ</w:t>
+            </w:r>
+            <w:proofErr w:type="spellEnd"/>
+            <w:r>
+              <w:t xml:space="preserve"> </w:t>
+            </w:r>
+            <w:proofErr w:type="spellStart"/>
+            <w:r>
+              <w:t>không</w:t>
+            </w:r>
+            <w:proofErr w:type="spellEnd"/>
+            <w:r>
+              <w:t xml:space="preserve"> </w:t>
+            </w:r>
+            <w:proofErr w:type="spellStart"/>
+            <w:r>
+              <w:t>đưa</w:t>
+            </w:r>
+            <w:proofErr w:type="spellEnd"/>
+            <w:r>
+              <w:t xml:space="preserve"> </w:t>
+            </w:r>
+            <w:proofErr w:type="spellStart"/>
+            <w:r>
+              <w:t>ngay</w:t>
+            </w:r>
+            <w:proofErr w:type="spellEnd"/>
+            <w:r>
+              <w:t xml:space="preserve"> </w:t>
+            </w:r>
+            <w:proofErr w:type="spellStart"/>
+            <w:r>
+              <w:t>vào</w:t>
+            </w:r>
+            <w:proofErr w:type="spellEnd"/>
+            <w:r>
+              <w:t xml:space="preserve"> Sprint </w:t>
+            </w:r>
+            <w:proofErr w:type="spellStart"/>
+            <w:r>
+              <w:t>hiện</w:t>
+            </w:r>
+            <w:proofErr w:type="spellEnd"/>
+            <w:r>
+              <w:t xml:space="preserve"> </w:t>
+            </w:r>
+            <w:proofErr w:type="spellStart"/>
+            <w:r>
+              <w:t>tại</w:t>
+            </w:r>
+            <w:proofErr w:type="spellEnd"/>
           </w:p>
         </w:tc>
       </w:tr>
@@ -11812,7 +12174,6 @@
   <w:style w:type="character" w:default="1" w:styleId="DefaultParagraphFont">
     <w:name w:val="Default Paragraph Font"/>
     <w:uiPriority w:val="1"/>
-    <w:semiHidden/>
     <w:unhideWhenUsed/>
   </w:style>
   <w:style w:type="table" w:default="1" w:styleId="TableNormal">
